--- a/ĐỀ CƯƠNG DỰ ÁN VIECHAT.docx
+++ b/ĐỀ CƯƠNG DỰ ÁN VIECHAT.docx
@@ -1,6 +1,6 @@
 
 <file path=word/document.xml><?xml version="1.0" encoding="utf-8"?>
-<w:document xmlns:wpc="http://schemas.microsoft.com/office/word/2010/wordprocessingCanvas" xmlns:cx="http://schemas.microsoft.com/office/drawing/2014/chartex" xmlns:cx1="http://schemas.microsoft.com/office/drawing/2015/9/8/chartex" xmlns:cx2="http://schemas.microsoft.com/office/drawing/2015/10/21/chartex" xmlns:cx3="http://schemas.microsoft.com/office/drawing/2016/5/9/chartex" xmlns:cx4="http://schemas.microsoft.com/office/drawing/2016/5/10/chartex" xmlns:cx5="http://schemas.microsoft.com/office/drawing/2016/5/11/chartex" xmlns:cx6="http://schemas.microsoft.com/office/drawing/2016/5/12/chartex" xmlns:cx7="http://schemas.microsoft.com/office/drawing/2016/5/13/chartex" xmlns:cx8="http://schemas.microsoft.com/office/drawing/2016/5/14/chartex" xmlns:mc="http://schemas.openxmlformats.org/markup-compatibility/2006" xmlns:aink="http://schemas.microsoft.com/office/drawing/2016/ink" xmlns:am3d="http://schemas.microsoft.com/office/drawing/2017/model3d" xmlns:o="urn:schemas-microsoft-com:office:office" xmlns:oel="http://schemas.microsoft.com/office/2019/extlst" xmlns:r="http://schemas.openxmlformats.org/officeDocument/2006/relationships" xmlns:m="http://schemas.openxmlformats.org/officeDocument/2006/math" xmlns:v="urn:schemas-microsoft-com:vml" xmlns:wp14="http://schemas.microsoft.com/office/word/2010/wordprocessingDrawing" xmlns:wp="http://schemas.openxmlformats.org/drawingml/2006/wordprocessingDrawing" xmlns:w10="urn:schemas-microsoft-com:office:word" xmlns:w="http://schemas.openxmlformats.org/wordprocessingml/2006/main" xmlns:w14="http://schemas.microsoft.com/office/word/2010/wordml" xmlns:w15="http://schemas.microsoft.com/office/word/2012/wordml" xmlns:w16cei="http://schemas.microsoft.com/office/word/2026/wordml/cei" xmlns:w16cex="http://schemas.microsoft.com/office/word/2018/wordml/cex" xmlns:w16cid="http://schemas.microsoft.com/office/word/2016/wordml/cid" xmlns:w16="http://schemas.microsoft.com/office/word/2018/wordml" xmlns:w16du="http://schemas.microsoft.com/office/word/2023/wordml/word16du" xmlns:w16sdtdh="http://schemas.microsoft.com/office/word/2020/wordml/sdtdatahash" xmlns:w16sdtfl="http://schemas.microsoft.com/office/word/2024/wordml/sdtformatlock" xmlns:w16se="http://schemas.microsoft.com/office/word/2015/wordml/symex" xmlns:wpg="http://schemas.microsoft.com/office/word/2010/wordprocessingGroup" xmlns:wpi="http://schemas.microsoft.com/office/word/2010/wordprocessingInk" xmlns:wne="http://schemas.microsoft.com/office/word/2006/wordml" xmlns:wps="http://schemas.microsoft.com/office/word/2010/wordprocessingShape" mc:Ignorable="w14 w15 w16se w16cid w16 w16cex w16sdtdh w16sdtfl w16du wp14">
+<w:document xmlns:wpc="http://schemas.microsoft.com/office/word/2010/wordprocessingCanvas" xmlns:cx="http://schemas.microsoft.com/office/drawing/2014/chartex" xmlns:cx1="http://schemas.microsoft.com/office/drawing/2015/9/8/chartex" xmlns:cx2="http://schemas.microsoft.com/office/drawing/2015/10/21/chartex" xmlns:cx3="http://schemas.microsoft.com/office/drawing/2016/5/9/chartex" xmlns:cx4="http://schemas.microsoft.com/office/drawing/2016/5/10/chartex" xmlns:cx5="http://schemas.microsoft.com/office/drawing/2016/5/11/chartex" xmlns:cx6="http://schemas.microsoft.com/office/drawing/2016/5/12/chartex" xmlns:cx7="http://schemas.microsoft.com/office/drawing/2016/5/13/chartex" xmlns:cx8="http://schemas.microsoft.com/office/drawing/2016/5/14/chartex" xmlns:mc="http://schemas.openxmlformats.org/markup-compatibility/2006" xmlns:aink="http://schemas.microsoft.com/office/drawing/2016/ink" xmlns:am3d="http://schemas.microsoft.com/office/drawing/2017/model3d" xmlns:o="urn:schemas-microsoft-com:office:office" xmlns:oel="http://schemas.microsoft.com/office/2019/extlst" xmlns:r="http://schemas.openxmlformats.org/officeDocument/2006/relationships" xmlns:m="http://schemas.openxmlformats.org/officeDocument/2006/math" xmlns:v="urn:schemas-microsoft-com:vml" xmlns:wp14="http://schemas.microsoft.com/office/word/2010/wordprocessingDrawing" xmlns:wp="http://schemas.openxmlformats.org/drawingml/2006/wordprocessingDrawing" xmlns:w10="urn:schemas-microsoft-com:office:word" xmlns:w="http://schemas.openxmlformats.org/wordprocessingml/2006/main" xmlns:w14="http://schemas.microsoft.com/office/word/2010/wordml" xmlns:w15="http://schemas.microsoft.com/office/word/2012/wordml" xmlns:w16cex="http://schemas.microsoft.com/office/word/2018/wordml/cex" xmlns:w16cid="http://schemas.microsoft.com/office/word/2016/wordml/cid" xmlns:w16="http://schemas.microsoft.com/office/word/2018/wordml" xmlns:w16du="http://schemas.microsoft.com/office/word/2023/wordml/word16du" xmlns:w16sdtdh="http://schemas.microsoft.com/office/word/2020/wordml/sdtdatahash" xmlns:w16sdtfl="http://schemas.microsoft.com/office/word/2024/wordml/sdtformatlock" xmlns:w16se="http://schemas.microsoft.com/office/word/2015/wordml/symex" xmlns:wpg="http://schemas.microsoft.com/office/word/2010/wordprocessingGroup" xmlns:wpi="http://schemas.microsoft.com/office/word/2010/wordprocessingInk" xmlns:wne="http://schemas.microsoft.com/office/word/2006/wordml" xmlns:wps="http://schemas.microsoft.com/office/word/2010/wordprocessingShape" mc:Ignorable="w14 w15 w16se w16cid w16 w16cex w16sdtdh w16sdtfl w16du wp14">
   <w:body>
     <w:p>
       <w:pPr>
@@ -1351,16 +1351,7 @@
           <w:szCs w:val="28"/>
           <w:lang w:val="vi-VN"/>
         </w:rPr>
-        <w:t xml:space="preserve">Câu hỏi: </w:t>
-      </w:r>
-      <w:r>
-        <w:rPr>
-          <w:rFonts w:ascii="Times New Roman" w:hAnsi="Times New Roman" w:cs="Times New Roman"/>
-          <w:sz w:val="28"/>
-          <w:szCs w:val="28"/>
-          <w:lang w:val="vi-VN"/>
-        </w:rPr>
-        <w:t>Điểm khác biệt của VieChat so với Messenger/Zalo là gì</w:t>
+        <w:t>Câu hỏi: Điểm khác biệt của VieChat so với Messenger/Zalo là gì</w:t>
       </w:r>
     </w:p>
     <w:p>
@@ -1391,870 +1382,3093 @@
           <w:bCs/>
           <w:sz w:val="28"/>
           <w:szCs w:val="28"/>
-        </w:rPr>
-      </w:pPr>
-      <w:r>
-        <w:rPr>
-          <w:rFonts w:ascii="Times New Roman" w:hAnsi="Times New Roman" w:cs="Times New Roman"/>
-          <w:b/>
-          <w:bCs/>
-          <w:sz w:val="28"/>
-          <w:szCs w:val="28"/>
-        </w:rPr>
-        <w:t xml:space="preserve">5. </w:t>
-      </w:r>
-      <w:proofErr w:type="spellStart"/>
-      <w:r>
-        <w:rPr>
-          <w:rFonts w:ascii="Times New Roman" w:hAnsi="Times New Roman" w:cs="Times New Roman"/>
-          <w:b/>
-          <w:bCs/>
-          <w:sz w:val="28"/>
-          <w:szCs w:val="28"/>
-        </w:rPr>
-        <w:t>Kiến</w:t>
-      </w:r>
-      <w:proofErr w:type="spellEnd"/>
-      <w:r>
-        <w:rPr>
-          <w:rFonts w:ascii="Times New Roman" w:hAnsi="Times New Roman" w:cs="Times New Roman"/>
-          <w:b/>
-          <w:bCs/>
-          <w:sz w:val="28"/>
-          <w:szCs w:val="28"/>
-        </w:rPr>
-        <w:t xml:space="preserve"> </w:t>
-      </w:r>
-      <w:proofErr w:type="spellStart"/>
-      <w:r>
-        <w:rPr>
-          <w:rFonts w:ascii="Times New Roman" w:hAnsi="Times New Roman" w:cs="Times New Roman"/>
-          <w:b/>
-          <w:bCs/>
-          <w:sz w:val="28"/>
-          <w:szCs w:val="28"/>
-        </w:rPr>
-        <w:t>trúc</w:t>
-      </w:r>
-      <w:proofErr w:type="spellEnd"/>
-      <w:r>
-        <w:rPr>
-          <w:rFonts w:ascii="Times New Roman" w:hAnsi="Times New Roman" w:cs="Times New Roman"/>
-          <w:b/>
-          <w:bCs/>
-          <w:sz w:val="28"/>
-          <w:szCs w:val="28"/>
-        </w:rPr>
-        <w:t xml:space="preserve"> </w:t>
-      </w:r>
-      <w:proofErr w:type="spellStart"/>
-      <w:r>
-        <w:rPr>
-          <w:rFonts w:ascii="Times New Roman" w:hAnsi="Times New Roman" w:cs="Times New Roman"/>
-          <w:b/>
-          <w:bCs/>
-          <w:sz w:val="28"/>
-          <w:szCs w:val="28"/>
-        </w:rPr>
-        <w:t>tổng</w:t>
-      </w:r>
-      <w:proofErr w:type="spellEnd"/>
-      <w:r>
-        <w:rPr>
-          <w:rFonts w:ascii="Times New Roman" w:hAnsi="Times New Roman" w:cs="Times New Roman"/>
-          <w:b/>
-          <w:bCs/>
-          <w:sz w:val="28"/>
-          <w:szCs w:val="28"/>
-        </w:rPr>
-        <w:t xml:space="preserve"> </w:t>
-      </w:r>
-      <w:proofErr w:type="spellStart"/>
-      <w:r>
-        <w:rPr>
-          <w:rFonts w:ascii="Times New Roman" w:hAnsi="Times New Roman" w:cs="Times New Roman"/>
-          <w:b/>
-          <w:bCs/>
-          <w:sz w:val="28"/>
-          <w:szCs w:val="28"/>
-        </w:rPr>
-        <w:t>thể</w:t>
-      </w:r>
-      <w:proofErr w:type="spellEnd"/>
-      <w:r>
-        <w:rPr>
-          <w:rFonts w:ascii="Times New Roman" w:hAnsi="Times New Roman" w:cs="Times New Roman"/>
-          <w:b/>
-          <w:bCs/>
-          <w:sz w:val="28"/>
-          <w:szCs w:val="28"/>
-        </w:rPr>
-        <w:t xml:space="preserve"> </w:t>
-      </w:r>
-      <w:proofErr w:type="spellStart"/>
-      <w:r>
-        <w:rPr>
-          <w:rFonts w:ascii="Times New Roman" w:hAnsi="Times New Roman" w:cs="Times New Roman"/>
-          <w:b/>
-          <w:bCs/>
-          <w:sz w:val="28"/>
-          <w:szCs w:val="28"/>
-        </w:rPr>
-        <w:t>của</w:t>
-      </w:r>
-      <w:proofErr w:type="spellEnd"/>
-      <w:r>
-        <w:rPr>
-          <w:rFonts w:ascii="Times New Roman" w:hAnsi="Times New Roman" w:cs="Times New Roman"/>
-          <w:b/>
-          <w:bCs/>
-          <w:sz w:val="28"/>
-          <w:szCs w:val="28"/>
-        </w:rPr>
-        <w:t xml:space="preserve"> </w:t>
-      </w:r>
-      <w:proofErr w:type="spellStart"/>
-      <w:r>
-        <w:rPr>
-          <w:rFonts w:ascii="Times New Roman" w:hAnsi="Times New Roman" w:cs="Times New Roman"/>
-          <w:b/>
-          <w:bCs/>
-          <w:sz w:val="28"/>
-          <w:szCs w:val="28"/>
-        </w:rPr>
-        <w:t>VieChat</w:t>
-      </w:r>
-      <w:proofErr w:type="spellEnd"/>
-      <w:r>
-        <w:rPr>
-          <w:rFonts w:ascii="Times New Roman" w:hAnsi="Times New Roman" w:cs="Times New Roman"/>
-          <w:b/>
-          <w:bCs/>
-          <w:sz w:val="28"/>
-          <w:szCs w:val="28"/>
-        </w:rPr>
-        <w:t xml:space="preserve"> </w:t>
-      </w:r>
-      <w:proofErr w:type="spellStart"/>
-      <w:r>
-        <w:rPr>
-          <w:rFonts w:ascii="Times New Roman" w:hAnsi="Times New Roman" w:cs="Times New Roman"/>
-          <w:b/>
-          <w:bCs/>
-          <w:sz w:val="28"/>
-          <w:szCs w:val="28"/>
-        </w:rPr>
-        <w:t>như</w:t>
-      </w:r>
-      <w:proofErr w:type="spellEnd"/>
-      <w:r>
-        <w:rPr>
-          <w:rFonts w:ascii="Times New Roman" w:hAnsi="Times New Roman" w:cs="Times New Roman"/>
-          <w:b/>
-          <w:bCs/>
-          <w:sz w:val="28"/>
-          <w:szCs w:val="28"/>
-        </w:rPr>
-        <w:t xml:space="preserve"> </w:t>
-      </w:r>
-      <w:proofErr w:type="spellStart"/>
-      <w:r>
-        <w:rPr>
-          <w:rFonts w:ascii="Times New Roman" w:hAnsi="Times New Roman" w:cs="Times New Roman"/>
-          <w:b/>
-          <w:bCs/>
-          <w:sz w:val="28"/>
-          <w:szCs w:val="28"/>
-        </w:rPr>
-        <w:t>thế</w:t>
-      </w:r>
-      <w:proofErr w:type="spellEnd"/>
-      <w:r>
-        <w:rPr>
-          <w:rFonts w:ascii="Times New Roman" w:hAnsi="Times New Roman" w:cs="Times New Roman"/>
-          <w:b/>
-          <w:bCs/>
-          <w:sz w:val="28"/>
-          <w:szCs w:val="28"/>
-        </w:rPr>
-        <w:t xml:space="preserve"> </w:t>
-      </w:r>
-      <w:proofErr w:type="spellStart"/>
-      <w:r>
-        <w:rPr>
-          <w:rFonts w:ascii="Times New Roman" w:hAnsi="Times New Roman" w:cs="Times New Roman"/>
-          <w:b/>
-          <w:bCs/>
-          <w:sz w:val="28"/>
-          <w:szCs w:val="28"/>
-        </w:rPr>
-        <w:t>nào</w:t>
-      </w:r>
-      <w:proofErr w:type="spellEnd"/>
-      <w:r>
-        <w:rPr>
-          <w:rFonts w:ascii="Times New Roman" w:hAnsi="Times New Roman" w:cs="Times New Roman"/>
-          <w:b/>
-          <w:bCs/>
-          <w:sz w:val="28"/>
-          <w:szCs w:val="28"/>
-        </w:rPr>
-        <w:t>?</w:t>
-      </w:r>
-    </w:p>
-    <w:p>
-      <w:pPr>
-        <w:rPr>
-          <w:rFonts w:ascii="Times New Roman" w:hAnsi="Times New Roman" w:cs="Times New Roman"/>
-          <w:sz w:val="28"/>
-          <w:szCs w:val="28"/>
-          <w:lang w:val="vi-VN"/>
-        </w:rPr>
-      </w:pPr>
-      <w:proofErr w:type="spellStart"/>
-      <w:r>
-        <w:rPr>
-          <w:rFonts w:ascii="Times New Roman" w:hAnsi="Times New Roman" w:cs="Times New Roman"/>
-          <w:b/>
-          <w:bCs/>
-          <w:sz w:val="28"/>
-          <w:szCs w:val="28"/>
-        </w:rPr>
-        <w:t>Trả</w:t>
-      </w:r>
-      <w:proofErr w:type="spellEnd"/>
-      <w:r>
-        <w:rPr>
-          <w:rFonts w:ascii="Times New Roman" w:hAnsi="Times New Roman" w:cs="Times New Roman"/>
-          <w:b/>
-          <w:bCs/>
-          <w:sz w:val="28"/>
-          <w:szCs w:val="28"/>
-        </w:rPr>
-        <w:t xml:space="preserve"> </w:t>
-      </w:r>
-      <w:proofErr w:type="spellStart"/>
-      <w:r>
-        <w:rPr>
-          <w:rFonts w:ascii="Times New Roman" w:hAnsi="Times New Roman" w:cs="Times New Roman"/>
-          <w:b/>
-          <w:bCs/>
-          <w:sz w:val="28"/>
-          <w:szCs w:val="28"/>
-        </w:rPr>
-        <w:t>lời</w:t>
-      </w:r>
-      <w:proofErr w:type="spellEnd"/>
-      <w:r>
-        <w:rPr>
-          <w:rFonts w:ascii="Times New Roman" w:hAnsi="Times New Roman" w:cs="Times New Roman"/>
-          <w:b/>
-          <w:bCs/>
-          <w:sz w:val="28"/>
-          <w:szCs w:val="28"/>
+          <w:lang w:val="vi-VN"/>
+        </w:rPr>
+      </w:pPr>
+      <w:r>
+        <w:rPr>
+          <w:rFonts w:ascii="Times New Roman" w:hAnsi="Times New Roman" w:cs="Times New Roman"/>
+          <w:b/>
+          <w:bCs/>
+          <w:sz w:val="28"/>
+          <w:szCs w:val="28"/>
+          <w:lang w:val="vi-VN"/>
+        </w:rPr>
+        <w:t>5. Kiến trúc tổng thể của VieChat như thế nào?</w:t>
+      </w:r>
+    </w:p>
+    <w:p>
+      <w:pPr>
+        <w:rPr>
+          <w:rFonts w:ascii="Times New Roman" w:hAnsi="Times New Roman" w:cs="Times New Roman"/>
+          <w:sz w:val="28"/>
+          <w:szCs w:val="28"/>
+          <w:lang w:val="vi-VN"/>
+        </w:rPr>
+      </w:pPr>
+      <w:r>
+        <w:rPr>
+          <w:rFonts w:ascii="Times New Roman" w:hAnsi="Times New Roman" w:cs="Times New Roman"/>
+          <w:b/>
+          <w:bCs/>
+          <w:sz w:val="28"/>
+          <w:szCs w:val="28"/>
+          <w:lang w:val="vi-VN"/>
+        </w:rPr>
+        <w:t>Trả lời:</w:t>
+      </w:r>
+      <w:r>
+        <w:rPr>
+          <w:rFonts w:ascii="Times New Roman" w:hAnsi="Times New Roman" w:cs="Times New Roman"/>
+          <w:sz w:val="28"/>
+          <w:szCs w:val="28"/>
+          <w:lang w:val="vi-VN"/>
+        </w:rPr>
+        <w:t xml:space="preserve"> VieChat sử dụng kiến trúc Client–Server tách biệt. Frontend được xây dựng bằng React và Vite, Backend sử dụng Node.js và Express. Frontend giao tiếp với Backend thông qua REST API và Socket.io. Backend kết nối MongoDB để lưu dữ liệu và Cloudinary để lưu trữ hình ảnh.</w:t>
+      </w:r>
+    </w:p>
+    <w:p>
+      <w:pPr>
+        <w:rPr>
+          <w:rFonts w:ascii="Times New Roman" w:hAnsi="Times New Roman" w:cs="Times New Roman"/>
+          <w:b/>
+          <w:bCs/>
+          <w:sz w:val="28"/>
+          <w:szCs w:val="28"/>
+          <w:lang w:val="vi-VN"/>
+        </w:rPr>
+      </w:pPr>
+      <w:r>
+        <w:rPr>
+          <w:rFonts w:ascii="Times New Roman" w:hAnsi="Times New Roman" w:cs="Times New Roman"/>
+          <w:b/>
+          <w:bCs/>
+          <w:sz w:val="28"/>
+          <w:szCs w:val="28"/>
+          <w:lang w:val="vi-VN"/>
+        </w:rPr>
+        <w:t>8. Socket.io dùng để làm gì?</w:t>
+      </w:r>
+    </w:p>
+    <w:p>
+      <w:pPr>
+        <w:rPr>
+          <w:rFonts w:ascii="Times New Roman" w:hAnsi="Times New Roman" w:cs="Times New Roman"/>
+          <w:sz w:val="28"/>
+          <w:szCs w:val="28"/>
+          <w:lang w:val="vi-VN"/>
+        </w:rPr>
+      </w:pPr>
+      <w:r>
+        <w:rPr>
+          <w:rFonts w:ascii="Times New Roman" w:hAnsi="Times New Roman" w:cs="Times New Roman"/>
+          <w:b/>
+          <w:bCs/>
+          <w:sz w:val="28"/>
+          <w:szCs w:val="28"/>
+          <w:lang w:val="vi-VN"/>
+        </w:rPr>
+        <w:t>Trả lời:</w:t>
+      </w:r>
+      <w:r>
+        <w:rPr>
+          <w:rFonts w:ascii="Times New Roman" w:hAnsi="Times New Roman" w:cs="Times New Roman"/>
+          <w:sz w:val="28"/>
+          <w:szCs w:val="28"/>
+          <w:lang w:val="vi-VN"/>
+        </w:rPr>
+        <w:t xml:space="preserve"> Socket.io được sử dụng để duy trì kết nối hai chiều giữa Client và Server. Nhờ đó Server có thể gửi dữ liệu đến Client ngay khi có sự kiện mới, ví dụ tin nhắn mới, trạng thái online/offline hoặc trạng thái đã xem mà không cần người dùng tải lại trang.</w:t>
+      </w:r>
+    </w:p>
+    <w:p>
+      <w:pPr>
+        <w:rPr>
+          <w:rFonts w:ascii="Times New Roman" w:hAnsi="Times New Roman" w:cs="Times New Roman"/>
+          <w:b/>
+          <w:bCs/>
+          <w:sz w:val="28"/>
+          <w:szCs w:val="28"/>
+          <w:lang w:val="vi-VN"/>
+        </w:rPr>
+      </w:pPr>
+      <w:r>
+        <w:rPr>
+          <w:rFonts w:ascii="Times New Roman" w:hAnsi="Times New Roman" w:cs="Times New Roman"/>
+          <w:b/>
+          <w:bCs/>
+          <w:sz w:val="28"/>
+          <w:szCs w:val="28"/>
+          <w:lang w:val="vi-VN"/>
+        </w:rPr>
+        <w:t>9. Tại sao không dùng REST API cho realtime?</w:t>
+      </w:r>
+    </w:p>
+    <w:p>
+      <w:pPr>
+        <w:rPr>
+          <w:rFonts w:ascii="Times New Roman" w:hAnsi="Times New Roman" w:cs="Times New Roman"/>
+          <w:sz w:val="28"/>
+          <w:szCs w:val="28"/>
+          <w:lang w:val="vi-VN"/>
+        </w:rPr>
+      </w:pPr>
+      <w:r>
+        <w:rPr>
+          <w:rFonts w:ascii="Times New Roman" w:hAnsi="Times New Roman" w:cs="Times New Roman"/>
+          <w:b/>
+          <w:bCs/>
+          <w:sz w:val="28"/>
+          <w:szCs w:val="28"/>
+          <w:lang w:val="vi-VN"/>
+        </w:rPr>
+        <w:t>Trả lời:</w:t>
+      </w:r>
+      <w:r>
+        <w:rPr>
+          <w:rFonts w:ascii="Times New Roman" w:hAnsi="Times New Roman" w:cs="Times New Roman"/>
+          <w:sz w:val="28"/>
+          <w:szCs w:val="28"/>
+          <w:lang w:val="vi-VN"/>
+        </w:rPr>
+        <w:t xml:space="preserve"> REST API chủ yếu hoạt động theo mô hình request–response, tức là Client phải gửi request thì mới nhận được response. Nếu dùng REST API để kiểm tra tin nhắn liên tục sẽ phải polling, gây thêm request và độ trễ. Socket.io cho phép Server chủ động đẩy sự kiện đến Client nên phù hợp hơn với ứng dụng chat realtime.</w:t>
+      </w:r>
+    </w:p>
+    <w:p>
+      <w:pPr>
+        <w:rPr>
+          <w:rFonts w:ascii="Times New Roman" w:hAnsi="Times New Roman" w:cs="Times New Roman"/>
+          <w:b/>
+          <w:bCs/>
+          <w:sz w:val="28"/>
+          <w:szCs w:val="28"/>
+          <w:lang w:val="vi-VN"/>
+        </w:rPr>
+      </w:pPr>
+      <w:r>
+        <w:rPr>
+          <w:rFonts w:ascii="Times New Roman" w:hAnsi="Times New Roman" w:cs="Times New Roman"/>
+          <w:b/>
+          <w:bCs/>
+          <w:sz w:val="28"/>
+          <w:szCs w:val="28"/>
+          <w:lang w:val="vi-VN"/>
+        </w:rPr>
+        <w:lastRenderedPageBreak/>
+        <w:t>1.  Bảo mật — ưu tiên cao</w:t>
+      </w:r>
+    </w:p>
+    <w:p>
+      <w:pPr>
+        <w:numPr>
+          <w:ilvl w:val="0"/>
+          <w:numId w:val="12"/>
+        </w:numPr>
+        <w:rPr>
+          <w:rFonts w:ascii="Times New Roman" w:hAnsi="Times New Roman" w:cs="Times New Roman"/>
+          <w:sz w:val="28"/>
+          <w:szCs w:val="28"/>
+          <w:lang w:val="vi-VN"/>
+        </w:rPr>
+      </w:pPr>
+      <w:r>
+        <w:rPr>
+          <w:rFonts w:ascii="Times New Roman" w:hAnsi="Times New Roman" w:cs="Times New Roman"/>
+          <w:sz w:val="28"/>
+          <w:szCs w:val="28"/>
+          <w:lang w:val="vi-VN"/>
+        </w:rPr>
+        <w:t xml:space="preserve">Mật khẩu dùng </w:t>
+      </w:r>
+      <w:r>
+        <w:rPr>
+          <w:rFonts w:ascii="Times New Roman" w:hAnsi="Times New Roman" w:cs="Times New Roman"/>
+          <w:b/>
+          <w:bCs/>
+          <w:sz w:val="28"/>
+          <w:szCs w:val="28"/>
+          <w:lang w:val="vi-VN"/>
+        </w:rPr>
+        <w:t>bcrypt</w:t>
+      </w:r>
+      <w:r>
+        <w:rPr>
+          <w:rFonts w:ascii="Times New Roman" w:hAnsi="Times New Roman" w:cs="Times New Roman"/>
+          <w:sz w:val="28"/>
+          <w:szCs w:val="28"/>
+          <w:lang w:val="vi-VN"/>
+        </w:rPr>
+        <w:t xml:space="preserve"> như hiện tại. </w:t>
+      </w:r>
+    </w:p>
+    <w:p>
+      <w:pPr>
+        <w:numPr>
+          <w:ilvl w:val="0"/>
+          <w:numId w:val="12"/>
+        </w:numPr>
+        <w:rPr>
+          <w:rFonts w:ascii="Times New Roman" w:hAnsi="Times New Roman" w:cs="Times New Roman"/>
+          <w:sz w:val="28"/>
+          <w:szCs w:val="28"/>
+          <w:lang w:val="vi-VN"/>
+        </w:rPr>
+      </w:pPr>
+      <w:r>
+        <w:rPr>
+          <w:rFonts w:ascii="Times New Roman" w:hAnsi="Times New Roman" w:cs="Times New Roman"/>
+          <w:sz w:val="28"/>
+          <w:szCs w:val="28"/>
+          <w:lang w:val="vi-VN"/>
+        </w:rPr>
+        <w:t xml:space="preserve">JWT có thời hạn, không để token cố định. </w:t>
+      </w:r>
+    </w:p>
+    <w:p>
+      <w:pPr>
+        <w:numPr>
+          <w:ilvl w:val="0"/>
+          <w:numId w:val="12"/>
+        </w:numPr>
+        <w:rPr>
+          <w:rFonts w:ascii="Times New Roman" w:hAnsi="Times New Roman" w:cs="Times New Roman"/>
+          <w:sz w:val="28"/>
+          <w:szCs w:val="28"/>
+          <w:lang w:val="vi-VN"/>
+        </w:rPr>
+      </w:pPr>
+      <w:r>
+        <w:rPr>
+          <w:rFonts w:ascii="Times New Roman" w:hAnsi="Times New Roman" w:cs="Times New Roman"/>
+          <w:sz w:val="28"/>
+          <w:szCs w:val="28"/>
+          <w:lang w:val="vi-VN"/>
+        </w:rPr>
+        <w:t xml:space="preserve">Kiểm tra dữ liệu đầu vào ở cả frontend và backend. </w:t>
+      </w:r>
+    </w:p>
+    <w:p>
+      <w:pPr>
+        <w:numPr>
+          <w:ilvl w:val="0"/>
+          <w:numId w:val="12"/>
+        </w:numPr>
+        <w:rPr>
+          <w:rFonts w:ascii="Times New Roman" w:hAnsi="Times New Roman" w:cs="Times New Roman"/>
+          <w:sz w:val="28"/>
+          <w:szCs w:val="28"/>
+          <w:lang w:val="vi-VN"/>
+        </w:rPr>
+      </w:pPr>
+      <w:r>
+        <w:rPr>
+          <w:rFonts w:ascii="Times New Roman" w:hAnsi="Times New Roman" w:cs="Times New Roman"/>
+          <w:sz w:val="28"/>
+          <w:szCs w:val="28"/>
+          <w:lang w:val="vi-VN"/>
+        </w:rPr>
+        <w:t xml:space="preserve">Không để MONGODB_URI, JWT secret, API key trong GitHub. </w:t>
+      </w:r>
+    </w:p>
+    <w:p>
+      <w:pPr>
+        <w:numPr>
+          <w:ilvl w:val="0"/>
+          <w:numId w:val="12"/>
+        </w:numPr>
+        <w:rPr>
+          <w:rFonts w:ascii="Times New Roman" w:hAnsi="Times New Roman" w:cs="Times New Roman"/>
+          <w:sz w:val="28"/>
+          <w:szCs w:val="28"/>
+          <w:lang w:val="vi-VN"/>
+        </w:rPr>
+      </w:pPr>
+      <w:r>
+        <w:rPr>
+          <w:rFonts w:ascii="Times New Roman" w:hAnsi="Times New Roman" w:cs="Times New Roman"/>
+          <w:sz w:val="28"/>
+          <w:szCs w:val="28"/>
+          <w:lang w:val="vi-VN"/>
+        </w:rPr>
+        <w:t xml:space="preserve">Cấu hình CORS đúng domain production. </w:t>
+      </w:r>
+    </w:p>
+    <w:p>
+      <w:pPr>
+        <w:numPr>
+          <w:ilvl w:val="0"/>
+          <w:numId w:val="12"/>
+        </w:numPr>
+        <w:rPr>
+          <w:rFonts w:ascii="Times New Roman" w:hAnsi="Times New Roman" w:cs="Times New Roman"/>
+          <w:sz w:val="28"/>
+          <w:szCs w:val="28"/>
+          <w:lang w:val="vi-VN"/>
+        </w:rPr>
+      </w:pPr>
+      <w:r>
+        <w:rPr>
+          <w:rFonts w:ascii="Times New Roman" w:hAnsi="Times New Roman" w:cs="Times New Roman"/>
+          <w:sz w:val="28"/>
+          <w:szCs w:val="28"/>
+          <w:lang w:val="vi-VN"/>
+        </w:rPr>
+        <w:t xml:space="preserve">Xử lý quyền truy cập API: người dùng không được sửa/xóa dữ liệu của người khác. </w:t>
+      </w:r>
+    </w:p>
+    <w:p>
+      <w:pPr>
+        <w:numPr>
+          <w:ilvl w:val="0"/>
+          <w:numId w:val="12"/>
+        </w:numPr>
+        <w:rPr>
+          <w:rFonts w:ascii="Times New Roman" w:hAnsi="Times New Roman" w:cs="Times New Roman"/>
+          <w:sz w:val="28"/>
+          <w:szCs w:val="28"/>
+          <w:lang w:val="vi-VN"/>
+        </w:rPr>
+      </w:pPr>
+      <w:r>
+        <w:rPr>
+          <w:rFonts w:ascii="Times New Roman" w:hAnsi="Times New Roman" w:cs="Times New Roman"/>
+          <w:sz w:val="28"/>
+          <w:szCs w:val="28"/>
+          <w:lang w:val="vi-VN"/>
+        </w:rPr>
+        <w:t xml:space="preserve">Thêm rate limiting cho login/register. </w:t>
+      </w:r>
+    </w:p>
+    <w:p>
+      <w:pPr>
+        <w:rPr>
+          <w:rFonts w:ascii="Times New Roman" w:hAnsi="Times New Roman" w:cs="Times New Roman"/>
+          <w:sz w:val="28"/>
+          <w:szCs w:val="28"/>
+          <w:lang w:val="vi-VN"/>
+        </w:rPr>
+      </w:pPr>
+      <w:r>
+        <w:rPr>
+          <w:rFonts w:ascii="Times New Roman" w:hAnsi="Times New Roman" w:cs="Times New Roman"/>
+          <w:b/>
+          <w:bCs/>
+          <w:sz w:val="28"/>
+          <w:szCs w:val="28"/>
+          <w:lang w:val="vi-VN"/>
+        </w:rPr>
+        <w:t>Tăng khoảng: +2–3 điểm</w:t>
+      </w:r>
+    </w:p>
+    <w:p>
+      <w:pPr>
+        <w:rPr>
+          <w:rFonts w:ascii="Times New Roman" w:hAnsi="Times New Roman" w:cs="Times New Roman"/>
+          <w:b/>
+          <w:bCs/>
+          <w:sz w:val="28"/>
+          <w:szCs w:val="28"/>
+          <w:lang w:val="vi-VN"/>
+        </w:rPr>
+      </w:pPr>
+      <w:r>
+        <w:rPr>
+          <w:rFonts w:ascii="Times New Roman" w:hAnsi="Times New Roman" w:cs="Times New Roman"/>
+          <w:b/>
+          <w:bCs/>
+          <w:sz w:val="28"/>
+          <w:szCs w:val="28"/>
+          <w:lang w:val="vi-VN"/>
+        </w:rPr>
+        <w:t>2.  Làm phần chat thật hoàn chỉnh</w:t>
+      </w:r>
+    </w:p>
+    <w:p>
+      <w:pPr>
+        <w:rPr>
+          <w:rFonts w:ascii="Times New Roman" w:hAnsi="Times New Roman" w:cs="Times New Roman"/>
+          <w:sz w:val="28"/>
+          <w:szCs w:val="28"/>
+          <w:lang w:val="vi-VN"/>
+        </w:rPr>
+      </w:pPr>
+      <w:r>
+        <w:rPr>
+          <w:rFonts w:ascii="Times New Roman" w:hAnsi="Times New Roman" w:cs="Times New Roman"/>
+          <w:sz w:val="28"/>
+          <w:szCs w:val="28"/>
+          <w:lang w:val="vi-VN"/>
+        </w:rPr>
+        <w:t>Nên có:</w:t>
+      </w:r>
+    </w:p>
+    <w:p>
+      <w:pPr>
+        <w:numPr>
+          <w:ilvl w:val="0"/>
+          <w:numId w:val="13"/>
+        </w:numPr>
+        <w:rPr>
+          <w:rFonts w:ascii="Times New Roman" w:hAnsi="Times New Roman" w:cs="Times New Roman"/>
+          <w:sz w:val="28"/>
+          <w:szCs w:val="28"/>
+          <w:lang w:val="vi-VN"/>
+        </w:rPr>
+      </w:pPr>
+      <w:r>
+        <w:rPr>
+          <w:rFonts w:ascii="Times New Roman" w:hAnsi="Times New Roman" w:cs="Times New Roman"/>
+          <w:sz w:val="28"/>
+          <w:szCs w:val="28"/>
+          <w:lang w:val="vi-VN"/>
+        </w:rPr>
+        <w:t xml:space="preserve">Nhắn tin realtime. </w:t>
+      </w:r>
+    </w:p>
+    <w:p>
+      <w:pPr>
+        <w:numPr>
+          <w:ilvl w:val="0"/>
+          <w:numId w:val="13"/>
+        </w:numPr>
+        <w:rPr>
+          <w:rFonts w:ascii="Times New Roman" w:hAnsi="Times New Roman" w:cs="Times New Roman"/>
+          <w:sz w:val="28"/>
+          <w:szCs w:val="28"/>
+          <w:lang w:val="vi-VN"/>
+        </w:rPr>
+      </w:pPr>
+      <w:r>
+        <w:rPr>
+          <w:rFonts w:ascii="Times New Roman" w:hAnsi="Times New Roman" w:cs="Times New Roman"/>
+          <w:sz w:val="28"/>
+          <w:szCs w:val="28"/>
+          <w:lang w:val="vi-VN"/>
+        </w:rPr>
+        <w:t xml:space="preserve">Hiển thị </w:t>
+      </w:r>
+      <w:r>
+        <w:rPr>
+          <w:rFonts w:ascii="Times New Roman" w:hAnsi="Times New Roman" w:cs="Times New Roman"/>
+          <w:b/>
+          <w:bCs/>
+          <w:sz w:val="28"/>
+          <w:szCs w:val="28"/>
+          <w:lang w:val="vi-VN"/>
+        </w:rPr>
+        <w:t>Online / Offline</w:t>
+      </w:r>
+      <w:r>
+        <w:rPr>
+          <w:rFonts w:ascii="Times New Roman" w:hAnsi="Times New Roman" w:cs="Times New Roman"/>
+          <w:sz w:val="28"/>
+          <w:szCs w:val="28"/>
+          <w:lang w:val="vi-VN"/>
+        </w:rPr>
+        <w:t xml:space="preserve">. </w:t>
+      </w:r>
+    </w:p>
+    <w:p>
+      <w:pPr>
+        <w:numPr>
+          <w:ilvl w:val="0"/>
+          <w:numId w:val="13"/>
+        </w:numPr>
+        <w:rPr>
+          <w:rFonts w:ascii="Times New Roman" w:hAnsi="Times New Roman" w:cs="Times New Roman"/>
+          <w:sz w:val="28"/>
+          <w:szCs w:val="28"/>
+          <w:lang w:val="vi-VN"/>
+        </w:rPr>
+      </w:pPr>
+      <w:r>
+        <w:rPr>
+          <w:rFonts w:ascii="Times New Roman" w:hAnsi="Times New Roman" w:cs="Times New Roman"/>
+          <w:sz w:val="28"/>
+          <w:szCs w:val="28"/>
+          <w:lang w:val="vi-VN"/>
+        </w:rPr>
+        <w:t xml:space="preserve">"Đang nhập..." (typing...). </w:t>
+      </w:r>
+    </w:p>
+    <w:p>
+      <w:pPr>
+        <w:numPr>
+          <w:ilvl w:val="0"/>
+          <w:numId w:val="13"/>
+        </w:numPr>
+        <w:rPr>
+          <w:rFonts w:ascii="Times New Roman" w:hAnsi="Times New Roman" w:cs="Times New Roman"/>
+          <w:sz w:val="28"/>
+          <w:szCs w:val="28"/>
+          <w:lang w:val="vi-VN"/>
+        </w:rPr>
+      </w:pPr>
+      <w:r>
+        <w:rPr>
+          <w:rFonts w:ascii="Times New Roman" w:hAnsi="Times New Roman" w:cs="Times New Roman"/>
+          <w:sz w:val="28"/>
+          <w:szCs w:val="28"/>
+          <w:lang w:val="vi-VN"/>
+        </w:rPr>
+        <w:t xml:space="preserve">Đã gửi / đã nhận / đã xem. </w:t>
+      </w:r>
+    </w:p>
+    <w:p>
+      <w:pPr>
+        <w:numPr>
+          <w:ilvl w:val="0"/>
+          <w:numId w:val="13"/>
+        </w:numPr>
+        <w:rPr>
+          <w:rFonts w:ascii="Times New Roman" w:hAnsi="Times New Roman" w:cs="Times New Roman"/>
+          <w:sz w:val="28"/>
+          <w:szCs w:val="28"/>
+          <w:lang w:val="vi-VN"/>
+        </w:rPr>
+      </w:pPr>
+      <w:r>
+        <w:rPr>
+          <w:rFonts w:ascii="Times New Roman" w:hAnsi="Times New Roman" w:cs="Times New Roman"/>
+          <w:sz w:val="28"/>
+          <w:szCs w:val="28"/>
+          <w:lang w:val="vi-VN"/>
+        </w:rPr>
+        <w:t xml:space="preserve">Gửi ảnh. </w:t>
+      </w:r>
+    </w:p>
+    <w:p>
+      <w:pPr>
+        <w:numPr>
+          <w:ilvl w:val="0"/>
+          <w:numId w:val="13"/>
+        </w:numPr>
+        <w:rPr>
+          <w:rFonts w:ascii="Times New Roman" w:hAnsi="Times New Roman" w:cs="Times New Roman"/>
+          <w:sz w:val="28"/>
+          <w:szCs w:val="28"/>
+          <w:lang w:val="vi-VN"/>
+        </w:rPr>
+      </w:pPr>
+      <w:r>
+        <w:rPr>
+          <w:rFonts w:ascii="Times New Roman" w:hAnsi="Times New Roman" w:cs="Times New Roman"/>
+          <w:sz w:val="28"/>
+          <w:szCs w:val="28"/>
+          <w:lang w:val="vi-VN"/>
+        </w:rPr>
+        <w:t xml:space="preserve">Gửi file. </w:t>
+      </w:r>
+    </w:p>
+    <w:p>
+      <w:pPr>
+        <w:numPr>
+          <w:ilvl w:val="0"/>
+          <w:numId w:val="13"/>
+        </w:numPr>
+        <w:rPr>
+          <w:rFonts w:ascii="Times New Roman" w:hAnsi="Times New Roman" w:cs="Times New Roman"/>
+          <w:sz w:val="28"/>
+          <w:szCs w:val="28"/>
+          <w:lang w:val="vi-VN"/>
+        </w:rPr>
+      </w:pPr>
+      <w:r>
+        <w:rPr>
+          <w:rFonts w:ascii="Times New Roman" w:hAnsi="Times New Roman" w:cs="Times New Roman"/>
+          <w:sz w:val="28"/>
+          <w:szCs w:val="28"/>
+          <w:lang w:val="vi-VN"/>
+        </w:rPr>
+        <w:t xml:space="preserve">Emoji. </w:t>
+      </w:r>
+    </w:p>
+    <w:p>
+      <w:pPr>
+        <w:numPr>
+          <w:ilvl w:val="0"/>
+          <w:numId w:val="13"/>
+        </w:numPr>
+        <w:rPr>
+          <w:rFonts w:ascii="Times New Roman" w:hAnsi="Times New Roman" w:cs="Times New Roman"/>
+          <w:sz w:val="28"/>
+          <w:szCs w:val="28"/>
+          <w:lang w:val="vi-VN"/>
+        </w:rPr>
+      </w:pPr>
+      <w:r>
+        <w:rPr>
+          <w:rFonts w:ascii="Times New Roman" w:hAnsi="Times New Roman" w:cs="Times New Roman"/>
+          <w:sz w:val="28"/>
+          <w:szCs w:val="28"/>
+          <w:lang w:val="vi-VN"/>
+        </w:rPr>
+        <w:t xml:space="preserve">Thu hồi tin nhắn. </w:t>
+      </w:r>
+    </w:p>
+    <w:p>
+      <w:pPr>
+        <w:numPr>
+          <w:ilvl w:val="0"/>
+          <w:numId w:val="13"/>
+        </w:numPr>
+        <w:rPr>
+          <w:rFonts w:ascii="Times New Roman" w:hAnsi="Times New Roman" w:cs="Times New Roman"/>
+          <w:sz w:val="28"/>
+          <w:szCs w:val="28"/>
+          <w:lang w:val="vi-VN"/>
+        </w:rPr>
+      </w:pPr>
+      <w:r>
+        <w:rPr>
+          <w:rFonts w:ascii="Times New Roman" w:hAnsi="Times New Roman" w:cs="Times New Roman"/>
+          <w:sz w:val="28"/>
+          <w:szCs w:val="28"/>
+          <w:lang w:val="vi-VN"/>
+        </w:rPr>
+        <w:t xml:space="preserve">Xóa tin nhắn. </w:t>
+      </w:r>
+    </w:p>
+    <w:p>
+      <w:pPr>
+        <w:numPr>
+          <w:ilvl w:val="0"/>
+          <w:numId w:val="13"/>
+        </w:numPr>
+        <w:rPr>
+          <w:rFonts w:ascii="Times New Roman" w:hAnsi="Times New Roman" w:cs="Times New Roman"/>
+          <w:sz w:val="28"/>
+          <w:szCs w:val="28"/>
+          <w:lang w:val="vi-VN"/>
+        </w:rPr>
+      </w:pPr>
+      <w:r>
+        <w:rPr>
+          <w:rFonts w:ascii="Times New Roman" w:hAnsi="Times New Roman" w:cs="Times New Roman"/>
+          <w:sz w:val="28"/>
+          <w:szCs w:val="28"/>
+          <w:lang w:val="vi-VN"/>
+        </w:rPr>
+        <w:t xml:space="preserve">Reply tin nhắn. </w:t>
+      </w:r>
+    </w:p>
+    <w:p>
+      <w:pPr>
+        <w:numPr>
+          <w:ilvl w:val="0"/>
+          <w:numId w:val="13"/>
+        </w:numPr>
+        <w:rPr>
+          <w:rFonts w:ascii="Times New Roman" w:hAnsi="Times New Roman" w:cs="Times New Roman"/>
+          <w:sz w:val="28"/>
+          <w:szCs w:val="28"/>
+          <w:lang w:val="vi-VN"/>
+        </w:rPr>
+      </w:pPr>
+      <w:r>
+        <w:rPr>
+          <w:rFonts w:ascii="Times New Roman" w:hAnsi="Times New Roman" w:cs="Times New Roman"/>
+          <w:sz w:val="28"/>
+          <w:szCs w:val="28"/>
+          <w:lang w:val="vi-VN"/>
+        </w:rPr>
+        <w:t xml:space="preserve">Tìm kiếm tin nhắn. </w:t>
+      </w:r>
+    </w:p>
+    <w:p>
+      <w:pPr>
+        <w:numPr>
+          <w:ilvl w:val="0"/>
+          <w:numId w:val="13"/>
+        </w:numPr>
+        <w:rPr>
+          <w:rFonts w:ascii="Times New Roman" w:hAnsi="Times New Roman" w:cs="Times New Roman"/>
+          <w:sz w:val="28"/>
+          <w:szCs w:val="28"/>
+          <w:lang w:val="vi-VN"/>
+        </w:rPr>
+      </w:pPr>
+      <w:r>
+        <w:rPr>
+          <w:rFonts w:ascii="Times New Roman" w:hAnsi="Times New Roman" w:cs="Times New Roman"/>
+          <w:sz w:val="28"/>
+          <w:szCs w:val="28"/>
+          <w:lang w:val="vi-VN"/>
+        </w:rPr>
+        <w:t xml:space="preserve">Phân trang/lazy loading lịch sử chat. </w:t>
+      </w:r>
+    </w:p>
+    <w:p>
+      <w:pPr>
+        <w:rPr>
+          <w:rFonts w:ascii="Times New Roman" w:hAnsi="Times New Roman" w:cs="Times New Roman"/>
+          <w:sz w:val="28"/>
+          <w:szCs w:val="28"/>
+          <w:lang w:val="vi-VN"/>
+        </w:rPr>
+      </w:pPr>
+      <w:r>
+        <w:rPr>
+          <w:rFonts w:ascii="Times New Roman" w:hAnsi="Times New Roman" w:cs="Times New Roman"/>
+          <w:b/>
+          <w:bCs/>
+          <w:sz w:val="28"/>
+          <w:szCs w:val="28"/>
+          <w:lang w:val="vi-VN"/>
+        </w:rPr>
+        <w:t>Tăng khoảng: +2–3 điểm</w:t>
+      </w:r>
+    </w:p>
+    <w:p>
+      <w:pPr>
+        <w:rPr>
+          <w:rFonts w:ascii="Times New Roman" w:hAnsi="Times New Roman" w:cs="Times New Roman"/>
+          <w:b/>
+          <w:bCs/>
+          <w:sz w:val="28"/>
+          <w:szCs w:val="28"/>
+          <w:lang w:val="vi-VN"/>
+        </w:rPr>
+      </w:pPr>
+      <w:r>
+        <w:rPr>
+          <w:rFonts w:ascii="Times New Roman" w:hAnsi="Times New Roman" w:cs="Times New Roman"/>
+          <w:b/>
+          <w:bCs/>
+          <w:sz w:val="28"/>
+          <w:szCs w:val="28"/>
+          <w:lang w:val="vi-VN"/>
+        </w:rPr>
+        <w:lastRenderedPageBreak/>
+        <w:t>3.  UI/UX</w:t>
+      </w:r>
+    </w:p>
+    <w:p>
+      <w:pPr>
+        <w:rPr>
+          <w:rFonts w:ascii="Times New Roman" w:hAnsi="Times New Roman" w:cs="Times New Roman"/>
+          <w:sz w:val="28"/>
+          <w:szCs w:val="28"/>
+          <w:lang w:val="vi-VN"/>
+        </w:rPr>
+      </w:pPr>
+      <w:r>
+        <w:rPr>
+          <w:rFonts w:ascii="Times New Roman" w:hAnsi="Times New Roman" w:cs="Times New Roman"/>
+          <w:sz w:val="28"/>
+          <w:szCs w:val="28"/>
+          <w:lang w:val="vi-VN"/>
+        </w:rPr>
+        <w:t>Đây là phần dễ nhìn thấy nhất khi hội đồng mở website.</w:t>
+      </w:r>
+    </w:p>
+    <w:p>
+      <w:pPr>
+        <w:rPr>
+          <w:rFonts w:ascii="Times New Roman" w:hAnsi="Times New Roman" w:cs="Times New Roman"/>
+          <w:sz w:val="28"/>
+          <w:szCs w:val="28"/>
+          <w:lang w:val="vi-VN"/>
+        </w:rPr>
+      </w:pPr>
+      <w:r>
+        <w:rPr>
+          <w:rFonts w:ascii="Times New Roman" w:hAnsi="Times New Roman" w:cs="Times New Roman"/>
+          <w:sz w:val="28"/>
+          <w:szCs w:val="28"/>
+          <w:lang w:val="vi-VN"/>
+        </w:rPr>
+        <w:t>Sửa:</w:t>
+      </w:r>
+    </w:p>
+    <w:p>
+      <w:pPr>
+        <w:numPr>
+          <w:ilvl w:val="0"/>
+          <w:numId w:val="14"/>
+        </w:numPr>
+        <w:rPr>
+          <w:rFonts w:ascii="Times New Roman" w:hAnsi="Times New Roman" w:cs="Times New Roman"/>
+          <w:sz w:val="28"/>
+          <w:szCs w:val="28"/>
+          <w:lang w:val="vi-VN"/>
+        </w:rPr>
+      </w:pPr>
+      <w:r>
+        <w:rPr>
+          <w:rFonts w:ascii="Times New Roman" w:hAnsi="Times New Roman" w:cs="Times New Roman"/>
+          <w:sz w:val="28"/>
+          <w:szCs w:val="28"/>
+          <w:lang w:val="vi-VN"/>
+        </w:rPr>
+        <w:t xml:space="preserve">Loading skeleton thay vì màn hình trắng. </w:t>
+      </w:r>
+    </w:p>
+    <w:p>
+      <w:pPr>
+        <w:numPr>
+          <w:ilvl w:val="0"/>
+          <w:numId w:val="14"/>
+        </w:numPr>
+        <w:rPr>
+          <w:rFonts w:ascii="Times New Roman" w:hAnsi="Times New Roman" w:cs="Times New Roman"/>
+          <w:sz w:val="28"/>
+          <w:szCs w:val="28"/>
+          <w:lang w:val="vi-VN"/>
+        </w:rPr>
+      </w:pPr>
+      <w:r>
+        <w:rPr>
+          <w:rFonts w:ascii="Times New Roman" w:hAnsi="Times New Roman" w:cs="Times New Roman"/>
+          <w:sz w:val="28"/>
+          <w:szCs w:val="28"/>
+          <w:lang w:val="vi-VN"/>
+        </w:rPr>
+        <w:t xml:space="preserve">Toast thông báo đẹp. </w:t>
+      </w:r>
+    </w:p>
+    <w:p>
+      <w:pPr>
+        <w:numPr>
+          <w:ilvl w:val="0"/>
+          <w:numId w:val="14"/>
+        </w:numPr>
+        <w:rPr>
+          <w:rFonts w:ascii="Times New Roman" w:hAnsi="Times New Roman" w:cs="Times New Roman"/>
+          <w:sz w:val="28"/>
+          <w:szCs w:val="28"/>
+          <w:lang w:val="vi-VN"/>
+        </w:rPr>
+      </w:pPr>
+      <w:r>
+        <w:rPr>
+          <w:rFonts w:ascii="Times New Roman" w:hAnsi="Times New Roman" w:cs="Times New Roman"/>
+          <w:sz w:val="28"/>
+          <w:szCs w:val="28"/>
+          <w:lang w:val="vi-VN"/>
+        </w:rPr>
+        <w:t xml:space="preserve">Empty state khi chưa có cuộc trò chuyện. </w:t>
+      </w:r>
+    </w:p>
+    <w:p>
+      <w:pPr>
+        <w:numPr>
+          <w:ilvl w:val="0"/>
+          <w:numId w:val="14"/>
+        </w:numPr>
+        <w:rPr>
+          <w:rFonts w:ascii="Times New Roman" w:hAnsi="Times New Roman" w:cs="Times New Roman"/>
+          <w:sz w:val="28"/>
+          <w:szCs w:val="28"/>
+          <w:lang w:val="vi-VN"/>
+        </w:rPr>
+      </w:pPr>
+      <w:r>
+        <w:rPr>
+          <w:rFonts w:ascii="Times New Roman" w:hAnsi="Times New Roman" w:cs="Times New Roman"/>
+          <w:sz w:val="28"/>
+          <w:szCs w:val="28"/>
+          <w:lang w:val="vi-VN"/>
+        </w:rPr>
+        <w:t xml:space="preserve">Error state khi server mất kết nối. </w:t>
+      </w:r>
+    </w:p>
+    <w:p>
+      <w:pPr>
+        <w:numPr>
+          <w:ilvl w:val="0"/>
+          <w:numId w:val="14"/>
+        </w:numPr>
+        <w:rPr>
+          <w:rFonts w:ascii="Times New Roman" w:hAnsi="Times New Roman" w:cs="Times New Roman"/>
+          <w:sz w:val="28"/>
+          <w:szCs w:val="28"/>
+          <w:lang w:val="vi-VN"/>
+        </w:rPr>
+      </w:pPr>
+      <w:r>
+        <w:rPr>
+          <w:rFonts w:ascii="Times New Roman" w:hAnsi="Times New Roman" w:cs="Times New Roman"/>
+          <w:sz w:val="28"/>
+          <w:szCs w:val="28"/>
+          <w:lang w:val="vi-VN"/>
+        </w:rPr>
+        <w:t xml:space="preserve">Confirm trước khi xóa. </w:t>
+      </w:r>
+    </w:p>
+    <w:p>
+      <w:pPr>
+        <w:numPr>
+          <w:ilvl w:val="0"/>
+          <w:numId w:val="14"/>
+        </w:numPr>
+        <w:rPr>
+          <w:rFonts w:ascii="Times New Roman" w:hAnsi="Times New Roman" w:cs="Times New Roman"/>
+          <w:sz w:val="28"/>
+          <w:szCs w:val="28"/>
+          <w:lang w:val="vi-VN"/>
+        </w:rPr>
+      </w:pPr>
+      <w:r>
+        <w:rPr>
+          <w:rFonts w:ascii="Times New Roman" w:hAnsi="Times New Roman" w:cs="Times New Roman"/>
+          <w:sz w:val="28"/>
+          <w:szCs w:val="28"/>
+          <w:lang w:val="vi-VN"/>
+        </w:rPr>
+        <w:t xml:space="preserve">Avatar mặc định đẹp. </w:t>
+      </w:r>
+    </w:p>
+    <w:p>
+      <w:pPr>
+        <w:numPr>
+          <w:ilvl w:val="0"/>
+          <w:numId w:val="14"/>
+        </w:numPr>
+        <w:rPr>
+          <w:rFonts w:ascii="Times New Roman" w:hAnsi="Times New Roman" w:cs="Times New Roman"/>
+          <w:sz w:val="28"/>
+          <w:szCs w:val="28"/>
+          <w:lang w:val="vi-VN"/>
+        </w:rPr>
+      </w:pPr>
+      <w:r>
+        <w:rPr>
+          <w:rFonts w:ascii="Times New Roman" w:hAnsi="Times New Roman" w:cs="Times New Roman"/>
+          <w:sz w:val="28"/>
+          <w:szCs w:val="28"/>
+          <w:lang w:val="vi-VN"/>
+        </w:rPr>
+        <w:t xml:space="preserve">Đồng nhất font, màu, khoảng cách. </w:t>
+      </w:r>
+    </w:p>
+    <w:p>
+      <w:pPr>
+        <w:numPr>
+          <w:ilvl w:val="0"/>
+          <w:numId w:val="14"/>
+        </w:numPr>
+        <w:rPr>
+          <w:rFonts w:ascii="Times New Roman" w:hAnsi="Times New Roman" w:cs="Times New Roman"/>
+          <w:sz w:val="28"/>
+          <w:szCs w:val="28"/>
+          <w:lang w:val="vi-VN"/>
+        </w:rPr>
+      </w:pPr>
+      <w:r>
+        <w:rPr>
+          <w:rFonts w:ascii="Times New Roman" w:hAnsi="Times New Roman" w:cs="Times New Roman"/>
+          <w:sz w:val="28"/>
+          <w:szCs w:val="28"/>
+          <w:lang w:val="vi-VN"/>
+        </w:rPr>
+        <w:t xml:space="preserve">Sidebar/chat responsive. </w:t>
+      </w:r>
+    </w:p>
+    <w:p>
+      <w:pPr>
+        <w:numPr>
+          <w:ilvl w:val="0"/>
+          <w:numId w:val="14"/>
+        </w:numPr>
+        <w:rPr>
+          <w:rFonts w:ascii="Times New Roman" w:hAnsi="Times New Roman" w:cs="Times New Roman"/>
+          <w:sz w:val="28"/>
+          <w:szCs w:val="28"/>
+          <w:lang w:val="vi-VN"/>
+        </w:rPr>
+      </w:pPr>
+      <w:r>
+        <w:rPr>
+          <w:rFonts w:ascii="Times New Roman" w:hAnsi="Times New Roman" w:cs="Times New Roman"/>
+          <w:sz w:val="28"/>
+          <w:szCs w:val="28"/>
+          <w:lang w:val="vi-VN"/>
+        </w:rPr>
+        <w:t xml:space="preserve">Mobile không bị vỡ giao diện. </w:t>
+      </w:r>
+    </w:p>
+    <w:p>
+      <w:pPr>
+        <w:numPr>
+          <w:ilvl w:val="0"/>
+          <w:numId w:val="14"/>
+        </w:numPr>
+        <w:rPr>
+          <w:rFonts w:ascii="Times New Roman" w:hAnsi="Times New Roman" w:cs="Times New Roman"/>
+          <w:sz w:val="28"/>
+          <w:szCs w:val="28"/>
+          <w:lang w:val="vi-VN"/>
+        </w:rPr>
+      </w:pPr>
+      <w:r>
+        <w:rPr>
+          <w:rFonts w:ascii="Times New Roman" w:hAnsi="Times New Roman" w:cs="Times New Roman"/>
+          <w:sz w:val="28"/>
+          <w:szCs w:val="28"/>
+          <w:lang w:val="vi-VN"/>
+        </w:rPr>
+        <w:t xml:space="preserve">Dark mode nếu chưa có. </w:t>
+      </w:r>
+    </w:p>
+    <w:p>
+      <w:pPr>
+        <w:rPr>
+          <w:rFonts w:ascii="Times New Roman" w:hAnsi="Times New Roman" w:cs="Times New Roman"/>
+          <w:sz w:val="28"/>
+          <w:szCs w:val="28"/>
+          <w:lang w:val="vi-VN"/>
+        </w:rPr>
+      </w:pPr>
+      <w:r>
+        <w:rPr>
+          <w:rFonts w:ascii="Times New Roman" w:hAnsi="Times New Roman" w:cs="Times New Roman"/>
+          <w:b/>
+          <w:bCs/>
+          <w:sz w:val="28"/>
+          <w:szCs w:val="28"/>
+          <w:lang w:val="vi-VN"/>
+        </w:rPr>
+        <w:t>Tăng khoảng: +2 điểm</w:t>
+      </w:r>
+    </w:p>
+    <w:p>
+      <w:pPr>
+        <w:rPr>
+          <w:rFonts w:ascii="Times New Roman" w:hAnsi="Times New Roman" w:cs="Times New Roman"/>
+          <w:b/>
+          <w:bCs/>
+          <w:sz w:val="28"/>
+          <w:szCs w:val="28"/>
+          <w:lang w:val="vi-VN"/>
+        </w:rPr>
+      </w:pPr>
+      <w:r>
+        <w:rPr>
+          <w:rFonts w:ascii="Times New Roman" w:hAnsi="Times New Roman" w:cs="Times New Roman"/>
+          <w:b/>
+          <w:bCs/>
+          <w:sz w:val="28"/>
+          <w:szCs w:val="28"/>
+          <w:lang w:val="vi-VN"/>
+        </w:rPr>
+        <w:t>4.  Responsive</w:t>
+      </w:r>
+    </w:p>
+    <w:p>
+      <w:pPr>
+        <w:rPr>
+          <w:rFonts w:ascii="Times New Roman" w:hAnsi="Times New Roman" w:cs="Times New Roman"/>
+          <w:sz w:val="28"/>
+          <w:szCs w:val="28"/>
+          <w:lang w:val="vi-VN"/>
+        </w:rPr>
+      </w:pPr>
+      <w:r>
+        <w:rPr>
+          <w:rFonts w:ascii="Times New Roman" w:hAnsi="Times New Roman" w:cs="Times New Roman"/>
+          <w:sz w:val="28"/>
+          <w:szCs w:val="28"/>
+          <w:lang w:val="vi-VN"/>
+        </w:rPr>
+        <w:t>Mở tranthiensang.id.vn bằng điện thoại kiểm tra:</w:t>
+      </w:r>
+    </w:p>
+    <w:p>
+      <w:pPr>
+        <w:rPr>
+          <w:rFonts w:ascii="Times New Roman" w:hAnsi="Times New Roman" w:cs="Times New Roman"/>
+          <w:sz w:val="28"/>
+          <w:szCs w:val="28"/>
+          <w:lang w:val="vi-VN"/>
+        </w:rPr>
+      </w:pPr>
+      <w:r>
+        <w:rPr>
+          <w:rFonts w:ascii="Times New Roman" w:hAnsi="Times New Roman" w:cs="Times New Roman"/>
+          <w:b/>
+          <w:bCs/>
+          <w:sz w:val="28"/>
+          <w:szCs w:val="28"/>
+          <w:lang w:val="vi-VN"/>
+        </w:rPr>
+        <w:t>Login → Register → Home → Chat → Profile → Settings</w:t>
+      </w:r>
+    </w:p>
+    <w:p>
+      <w:pPr>
+        <w:rPr>
+          <w:rFonts w:ascii="Times New Roman" w:hAnsi="Times New Roman" w:cs="Times New Roman"/>
+          <w:sz w:val="28"/>
+          <w:szCs w:val="28"/>
+          <w:lang w:val="vi-VN"/>
+        </w:rPr>
+      </w:pPr>
+      <w:r>
+        <w:rPr>
+          <w:rFonts w:ascii="Times New Roman" w:hAnsi="Times New Roman" w:cs="Times New Roman"/>
+          <w:sz w:val="28"/>
+          <w:szCs w:val="28"/>
+          <w:lang w:val="vi-VN"/>
+        </w:rPr>
+        <w:t>Đặc biệt màn hình chat phải hoạt động tốt ở:</w:t>
+      </w:r>
+    </w:p>
+    <w:p>
+      <w:pPr>
+        <w:numPr>
+          <w:ilvl w:val="0"/>
+          <w:numId w:val="15"/>
+        </w:numPr>
+        <w:rPr>
+          <w:rFonts w:ascii="Times New Roman" w:hAnsi="Times New Roman" w:cs="Times New Roman"/>
+          <w:sz w:val="28"/>
+          <w:szCs w:val="28"/>
+          <w:lang w:val="vi-VN"/>
+        </w:rPr>
+      </w:pPr>
+      <w:r>
+        <w:rPr>
+          <w:rFonts w:ascii="Times New Roman" w:hAnsi="Times New Roman" w:cs="Times New Roman"/>
+          <w:sz w:val="28"/>
+          <w:szCs w:val="28"/>
+          <w:lang w:val="vi-VN"/>
+        </w:rPr>
+        <w:t xml:space="preserve">375px </w:t>
+      </w:r>
+    </w:p>
+    <w:p>
+      <w:pPr>
+        <w:numPr>
+          <w:ilvl w:val="0"/>
+          <w:numId w:val="15"/>
+        </w:numPr>
+        <w:rPr>
+          <w:rFonts w:ascii="Times New Roman" w:hAnsi="Times New Roman" w:cs="Times New Roman"/>
+          <w:sz w:val="28"/>
+          <w:szCs w:val="28"/>
+          <w:lang w:val="vi-VN"/>
+        </w:rPr>
+      </w:pPr>
+      <w:r>
+        <w:rPr>
+          <w:rFonts w:ascii="Times New Roman" w:hAnsi="Times New Roman" w:cs="Times New Roman"/>
+          <w:sz w:val="28"/>
+          <w:szCs w:val="28"/>
+          <w:lang w:val="vi-VN"/>
+        </w:rPr>
+        <w:t xml:space="preserve">390px </w:t>
+      </w:r>
+    </w:p>
+    <w:p>
+      <w:pPr>
+        <w:numPr>
+          <w:ilvl w:val="0"/>
+          <w:numId w:val="15"/>
+        </w:numPr>
+        <w:rPr>
+          <w:rFonts w:ascii="Times New Roman" w:hAnsi="Times New Roman" w:cs="Times New Roman"/>
+          <w:sz w:val="28"/>
+          <w:szCs w:val="28"/>
+          <w:lang w:val="vi-VN"/>
+        </w:rPr>
+      </w:pPr>
+      <w:r>
+        <w:rPr>
+          <w:rFonts w:ascii="Times New Roman" w:hAnsi="Times New Roman" w:cs="Times New Roman"/>
+          <w:sz w:val="28"/>
+          <w:szCs w:val="28"/>
+          <w:lang w:val="vi-VN"/>
+        </w:rPr>
+        <w:t xml:space="preserve">414px </w:t>
+      </w:r>
+    </w:p>
+    <w:p>
+      <w:pPr>
+        <w:numPr>
+          <w:ilvl w:val="0"/>
+          <w:numId w:val="15"/>
+        </w:numPr>
+        <w:rPr>
+          <w:rFonts w:ascii="Times New Roman" w:hAnsi="Times New Roman" w:cs="Times New Roman"/>
+          <w:sz w:val="28"/>
+          <w:szCs w:val="28"/>
+          <w:lang w:val="vi-VN"/>
+        </w:rPr>
+      </w:pPr>
+      <w:r>
+        <w:rPr>
+          <w:rFonts w:ascii="Times New Roman" w:hAnsi="Times New Roman" w:cs="Times New Roman"/>
+          <w:sz w:val="28"/>
+          <w:szCs w:val="28"/>
+          <w:lang w:val="vi-VN"/>
+        </w:rPr>
+        <w:t xml:space="preserve">Tablet </w:t>
+      </w:r>
+    </w:p>
+    <w:p>
+      <w:pPr>
+        <w:numPr>
+          <w:ilvl w:val="0"/>
+          <w:numId w:val="15"/>
+        </w:numPr>
+        <w:rPr>
+          <w:rFonts w:ascii="Times New Roman" w:hAnsi="Times New Roman" w:cs="Times New Roman"/>
+          <w:sz w:val="28"/>
+          <w:szCs w:val="28"/>
+          <w:lang w:val="vi-VN"/>
+        </w:rPr>
+      </w:pPr>
+      <w:r>
+        <w:rPr>
+          <w:rFonts w:ascii="Times New Roman" w:hAnsi="Times New Roman" w:cs="Times New Roman"/>
+          <w:sz w:val="28"/>
+          <w:szCs w:val="28"/>
+          <w:lang w:val="vi-VN"/>
+        </w:rPr>
+        <w:t xml:space="preserve">Desktop </w:t>
+      </w:r>
+    </w:p>
+    <w:p>
+      <w:pPr>
+        <w:rPr>
+          <w:rFonts w:ascii="Times New Roman" w:hAnsi="Times New Roman" w:cs="Times New Roman"/>
+          <w:sz w:val="28"/>
+          <w:szCs w:val="28"/>
+          <w:lang w:val="vi-VN"/>
+        </w:rPr>
+      </w:pPr>
+      <w:r>
+        <w:rPr>
+          <w:rFonts w:ascii="Times New Roman" w:hAnsi="Times New Roman" w:cs="Times New Roman"/>
+          <w:b/>
+          <w:bCs/>
+          <w:sz w:val="28"/>
+          <w:szCs w:val="28"/>
+          <w:lang w:val="vi-VN"/>
+        </w:rPr>
+        <w:t>Tăng khoảng: +1–2 điểm</w:t>
+      </w:r>
+    </w:p>
+    <w:p>
+      <w:pPr>
+        <w:rPr>
+          <w:rFonts w:ascii="Times New Roman" w:hAnsi="Times New Roman" w:cs="Times New Roman"/>
+          <w:b/>
+          <w:bCs/>
+          <w:sz w:val="28"/>
+          <w:szCs w:val="28"/>
+          <w:lang w:val="vi-VN"/>
+        </w:rPr>
+      </w:pPr>
+      <w:r>
+        <w:rPr>
+          <w:rFonts w:ascii="Times New Roman" w:hAnsi="Times New Roman" w:cs="Times New Roman"/>
+          <w:b/>
+          <w:bCs/>
+          <w:sz w:val="28"/>
+          <w:szCs w:val="28"/>
+          <w:lang w:val="vi-VN"/>
+        </w:rPr>
+        <w:lastRenderedPageBreak/>
+        <w:t>5.  Xử lý lỗi và trạng thái kết nối</w:t>
+      </w:r>
+    </w:p>
+    <w:p>
+      <w:pPr>
+        <w:rPr>
+          <w:rFonts w:ascii="Times New Roman" w:hAnsi="Times New Roman" w:cs="Times New Roman"/>
+          <w:sz w:val="28"/>
+          <w:szCs w:val="28"/>
+          <w:lang w:val="vi-VN"/>
+        </w:rPr>
+      </w:pPr>
+      <w:r>
+        <w:rPr>
+          <w:rFonts w:ascii="Times New Roman" w:hAnsi="Times New Roman" w:cs="Times New Roman"/>
+          <w:sz w:val="28"/>
+          <w:szCs w:val="28"/>
+          <w:lang w:val="vi-VN"/>
+        </w:rPr>
+        <w:t>Ví dụ backend tắt thì frontend phải hiện:</w:t>
+      </w:r>
+    </w:p>
+    <w:p>
+      <w:pPr>
+        <w:rPr>
+          <w:rFonts w:ascii="Times New Roman" w:hAnsi="Times New Roman" w:cs="Times New Roman"/>
+          <w:sz w:val="28"/>
+          <w:szCs w:val="28"/>
+          <w:lang w:val="vi-VN"/>
+        </w:rPr>
+      </w:pPr>
+      <w:r>
+        <w:rPr>
+          <w:rFonts w:ascii="Times New Roman" w:hAnsi="Times New Roman" w:cs="Times New Roman"/>
+          <w:sz w:val="28"/>
+          <w:szCs w:val="28"/>
+          <w:lang w:val="vi-VN"/>
+        </w:rPr>
+        <w:t xml:space="preserve"> Không thể kết nối máy chủ. Đang thử kết nối lại...</w:t>
+      </w:r>
+    </w:p>
+    <w:p>
+      <w:pPr>
+        <w:rPr>
+          <w:rFonts w:ascii="Times New Roman" w:hAnsi="Times New Roman" w:cs="Times New Roman"/>
+          <w:sz w:val="28"/>
+          <w:szCs w:val="28"/>
+          <w:lang w:val="vi-VN"/>
+        </w:rPr>
+      </w:pPr>
+      <w:r>
+        <w:rPr>
+          <w:rFonts w:ascii="Times New Roman" w:hAnsi="Times New Roman" w:cs="Times New Roman"/>
+          <w:sz w:val="28"/>
+          <w:szCs w:val="28"/>
+          <w:lang w:val="vi-VN"/>
+        </w:rPr>
+        <w:t>Không nên để console đầy lỗi hoặc giao diện đứng im.</w:t>
+      </w:r>
+    </w:p>
+    <w:p>
+      <w:pPr>
+        <w:rPr>
+          <w:rFonts w:ascii="Times New Roman" w:hAnsi="Times New Roman" w:cs="Times New Roman"/>
+          <w:sz w:val="28"/>
+          <w:szCs w:val="28"/>
+          <w:lang w:val="vi-VN"/>
+        </w:rPr>
+      </w:pPr>
+      <w:r>
+        <w:rPr>
+          <w:rFonts w:ascii="Times New Roman" w:hAnsi="Times New Roman" w:cs="Times New Roman"/>
+          <w:sz w:val="28"/>
+          <w:szCs w:val="28"/>
+          <w:lang w:val="vi-VN"/>
+        </w:rPr>
+        <w:t>Thêm:</w:t>
+      </w:r>
+    </w:p>
+    <w:p>
+      <w:pPr>
+        <w:numPr>
+          <w:ilvl w:val="0"/>
+          <w:numId w:val="16"/>
+        </w:numPr>
+        <w:rPr>
+          <w:rFonts w:ascii="Times New Roman" w:hAnsi="Times New Roman" w:cs="Times New Roman"/>
+          <w:sz w:val="28"/>
+          <w:szCs w:val="28"/>
+          <w:lang w:val="vi-VN"/>
+        </w:rPr>
+      </w:pPr>
+      <w:r>
+        <w:rPr>
+          <w:rFonts w:ascii="Times New Roman" w:hAnsi="Times New Roman" w:cs="Times New Roman"/>
+          <w:sz w:val="28"/>
+          <w:szCs w:val="28"/>
+          <w:lang w:val="vi-VN"/>
+        </w:rPr>
+        <w:t xml:space="preserve">Socket reconnect. </w:t>
+      </w:r>
+    </w:p>
+    <w:p>
+      <w:pPr>
+        <w:numPr>
+          <w:ilvl w:val="0"/>
+          <w:numId w:val="16"/>
+        </w:numPr>
+        <w:rPr>
+          <w:rFonts w:ascii="Times New Roman" w:hAnsi="Times New Roman" w:cs="Times New Roman"/>
+          <w:sz w:val="28"/>
+          <w:szCs w:val="28"/>
+          <w:lang w:val="vi-VN"/>
+        </w:rPr>
+      </w:pPr>
+      <w:r>
+        <w:rPr>
+          <w:rFonts w:ascii="Times New Roman" w:hAnsi="Times New Roman" w:cs="Times New Roman"/>
+          <w:sz w:val="28"/>
+          <w:szCs w:val="28"/>
+          <w:lang w:val="vi-VN"/>
+        </w:rPr>
+        <w:t xml:space="preserve">API timeout. </w:t>
+      </w:r>
+    </w:p>
+    <w:p>
+      <w:pPr>
+        <w:numPr>
+          <w:ilvl w:val="0"/>
+          <w:numId w:val="16"/>
+        </w:numPr>
+        <w:rPr>
+          <w:rFonts w:ascii="Times New Roman" w:hAnsi="Times New Roman" w:cs="Times New Roman"/>
+          <w:sz w:val="28"/>
+          <w:szCs w:val="28"/>
+          <w:lang w:val="vi-VN"/>
+        </w:rPr>
+      </w:pPr>
+      <w:r>
+        <w:rPr>
+          <w:rFonts w:ascii="Times New Roman" w:hAnsi="Times New Roman" w:cs="Times New Roman"/>
+          <w:sz w:val="28"/>
+          <w:szCs w:val="28"/>
+          <w:lang w:val="vi-VN"/>
+        </w:rPr>
+        <w:t xml:space="preserve">Network error. </w:t>
+      </w:r>
+    </w:p>
+    <w:p>
+      <w:pPr>
+        <w:numPr>
+          <w:ilvl w:val="0"/>
+          <w:numId w:val="16"/>
+        </w:numPr>
+        <w:rPr>
+          <w:rFonts w:ascii="Times New Roman" w:hAnsi="Times New Roman" w:cs="Times New Roman"/>
+          <w:sz w:val="28"/>
+          <w:szCs w:val="28"/>
+          <w:lang w:val="vi-VN"/>
+        </w:rPr>
+      </w:pPr>
+      <w:r>
+        <w:rPr>
+          <w:rFonts w:ascii="Times New Roman" w:hAnsi="Times New Roman" w:cs="Times New Roman"/>
+          <w:sz w:val="28"/>
+          <w:szCs w:val="28"/>
+          <w:lang w:val="vi-VN"/>
+        </w:rPr>
+        <w:t xml:space="preserve">Token hết hạn → tự logout. </w:t>
+      </w:r>
+    </w:p>
+    <w:p>
+      <w:pPr>
+        <w:numPr>
+          <w:ilvl w:val="0"/>
+          <w:numId w:val="16"/>
+        </w:numPr>
+        <w:rPr>
+          <w:rFonts w:ascii="Times New Roman" w:hAnsi="Times New Roman" w:cs="Times New Roman"/>
+          <w:sz w:val="28"/>
+          <w:szCs w:val="28"/>
+          <w:lang w:val="vi-VN"/>
+        </w:rPr>
+      </w:pPr>
+      <w:r>
+        <w:rPr>
+          <w:rFonts w:ascii="Times New Roman" w:hAnsi="Times New Roman" w:cs="Times New Roman"/>
+          <w:sz w:val="28"/>
+          <w:szCs w:val="28"/>
+          <w:lang w:val="vi-VN"/>
+        </w:rPr>
+        <w:t xml:space="preserve">MongoDB mất kết nối → xử lý graceful. </w:t>
+      </w:r>
+    </w:p>
+    <w:p>
+      <w:pPr>
+        <w:numPr>
+          <w:ilvl w:val="0"/>
+          <w:numId w:val="16"/>
+        </w:numPr>
+        <w:rPr>
+          <w:rFonts w:ascii="Times New Roman" w:hAnsi="Times New Roman" w:cs="Times New Roman"/>
+          <w:sz w:val="28"/>
+          <w:szCs w:val="28"/>
+          <w:lang w:val="vi-VN"/>
+        </w:rPr>
+      </w:pPr>
+      <w:r>
+        <w:rPr>
+          <w:rFonts w:ascii="Times New Roman" w:hAnsi="Times New Roman" w:cs="Times New Roman"/>
+          <w:sz w:val="28"/>
+          <w:szCs w:val="28"/>
+          <w:lang w:val="vi-VN"/>
+        </w:rPr>
+        <w:t xml:space="preserve">404 page. </w:t>
+      </w:r>
+    </w:p>
+    <w:p>
+      <w:pPr>
+        <w:numPr>
+          <w:ilvl w:val="0"/>
+          <w:numId w:val="16"/>
+        </w:numPr>
+        <w:rPr>
+          <w:rFonts w:ascii="Times New Roman" w:hAnsi="Times New Roman" w:cs="Times New Roman"/>
+          <w:sz w:val="28"/>
+          <w:szCs w:val="28"/>
+          <w:lang w:val="vi-VN"/>
+        </w:rPr>
+      </w:pPr>
+      <w:r>
+        <w:rPr>
+          <w:rFonts w:ascii="Times New Roman" w:hAnsi="Times New Roman" w:cs="Times New Roman"/>
+          <w:sz w:val="28"/>
+          <w:szCs w:val="28"/>
+          <w:lang w:val="vi-VN"/>
+        </w:rPr>
+        <w:t xml:space="preserve">Error boundary. </w:t>
+      </w:r>
+    </w:p>
+    <w:p>
+      <w:pPr>
+        <w:rPr>
+          <w:rFonts w:ascii="Times New Roman" w:hAnsi="Times New Roman" w:cs="Times New Roman"/>
+          <w:sz w:val="28"/>
+          <w:szCs w:val="28"/>
+          <w:lang w:val="vi-VN"/>
+        </w:rPr>
+      </w:pPr>
+      <w:r>
+        <w:rPr>
+          <w:rFonts w:ascii="Times New Roman" w:hAnsi="Times New Roman" w:cs="Times New Roman"/>
+          <w:b/>
+          <w:bCs/>
+          <w:sz w:val="28"/>
+          <w:szCs w:val="28"/>
+          <w:lang w:val="vi-VN"/>
+        </w:rPr>
+        <w:t>Tăng khoảng: +1 điểm</w:t>
+      </w:r>
+    </w:p>
+    <w:p>
+      <w:pPr>
+        <w:rPr>
+          <w:rFonts w:ascii="Times New Roman" w:hAnsi="Times New Roman" w:cs="Times New Roman"/>
+          <w:b/>
+          <w:bCs/>
+          <w:sz w:val="28"/>
+          <w:szCs w:val="28"/>
+          <w:lang w:val="vi-VN"/>
+        </w:rPr>
+      </w:pPr>
+      <w:r>
+        <w:rPr>
+          <w:rFonts w:ascii="Times New Roman" w:hAnsi="Times New Roman" w:cs="Times New Roman"/>
+          <w:b/>
+          <w:bCs/>
+          <w:sz w:val="28"/>
+          <w:szCs w:val="28"/>
+          <w:lang w:val="vi-VN"/>
+        </w:rPr>
+        <w:t>6.  Phần hội đồng rất thích: Dashboard/Admin</w:t>
+      </w:r>
+    </w:p>
+    <w:p>
+      <w:pPr>
+        <w:rPr>
+          <w:rFonts w:ascii="Times New Roman" w:hAnsi="Times New Roman" w:cs="Times New Roman"/>
+          <w:sz w:val="28"/>
+          <w:szCs w:val="28"/>
+          <w:lang w:val="vi-VN"/>
+        </w:rPr>
+      </w:pPr>
+      <w:r>
+        <w:rPr>
+          <w:rFonts w:ascii="Times New Roman" w:hAnsi="Times New Roman" w:cs="Times New Roman"/>
+          <w:sz w:val="28"/>
+          <w:szCs w:val="28"/>
+          <w:lang w:val="vi-VN"/>
+        </w:rPr>
+        <w:t>Nếu VieChat chưa có, thêm một trang quản trị:</w:t>
+      </w:r>
+    </w:p>
+    <w:p>
+      <w:pPr>
+        <w:rPr>
+          <w:rFonts w:ascii="Times New Roman" w:hAnsi="Times New Roman" w:cs="Times New Roman"/>
+          <w:sz w:val="28"/>
+          <w:szCs w:val="28"/>
+          <w:lang w:val="vi-VN"/>
+        </w:rPr>
+      </w:pPr>
+      <w:r>
+        <w:rPr>
+          <w:rFonts w:ascii="Times New Roman" w:hAnsi="Times New Roman" w:cs="Times New Roman"/>
+          <w:b/>
+          <w:bCs/>
+          <w:sz w:val="28"/>
+          <w:szCs w:val="28"/>
+          <w:lang w:val="vi-VN"/>
+        </w:rPr>
+        <w:t>Admin Dashboard</w:t>
+      </w:r>
+    </w:p>
+    <w:p>
+      <w:pPr>
+        <w:rPr>
+          <w:rFonts w:ascii="Times New Roman" w:hAnsi="Times New Roman" w:cs="Times New Roman"/>
+          <w:sz w:val="28"/>
+          <w:szCs w:val="28"/>
+          <w:lang w:val="vi-VN"/>
+        </w:rPr>
+      </w:pPr>
+      <w:r>
+        <w:rPr>
+          <w:rFonts w:ascii="Times New Roman" w:hAnsi="Times New Roman" w:cs="Times New Roman"/>
+          <w:sz w:val="28"/>
+          <w:szCs w:val="28"/>
+          <w:lang w:val="vi-VN"/>
+        </w:rPr>
+        <w:t>Tổng người dùng:       1,250</w:t>
+      </w:r>
+    </w:p>
+    <w:p>
+      <w:pPr>
+        <w:rPr>
+          <w:rFonts w:ascii="Times New Roman" w:hAnsi="Times New Roman" w:cs="Times New Roman"/>
+          <w:sz w:val="28"/>
+          <w:szCs w:val="28"/>
+          <w:lang w:val="vi-VN"/>
+        </w:rPr>
+      </w:pPr>
+      <w:r>
+        <w:rPr>
+          <w:rFonts w:ascii="Times New Roman" w:hAnsi="Times New Roman" w:cs="Times New Roman"/>
+          <w:sz w:val="28"/>
+          <w:szCs w:val="28"/>
+          <w:lang w:val="vi-VN"/>
+        </w:rPr>
+        <w:t>Người dùng online:       186</w:t>
+      </w:r>
+    </w:p>
+    <w:p>
+      <w:pPr>
+        <w:rPr>
+          <w:rFonts w:ascii="Times New Roman" w:hAnsi="Times New Roman" w:cs="Times New Roman"/>
+          <w:sz w:val="28"/>
+          <w:szCs w:val="28"/>
+          <w:lang w:val="vi-VN"/>
+        </w:rPr>
+      </w:pPr>
+      <w:r>
+        <w:rPr>
+          <w:rFonts w:ascii="Times New Roman" w:hAnsi="Times New Roman" w:cs="Times New Roman"/>
+          <w:sz w:val="28"/>
+          <w:szCs w:val="28"/>
+          <w:lang w:val="vi-VN"/>
+        </w:rPr>
+        <w:t>Tổng tin nhắn:        85,420</w:t>
+      </w:r>
+    </w:p>
+    <w:p>
+      <w:pPr>
+        <w:rPr>
+          <w:rFonts w:ascii="Times New Roman" w:hAnsi="Times New Roman" w:cs="Times New Roman"/>
+          <w:sz w:val="28"/>
+          <w:szCs w:val="28"/>
+          <w:lang w:val="vi-VN"/>
+        </w:rPr>
+      </w:pPr>
+      <w:r>
+        <w:rPr>
+          <w:rFonts w:ascii="Times New Roman" w:hAnsi="Times New Roman" w:cs="Times New Roman"/>
+          <w:sz w:val="28"/>
+          <w:szCs w:val="28"/>
+          <w:lang w:val="vi-VN"/>
+        </w:rPr>
+        <w:t>Tin nhắn hôm nay:      2,350</w:t>
+      </w:r>
+    </w:p>
+    <w:p>
+      <w:pPr>
+        <w:rPr>
+          <w:rFonts w:ascii="Times New Roman" w:hAnsi="Times New Roman" w:cs="Times New Roman"/>
+          <w:sz w:val="28"/>
+          <w:szCs w:val="28"/>
+          <w:lang w:val="vi-VN"/>
+        </w:rPr>
+      </w:pPr>
+      <w:r>
+        <w:rPr>
+          <w:rFonts w:ascii="Times New Roman" w:hAnsi="Times New Roman" w:cs="Times New Roman"/>
+          <w:sz w:val="28"/>
+          <w:szCs w:val="28"/>
+          <w:lang w:val="vi-VN"/>
+        </w:rPr>
+        <w:t>Có biểu đồ:</w:t>
+      </w:r>
+    </w:p>
+    <w:p>
+      <w:pPr>
+        <w:numPr>
+          <w:ilvl w:val="0"/>
+          <w:numId w:val="17"/>
+        </w:numPr>
+        <w:rPr>
+          <w:rFonts w:ascii="Times New Roman" w:hAnsi="Times New Roman" w:cs="Times New Roman"/>
+          <w:sz w:val="28"/>
+          <w:szCs w:val="28"/>
+          <w:lang w:val="vi-VN"/>
+        </w:rPr>
+      </w:pPr>
+      <w:r>
+        <w:rPr>
+          <w:rFonts w:ascii="Times New Roman" w:hAnsi="Times New Roman" w:cs="Times New Roman"/>
+          <w:sz w:val="28"/>
+          <w:szCs w:val="28"/>
+          <w:lang w:val="vi-VN"/>
+        </w:rPr>
+        <w:t xml:space="preserve">Người dùng đăng ký theo ngày. </w:t>
+      </w:r>
+    </w:p>
+    <w:p>
+      <w:pPr>
+        <w:numPr>
+          <w:ilvl w:val="0"/>
+          <w:numId w:val="17"/>
+        </w:numPr>
+        <w:rPr>
+          <w:rFonts w:ascii="Times New Roman" w:hAnsi="Times New Roman" w:cs="Times New Roman"/>
+          <w:sz w:val="28"/>
+          <w:szCs w:val="28"/>
+          <w:lang w:val="vi-VN"/>
+        </w:rPr>
+      </w:pPr>
+      <w:r>
+        <w:rPr>
+          <w:rFonts w:ascii="Times New Roman" w:hAnsi="Times New Roman" w:cs="Times New Roman"/>
+          <w:sz w:val="28"/>
+          <w:szCs w:val="28"/>
+          <w:lang w:val="vi-VN"/>
+        </w:rPr>
+        <w:t xml:space="preserve">Tin nhắn theo ngày. </w:t>
+      </w:r>
+    </w:p>
+    <w:p>
+      <w:pPr>
+        <w:numPr>
+          <w:ilvl w:val="0"/>
+          <w:numId w:val="17"/>
+        </w:numPr>
+        <w:rPr>
+          <w:rFonts w:ascii="Times New Roman" w:hAnsi="Times New Roman" w:cs="Times New Roman"/>
+          <w:sz w:val="28"/>
+          <w:szCs w:val="28"/>
+          <w:lang w:val="vi-VN"/>
+        </w:rPr>
+      </w:pPr>
+      <w:r>
+        <w:rPr>
+          <w:rFonts w:ascii="Times New Roman" w:hAnsi="Times New Roman" w:cs="Times New Roman"/>
+          <w:sz w:val="28"/>
+          <w:szCs w:val="28"/>
+          <w:lang w:val="vi-VN"/>
+        </w:rPr>
+        <w:t xml:space="preserve">Người dùng online. </w:t>
+      </w:r>
+    </w:p>
+    <w:p>
+      <w:pPr>
+        <w:numPr>
+          <w:ilvl w:val="0"/>
+          <w:numId w:val="17"/>
+        </w:numPr>
+        <w:rPr>
+          <w:rFonts w:ascii="Times New Roman" w:hAnsi="Times New Roman" w:cs="Times New Roman"/>
+          <w:sz w:val="28"/>
+          <w:szCs w:val="28"/>
+          <w:lang w:val="vi-VN"/>
+        </w:rPr>
+      </w:pPr>
+      <w:r>
+        <w:rPr>
+          <w:rFonts w:ascii="Times New Roman" w:hAnsi="Times New Roman" w:cs="Times New Roman"/>
+          <w:sz w:val="28"/>
+          <w:szCs w:val="28"/>
+          <w:lang w:val="vi-VN"/>
+        </w:rPr>
+        <w:lastRenderedPageBreak/>
+        <w:t xml:space="preserve">Thống kê hoạt động. </w:t>
+      </w:r>
+    </w:p>
+    <w:p>
+      <w:pPr>
+        <w:rPr>
+          <w:rFonts w:ascii="Times New Roman" w:hAnsi="Times New Roman" w:cs="Times New Roman"/>
+          <w:sz w:val="28"/>
+          <w:szCs w:val="28"/>
+          <w:lang w:val="vi-VN"/>
+        </w:rPr>
+      </w:pPr>
+      <w:r>
+        <w:rPr>
+          <w:rFonts w:ascii="Times New Roman" w:hAnsi="Times New Roman" w:cs="Times New Roman"/>
+          <w:b/>
+          <w:bCs/>
+          <w:sz w:val="28"/>
+          <w:szCs w:val="28"/>
+          <w:lang w:val="vi-VN"/>
+        </w:rPr>
+        <w:t>Tăng khoảng: +1–2 điểm</w:t>
+      </w:r>
+    </w:p>
+    <w:p>
+      <w:pPr>
+        <w:rPr>
+          <w:rFonts w:ascii="Times New Roman" w:hAnsi="Times New Roman" w:cs="Times New Roman"/>
+          <w:b/>
+          <w:bCs/>
+          <w:sz w:val="28"/>
+          <w:szCs w:val="28"/>
+          <w:lang w:val="vi-VN"/>
+        </w:rPr>
+      </w:pPr>
+      <w:r>
+        <w:rPr>
+          <w:rFonts w:ascii="Times New Roman" w:hAnsi="Times New Roman" w:cs="Times New Roman"/>
+          <w:b/>
+          <w:bCs/>
+          <w:sz w:val="28"/>
+          <w:szCs w:val="28"/>
+          <w:lang w:val="vi-VN"/>
+        </w:rPr>
+        <w:t>7.  Testing</w:t>
+      </w:r>
+    </w:p>
+    <w:p>
+      <w:pPr>
+        <w:rPr>
+          <w:rFonts w:ascii="Times New Roman" w:hAnsi="Times New Roman" w:cs="Times New Roman"/>
+          <w:sz w:val="28"/>
+          <w:szCs w:val="28"/>
+          <w:lang w:val="vi-VN"/>
+        </w:rPr>
+      </w:pPr>
+      <w:r>
+        <w:rPr>
+          <w:rFonts w:ascii="Times New Roman" w:hAnsi="Times New Roman" w:cs="Times New Roman"/>
+          <w:sz w:val="28"/>
+          <w:szCs w:val="28"/>
+          <w:lang w:val="vi-VN"/>
+        </w:rPr>
+        <w:t>Đây là thứ nhiều đồ án bỏ qua.</w:t>
+      </w:r>
+    </w:p>
+    <w:p>
+      <w:pPr>
+        <w:rPr>
+          <w:rFonts w:ascii="Times New Roman" w:hAnsi="Times New Roman" w:cs="Times New Roman"/>
+          <w:sz w:val="28"/>
+          <w:szCs w:val="28"/>
+          <w:lang w:val="vi-VN"/>
+        </w:rPr>
+      </w:pPr>
+      <w:r>
+        <w:rPr>
+          <w:rFonts w:ascii="Times New Roman" w:hAnsi="Times New Roman" w:cs="Times New Roman"/>
+          <w:sz w:val="28"/>
+          <w:szCs w:val="28"/>
+          <w:lang w:val="vi-VN"/>
+        </w:rPr>
+        <w:t>Có thể làm bảng:</w:t>
+      </w:r>
+    </w:p>
+    <w:tbl>
+      <w:tblPr>
+        <w:tblStyle w:val="TableGrid"/>
+        <w:tblW w:w="0" w:type="auto"/>
+        <w:tblLook w:val="04A0" w:firstRow="1" w:lastRow="0" w:firstColumn="1" w:lastColumn="0" w:noHBand="0" w:noVBand="1"/>
+      </w:tblPr>
+      <w:tblGrid>
+        <w:gridCol w:w="1663"/>
+        <w:gridCol w:w="1927"/>
+        <w:gridCol w:w="1173"/>
+      </w:tblGrid>
+      <w:tr>
+        <w:tc>
+          <w:tcPr>
+            <w:tcW w:w="0" w:type="auto"/>
+            <w:hideMark/>
+          </w:tcPr>
+          <w:p>
+            <w:pPr>
+              <w:spacing w:after="160" w:line="278" w:lineRule="auto"/>
+              <w:rPr>
+                <w:rFonts w:ascii="Times New Roman" w:hAnsi="Times New Roman" w:cs="Times New Roman"/>
+                <w:b/>
+                <w:bCs/>
+                <w:sz w:val="28"/>
+                <w:szCs w:val="28"/>
+                <w:lang w:val="vi-VN"/>
+              </w:rPr>
+            </w:pPr>
+            <w:r>
+              <w:rPr>
+                <w:rFonts w:ascii="Times New Roman" w:hAnsi="Times New Roman" w:cs="Times New Roman"/>
+                <w:b/>
+                <w:bCs/>
+                <w:sz w:val="28"/>
+                <w:szCs w:val="28"/>
+                <w:lang w:val="vi-VN"/>
+              </w:rPr>
+              <w:t>Chức năng</w:t>
+            </w:r>
+          </w:p>
+        </w:tc>
+        <w:tc>
+          <w:tcPr>
+            <w:tcW w:w="0" w:type="auto"/>
+            <w:hideMark/>
+          </w:tcPr>
+          <w:p>
+            <w:pPr>
+              <w:spacing w:after="160" w:line="278" w:lineRule="auto"/>
+              <w:rPr>
+                <w:rFonts w:ascii="Times New Roman" w:hAnsi="Times New Roman" w:cs="Times New Roman"/>
+                <w:b/>
+                <w:bCs/>
+                <w:sz w:val="28"/>
+                <w:szCs w:val="28"/>
+                <w:lang w:val="vi-VN"/>
+              </w:rPr>
+            </w:pPr>
+            <w:r>
+              <w:rPr>
+                <w:rFonts w:ascii="Times New Roman" w:hAnsi="Times New Roman" w:cs="Times New Roman"/>
+                <w:b/>
+                <w:bCs/>
+                <w:sz w:val="28"/>
+                <w:szCs w:val="28"/>
+                <w:lang w:val="vi-VN"/>
+              </w:rPr>
+              <w:t>Test</w:t>
+            </w:r>
+          </w:p>
+        </w:tc>
+        <w:tc>
+          <w:tcPr>
+            <w:tcW w:w="0" w:type="auto"/>
+            <w:hideMark/>
+          </w:tcPr>
+          <w:p>
+            <w:pPr>
+              <w:spacing w:after="160" w:line="278" w:lineRule="auto"/>
+              <w:rPr>
+                <w:rFonts w:ascii="Times New Roman" w:hAnsi="Times New Roman" w:cs="Times New Roman"/>
+                <w:b/>
+                <w:bCs/>
+                <w:sz w:val="28"/>
+                <w:szCs w:val="28"/>
+                <w:lang w:val="vi-VN"/>
+              </w:rPr>
+            </w:pPr>
+            <w:r>
+              <w:rPr>
+                <w:rFonts w:ascii="Times New Roman" w:hAnsi="Times New Roman" w:cs="Times New Roman"/>
+                <w:b/>
+                <w:bCs/>
+                <w:sz w:val="28"/>
+                <w:szCs w:val="28"/>
+                <w:lang w:val="vi-VN"/>
+              </w:rPr>
+              <w:t>Kết quả</w:t>
+            </w:r>
+          </w:p>
+        </w:tc>
+      </w:tr>
+      <w:tr>
+        <w:tc>
+          <w:tcPr>
+            <w:tcW w:w="0" w:type="auto"/>
+            <w:hideMark/>
+          </w:tcPr>
+          <w:p>
+            <w:pPr>
+              <w:spacing w:after="160" w:line="278" w:lineRule="auto"/>
+              <w:rPr>
+                <w:rFonts w:ascii="Times New Roman" w:hAnsi="Times New Roman" w:cs="Times New Roman"/>
+                <w:sz w:val="28"/>
+                <w:szCs w:val="28"/>
+                <w:lang w:val="vi-VN"/>
+              </w:rPr>
+            </w:pPr>
+            <w:r>
+              <w:rPr>
+                <w:rFonts w:ascii="Times New Roman" w:hAnsi="Times New Roman" w:cs="Times New Roman"/>
+                <w:sz w:val="28"/>
+                <w:szCs w:val="28"/>
+                <w:lang w:val="vi-VN"/>
+              </w:rPr>
+              <w:t>Đăng ký</w:t>
+            </w:r>
+          </w:p>
+        </w:tc>
+        <w:tc>
+          <w:tcPr>
+            <w:tcW w:w="0" w:type="auto"/>
+            <w:hideMark/>
+          </w:tcPr>
+          <w:p>
+            <w:pPr>
+              <w:spacing w:after="160" w:line="278" w:lineRule="auto"/>
+              <w:rPr>
+                <w:rFonts w:ascii="Times New Roman" w:hAnsi="Times New Roman" w:cs="Times New Roman"/>
+                <w:sz w:val="28"/>
+                <w:szCs w:val="28"/>
+                <w:lang w:val="vi-VN"/>
+              </w:rPr>
+            </w:pPr>
+            <w:r>
+              <w:rPr>
+                <w:rFonts w:ascii="Times New Roman" w:hAnsi="Times New Roman" w:cs="Times New Roman"/>
+                <w:sz w:val="28"/>
+                <w:szCs w:val="28"/>
+                <w:lang w:val="vi-VN"/>
+              </w:rPr>
+              <w:t>Email hợp lệ</w:t>
+            </w:r>
+          </w:p>
+        </w:tc>
+        <w:tc>
+          <w:tcPr>
+            <w:tcW w:w="0" w:type="auto"/>
+            <w:hideMark/>
+          </w:tcPr>
+          <w:p>
+            <w:pPr>
+              <w:spacing w:after="160" w:line="278" w:lineRule="auto"/>
+              <w:rPr>
+                <w:rFonts w:ascii="Times New Roman" w:hAnsi="Times New Roman" w:cs="Times New Roman"/>
+                <w:sz w:val="28"/>
+                <w:szCs w:val="28"/>
+                <w:lang w:val="vi-VN"/>
+              </w:rPr>
+            </w:pPr>
+            <w:r>
+              <w:rPr>
+                <w:rFonts w:ascii="Times New Roman" w:hAnsi="Times New Roman" w:cs="Times New Roman"/>
+                <w:sz w:val="28"/>
+                <w:szCs w:val="28"/>
+                <w:lang w:val="vi-VN"/>
+              </w:rPr>
+              <w:t>Pass</w:t>
+            </w:r>
+          </w:p>
+        </w:tc>
+      </w:tr>
+      <w:tr>
+        <w:tc>
+          <w:tcPr>
+            <w:tcW w:w="0" w:type="auto"/>
+            <w:hideMark/>
+          </w:tcPr>
+          <w:p>
+            <w:pPr>
+              <w:spacing w:after="160" w:line="278" w:lineRule="auto"/>
+              <w:rPr>
+                <w:rFonts w:ascii="Times New Roman" w:hAnsi="Times New Roman" w:cs="Times New Roman"/>
+                <w:sz w:val="28"/>
+                <w:szCs w:val="28"/>
+                <w:lang w:val="vi-VN"/>
+              </w:rPr>
+            </w:pPr>
+            <w:r>
+              <w:rPr>
+                <w:rFonts w:ascii="Times New Roman" w:hAnsi="Times New Roman" w:cs="Times New Roman"/>
+                <w:sz w:val="28"/>
+                <w:szCs w:val="28"/>
+                <w:lang w:val="vi-VN"/>
+              </w:rPr>
+              <w:t>Đăng ký</w:t>
+            </w:r>
+          </w:p>
+        </w:tc>
+        <w:tc>
+          <w:tcPr>
+            <w:tcW w:w="0" w:type="auto"/>
+            <w:hideMark/>
+          </w:tcPr>
+          <w:p>
+            <w:pPr>
+              <w:spacing w:after="160" w:line="278" w:lineRule="auto"/>
+              <w:rPr>
+                <w:rFonts w:ascii="Times New Roman" w:hAnsi="Times New Roman" w:cs="Times New Roman"/>
+                <w:sz w:val="28"/>
+                <w:szCs w:val="28"/>
+                <w:lang w:val="vi-VN"/>
+              </w:rPr>
+            </w:pPr>
+            <w:r>
+              <w:rPr>
+                <w:rFonts w:ascii="Times New Roman" w:hAnsi="Times New Roman" w:cs="Times New Roman"/>
+                <w:sz w:val="28"/>
+                <w:szCs w:val="28"/>
+                <w:lang w:val="vi-VN"/>
+              </w:rPr>
+              <w:t>Email trùng</w:t>
+            </w:r>
+          </w:p>
+        </w:tc>
+        <w:tc>
+          <w:tcPr>
+            <w:tcW w:w="0" w:type="auto"/>
+            <w:hideMark/>
+          </w:tcPr>
+          <w:p>
+            <w:pPr>
+              <w:spacing w:after="160" w:line="278" w:lineRule="auto"/>
+              <w:rPr>
+                <w:rFonts w:ascii="Times New Roman" w:hAnsi="Times New Roman" w:cs="Times New Roman"/>
+                <w:sz w:val="28"/>
+                <w:szCs w:val="28"/>
+                <w:lang w:val="vi-VN"/>
+              </w:rPr>
+            </w:pPr>
+            <w:r>
+              <w:rPr>
+                <w:rFonts w:ascii="Times New Roman" w:hAnsi="Times New Roman" w:cs="Times New Roman"/>
+                <w:sz w:val="28"/>
+                <w:szCs w:val="28"/>
+                <w:lang w:val="vi-VN"/>
+              </w:rPr>
+              <w:t>Pass</w:t>
+            </w:r>
+          </w:p>
+        </w:tc>
+      </w:tr>
+      <w:tr>
+        <w:tc>
+          <w:tcPr>
+            <w:tcW w:w="0" w:type="auto"/>
+            <w:hideMark/>
+          </w:tcPr>
+          <w:p>
+            <w:pPr>
+              <w:spacing w:after="160" w:line="278" w:lineRule="auto"/>
+              <w:rPr>
+                <w:rFonts w:ascii="Times New Roman" w:hAnsi="Times New Roman" w:cs="Times New Roman"/>
+                <w:sz w:val="28"/>
+                <w:szCs w:val="28"/>
+                <w:lang w:val="vi-VN"/>
+              </w:rPr>
+            </w:pPr>
+            <w:r>
+              <w:rPr>
+                <w:rFonts w:ascii="Times New Roman" w:hAnsi="Times New Roman" w:cs="Times New Roman"/>
+                <w:sz w:val="28"/>
+                <w:szCs w:val="28"/>
+                <w:lang w:val="vi-VN"/>
+              </w:rPr>
+              <w:t>Đăng nhập</w:t>
+            </w:r>
+          </w:p>
+        </w:tc>
+        <w:tc>
+          <w:tcPr>
+            <w:tcW w:w="0" w:type="auto"/>
+            <w:hideMark/>
+          </w:tcPr>
+          <w:p>
+            <w:pPr>
+              <w:spacing w:after="160" w:line="278" w:lineRule="auto"/>
+              <w:rPr>
+                <w:rFonts w:ascii="Times New Roman" w:hAnsi="Times New Roman" w:cs="Times New Roman"/>
+                <w:sz w:val="28"/>
+                <w:szCs w:val="28"/>
+                <w:lang w:val="vi-VN"/>
+              </w:rPr>
+            </w:pPr>
+            <w:r>
+              <w:rPr>
+                <w:rFonts w:ascii="Times New Roman" w:hAnsi="Times New Roman" w:cs="Times New Roman"/>
+                <w:sz w:val="28"/>
+                <w:szCs w:val="28"/>
+                <w:lang w:val="vi-VN"/>
+              </w:rPr>
+              <w:t>Sai password</w:t>
+            </w:r>
+          </w:p>
+        </w:tc>
+        <w:tc>
+          <w:tcPr>
+            <w:tcW w:w="0" w:type="auto"/>
+            <w:hideMark/>
+          </w:tcPr>
+          <w:p>
+            <w:pPr>
+              <w:spacing w:after="160" w:line="278" w:lineRule="auto"/>
+              <w:rPr>
+                <w:rFonts w:ascii="Times New Roman" w:hAnsi="Times New Roman" w:cs="Times New Roman"/>
+                <w:sz w:val="28"/>
+                <w:szCs w:val="28"/>
+                <w:lang w:val="vi-VN"/>
+              </w:rPr>
+            </w:pPr>
+            <w:r>
+              <w:rPr>
+                <w:rFonts w:ascii="Times New Roman" w:hAnsi="Times New Roman" w:cs="Times New Roman"/>
+                <w:sz w:val="28"/>
+                <w:szCs w:val="28"/>
+                <w:lang w:val="vi-VN"/>
+              </w:rPr>
+              <w:t>Pass</w:t>
+            </w:r>
+          </w:p>
+        </w:tc>
+      </w:tr>
+      <w:tr>
+        <w:tc>
+          <w:tcPr>
+            <w:tcW w:w="0" w:type="auto"/>
+            <w:hideMark/>
+          </w:tcPr>
+          <w:p>
+            <w:pPr>
+              <w:spacing w:after="160" w:line="278" w:lineRule="auto"/>
+              <w:rPr>
+                <w:rFonts w:ascii="Times New Roman" w:hAnsi="Times New Roman" w:cs="Times New Roman"/>
+                <w:sz w:val="28"/>
+                <w:szCs w:val="28"/>
+                <w:lang w:val="vi-VN"/>
+              </w:rPr>
+            </w:pPr>
+            <w:r>
+              <w:rPr>
+                <w:rFonts w:ascii="Times New Roman" w:hAnsi="Times New Roman" w:cs="Times New Roman"/>
+                <w:sz w:val="28"/>
+                <w:szCs w:val="28"/>
+                <w:lang w:val="vi-VN"/>
+              </w:rPr>
+              <w:t>Gửi tin nhắn</w:t>
+            </w:r>
+          </w:p>
+        </w:tc>
+        <w:tc>
+          <w:tcPr>
+            <w:tcW w:w="0" w:type="auto"/>
+            <w:hideMark/>
+          </w:tcPr>
+          <w:p>
+            <w:pPr>
+              <w:spacing w:after="160" w:line="278" w:lineRule="auto"/>
+              <w:rPr>
+                <w:rFonts w:ascii="Times New Roman" w:hAnsi="Times New Roman" w:cs="Times New Roman"/>
+                <w:sz w:val="28"/>
+                <w:szCs w:val="28"/>
+                <w:lang w:val="vi-VN"/>
+              </w:rPr>
+            </w:pPr>
+            <w:r>
+              <w:rPr>
+                <w:rFonts w:ascii="Times New Roman" w:hAnsi="Times New Roman" w:cs="Times New Roman"/>
+                <w:sz w:val="28"/>
+                <w:szCs w:val="28"/>
+                <w:lang w:val="vi-VN"/>
+              </w:rPr>
+              <w:t>Realtime</w:t>
+            </w:r>
+          </w:p>
+        </w:tc>
+        <w:tc>
+          <w:tcPr>
+            <w:tcW w:w="0" w:type="auto"/>
+            <w:hideMark/>
+          </w:tcPr>
+          <w:p>
+            <w:pPr>
+              <w:spacing w:after="160" w:line="278" w:lineRule="auto"/>
+              <w:rPr>
+                <w:rFonts w:ascii="Times New Roman" w:hAnsi="Times New Roman" w:cs="Times New Roman"/>
+                <w:sz w:val="28"/>
+                <w:szCs w:val="28"/>
+                <w:lang w:val="vi-VN"/>
+              </w:rPr>
+            </w:pPr>
+            <w:r>
+              <w:rPr>
+                <w:rFonts w:ascii="Times New Roman" w:hAnsi="Times New Roman" w:cs="Times New Roman"/>
+                <w:sz w:val="28"/>
+                <w:szCs w:val="28"/>
+                <w:lang w:val="vi-VN"/>
+              </w:rPr>
+              <w:t>Pass</w:t>
+            </w:r>
+          </w:p>
+        </w:tc>
+      </w:tr>
+      <w:tr>
+        <w:tc>
+          <w:tcPr>
+            <w:tcW w:w="0" w:type="auto"/>
+            <w:hideMark/>
+          </w:tcPr>
+          <w:p>
+            <w:pPr>
+              <w:spacing w:after="160" w:line="278" w:lineRule="auto"/>
+              <w:rPr>
+                <w:rFonts w:ascii="Times New Roman" w:hAnsi="Times New Roman" w:cs="Times New Roman"/>
+                <w:sz w:val="28"/>
+                <w:szCs w:val="28"/>
+                <w:lang w:val="vi-VN"/>
+              </w:rPr>
+            </w:pPr>
+            <w:r>
+              <w:rPr>
+                <w:rFonts w:ascii="Times New Roman" w:hAnsi="Times New Roman" w:cs="Times New Roman"/>
+                <w:sz w:val="28"/>
+                <w:szCs w:val="28"/>
+                <w:lang w:val="vi-VN"/>
+              </w:rPr>
+              <w:t>Gửi ảnh</w:t>
+            </w:r>
+          </w:p>
+        </w:tc>
+        <w:tc>
+          <w:tcPr>
+            <w:tcW w:w="0" w:type="auto"/>
+            <w:hideMark/>
+          </w:tcPr>
+          <w:p>
+            <w:pPr>
+              <w:spacing w:after="160" w:line="278" w:lineRule="auto"/>
+              <w:rPr>
+                <w:rFonts w:ascii="Times New Roman" w:hAnsi="Times New Roman" w:cs="Times New Roman"/>
+                <w:sz w:val="28"/>
+                <w:szCs w:val="28"/>
+                <w:lang w:val="vi-VN"/>
+              </w:rPr>
+            </w:pPr>
+            <w:r>
+              <w:rPr>
+                <w:rFonts w:ascii="Times New Roman" w:hAnsi="Times New Roman" w:cs="Times New Roman"/>
+                <w:sz w:val="28"/>
+                <w:szCs w:val="28"/>
+                <w:lang w:val="vi-VN"/>
+              </w:rPr>
+              <w:t>File hợp lệ</w:t>
+            </w:r>
+          </w:p>
+        </w:tc>
+        <w:tc>
+          <w:tcPr>
+            <w:tcW w:w="0" w:type="auto"/>
+            <w:hideMark/>
+          </w:tcPr>
+          <w:p>
+            <w:pPr>
+              <w:spacing w:after="160" w:line="278" w:lineRule="auto"/>
+              <w:rPr>
+                <w:rFonts w:ascii="Times New Roman" w:hAnsi="Times New Roman" w:cs="Times New Roman"/>
+                <w:sz w:val="28"/>
+                <w:szCs w:val="28"/>
+                <w:lang w:val="vi-VN"/>
+              </w:rPr>
+            </w:pPr>
+            <w:r>
+              <w:rPr>
+                <w:rFonts w:ascii="Times New Roman" w:hAnsi="Times New Roman" w:cs="Times New Roman"/>
+                <w:sz w:val="28"/>
+                <w:szCs w:val="28"/>
+                <w:lang w:val="vi-VN"/>
+              </w:rPr>
+              <w:t>Pass</w:t>
+            </w:r>
+          </w:p>
+        </w:tc>
+      </w:tr>
+      <w:tr>
+        <w:tc>
+          <w:tcPr>
+            <w:tcW w:w="0" w:type="auto"/>
+            <w:hideMark/>
+          </w:tcPr>
+          <w:p>
+            <w:pPr>
+              <w:spacing w:after="160" w:line="278" w:lineRule="auto"/>
+              <w:rPr>
+                <w:rFonts w:ascii="Times New Roman" w:hAnsi="Times New Roman" w:cs="Times New Roman"/>
+                <w:sz w:val="28"/>
+                <w:szCs w:val="28"/>
+                <w:lang w:val="vi-VN"/>
+              </w:rPr>
+            </w:pPr>
+            <w:r>
+              <w:rPr>
+                <w:rFonts w:ascii="Times New Roman" w:hAnsi="Times New Roman" w:cs="Times New Roman"/>
+                <w:sz w:val="28"/>
+                <w:szCs w:val="28"/>
+                <w:lang w:val="vi-VN"/>
+              </w:rPr>
+              <w:t>Xóa tin nhắn</w:t>
+            </w:r>
+          </w:p>
+        </w:tc>
+        <w:tc>
+          <w:tcPr>
+            <w:tcW w:w="0" w:type="auto"/>
+            <w:hideMark/>
+          </w:tcPr>
+          <w:p>
+            <w:pPr>
+              <w:spacing w:after="160" w:line="278" w:lineRule="auto"/>
+              <w:rPr>
+                <w:rFonts w:ascii="Times New Roman" w:hAnsi="Times New Roman" w:cs="Times New Roman"/>
+                <w:sz w:val="28"/>
+                <w:szCs w:val="28"/>
+                <w:lang w:val="vi-VN"/>
+              </w:rPr>
+            </w:pPr>
+            <w:r>
+              <w:rPr>
+                <w:rFonts w:ascii="Times New Roman" w:hAnsi="Times New Roman" w:cs="Times New Roman"/>
+                <w:sz w:val="28"/>
+                <w:szCs w:val="28"/>
+                <w:lang w:val="vi-VN"/>
+              </w:rPr>
+              <w:t>Có quyền</w:t>
+            </w:r>
+          </w:p>
+        </w:tc>
+        <w:tc>
+          <w:tcPr>
+            <w:tcW w:w="0" w:type="auto"/>
+            <w:hideMark/>
+          </w:tcPr>
+          <w:p>
+            <w:pPr>
+              <w:spacing w:after="160" w:line="278" w:lineRule="auto"/>
+              <w:rPr>
+                <w:rFonts w:ascii="Times New Roman" w:hAnsi="Times New Roman" w:cs="Times New Roman"/>
+                <w:sz w:val="28"/>
+                <w:szCs w:val="28"/>
+                <w:lang w:val="vi-VN"/>
+              </w:rPr>
+            </w:pPr>
+            <w:r>
+              <w:rPr>
+                <w:rFonts w:ascii="Times New Roman" w:hAnsi="Times New Roman" w:cs="Times New Roman"/>
+                <w:sz w:val="28"/>
+                <w:szCs w:val="28"/>
+                <w:lang w:val="vi-VN"/>
+              </w:rPr>
+              <w:t>Pass</w:t>
+            </w:r>
+          </w:p>
+        </w:tc>
+      </w:tr>
+      <w:tr>
+        <w:tc>
+          <w:tcPr>
+            <w:tcW w:w="0" w:type="auto"/>
+            <w:hideMark/>
+          </w:tcPr>
+          <w:p>
+            <w:pPr>
+              <w:spacing w:after="160" w:line="278" w:lineRule="auto"/>
+              <w:rPr>
+                <w:rFonts w:ascii="Times New Roman" w:hAnsi="Times New Roman" w:cs="Times New Roman"/>
+                <w:sz w:val="28"/>
+                <w:szCs w:val="28"/>
+                <w:lang w:val="vi-VN"/>
+              </w:rPr>
+            </w:pPr>
+            <w:r>
+              <w:rPr>
+                <w:rFonts w:ascii="Times New Roman" w:hAnsi="Times New Roman" w:cs="Times New Roman"/>
+                <w:sz w:val="28"/>
+                <w:szCs w:val="28"/>
+                <w:lang w:val="vi-VN"/>
+              </w:rPr>
+              <w:t>API</w:t>
+            </w:r>
+          </w:p>
+        </w:tc>
+        <w:tc>
+          <w:tcPr>
+            <w:tcW w:w="0" w:type="auto"/>
+            <w:hideMark/>
+          </w:tcPr>
+          <w:p>
+            <w:pPr>
+              <w:spacing w:after="160" w:line="278" w:lineRule="auto"/>
+              <w:rPr>
+                <w:rFonts w:ascii="Times New Roman" w:hAnsi="Times New Roman" w:cs="Times New Roman"/>
+                <w:sz w:val="28"/>
+                <w:szCs w:val="28"/>
+                <w:lang w:val="vi-VN"/>
+              </w:rPr>
+            </w:pPr>
+            <w:r>
+              <w:rPr>
+                <w:rFonts w:ascii="Times New Roman" w:hAnsi="Times New Roman" w:cs="Times New Roman"/>
+                <w:sz w:val="28"/>
+                <w:szCs w:val="28"/>
+                <w:lang w:val="vi-VN"/>
+              </w:rPr>
+              <w:t>Không có JWT</w:t>
+            </w:r>
+          </w:p>
+        </w:tc>
+        <w:tc>
+          <w:tcPr>
+            <w:tcW w:w="0" w:type="auto"/>
+            <w:hideMark/>
+          </w:tcPr>
+          <w:p>
+            <w:pPr>
+              <w:spacing w:after="160" w:line="278" w:lineRule="auto"/>
+              <w:rPr>
+                <w:rFonts w:ascii="Times New Roman" w:hAnsi="Times New Roman" w:cs="Times New Roman"/>
+                <w:sz w:val="28"/>
+                <w:szCs w:val="28"/>
+                <w:lang w:val="vi-VN"/>
+              </w:rPr>
+            </w:pPr>
+            <w:r>
+              <w:rPr>
+                <w:rFonts w:ascii="Times New Roman" w:hAnsi="Times New Roman" w:cs="Times New Roman"/>
+                <w:sz w:val="28"/>
+                <w:szCs w:val="28"/>
+                <w:lang w:val="vi-VN"/>
+              </w:rPr>
+              <w:t>Reject</w:t>
+            </w:r>
+          </w:p>
+        </w:tc>
+      </w:tr>
+    </w:tbl>
+    <w:p>
+      <w:pPr>
+        <w:rPr>
+          <w:rFonts w:ascii="Times New Roman" w:hAnsi="Times New Roman" w:cs="Times New Roman"/>
+          <w:sz w:val="28"/>
+          <w:szCs w:val="28"/>
+          <w:lang w:val="vi-VN"/>
+        </w:rPr>
+      </w:pPr>
+      <w:r>
+        <w:rPr>
+          <w:rFonts w:ascii="Times New Roman" w:hAnsi="Times New Roman" w:cs="Times New Roman"/>
+          <w:sz w:val="28"/>
+          <w:szCs w:val="28"/>
+          <w:lang w:val="vi-VN"/>
+        </w:rPr>
+        <w:t>Nếu có test API bằng Postman thì càng tốt.</w:t>
+      </w:r>
+    </w:p>
+    <w:p>
+      <w:pPr>
+        <w:rPr>
+          <w:rFonts w:ascii="Times New Roman" w:hAnsi="Times New Roman" w:cs="Times New Roman"/>
+          <w:sz w:val="28"/>
+          <w:szCs w:val="28"/>
+          <w:lang w:val="vi-VN"/>
+        </w:rPr>
+      </w:pPr>
+      <w:r>
+        <w:rPr>
+          <w:rFonts w:ascii="Times New Roman" w:hAnsi="Times New Roman" w:cs="Times New Roman"/>
+          <w:sz w:val="28"/>
+          <w:szCs w:val="28"/>
+          <w:lang w:val="vi-VN"/>
+        </w:rPr>
+        <w:pict w14:anchorId="6F153041">
+          <v:rect id="_x0000_i1031" style="width:0;height:1.5pt" o:hralign="center" o:hrstd="t" o:hr="t" fillcolor="#a0a0a0" stroked="f"/>
+        </w:pict>
+      </w:r>
+    </w:p>
+    <w:p>
+      <w:pPr>
+        <w:rPr>
+          <w:rFonts w:ascii="Times New Roman" w:hAnsi="Times New Roman" w:cs="Times New Roman"/>
+          <w:b/>
+          <w:bCs/>
+          <w:sz w:val="28"/>
+          <w:szCs w:val="28"/>
+          <w:lang w:val="vi-VN"/>
+        </w:rPr>
+      </w:pPr>
+      <w:r>
+        <w:rPr>
+          <w:rFonts w:ascii="Times New Roman" w:hAnsi="Times New Roman" w:cs="Times New Roman"/>
+          <w:b/>
+          <w:bCs/>
+          <w:sz w:val="28"/>
+          <w:szCs w:val="28"/>
+          <w:lang w:val="vi-VN"/>
+        </w:rPr>
+        <w:t xml:space="preserve"> Nếu là mình làm VieChat để bảo vệ</w:t>
+      </w:r>
+    </w:p>
+    <w:p>
+      <w:pPr>
+        <w:rPr>
+          <w:rFonts w:ascii="Times New Roman" w:hAnsi="Times New Roman" w:cs="Times New Roman"/>
+          <w:sz w:val="28"/>
+          <w:szCs w:val="28"/>
+          <w:lang w:val="vi-VN"/>
+        </w:rPr>
+      </w:pPr>
+      <w:r>
+        <w:rPr>
+          <w:rFonts w:ascii="Times New Roman" w:hAnsi="Times New Roman" w:cs="Times New Roman"/>
+          <w:sz w:val="28"/>
+          <w:szCs w:val="28"/>
+          <w:lang w:val="vi-VN"/>
+        </w:rPr>
+        <w:t xml:space="preserve">Mình sẽ ưu tiên </w:t>
+      </w:r>
+      <w:r>
+        <w:rPr>
+          <w:rFonts w:ascii="Times New Roman" w:hAnsi="Times New Roman" w:cs="Times New Roman"/>
+          <w:b/>
+          <w:bCs/>
+          <w:sz w:val="28"/>
+          <w:szCs w:val="28"/>
+          <w:lang w:val="vi-VN"/>
+        </w:rPr>
+        <w:t>5 thứ này trước</w:t>
+      </w:r>
+      <w:r>
+        <w:rPr>
+          <w:rFonts w:ascii="Times New Roman" w:hAnsi="Times New Roman" w:cs="Times New Roman"/>
+          <w:sz w:val="28"/>
+          <w:szCs w:val="28"/>
+          <w:lang w:val="vi-VN"/>
         </w:rPr>
         <w:t>:</w:t>
       </w:r>
-      <w:r>
-        <w:rPr>
-          <w:rFonts w:ascii="Times New Roman" w:hAnsi="Times New Roman" w:cs="Times New Roman"/>
-          <w:sz w:val="28"/>
-          <w:szCs w:val="28"/>
-          <w:lang w:val="vi-VN"/>
-        </w:rPr>
-        <w:t xml:space="preserve"> </w:t>
-      </w:r>
-      <w:proofErr w:type="spellStart"/>
-      <w:r>
-        <w:rPr>
-          <w:rFonts w:ascii="Times New Roman" w:hAnsi="Times New Roman" w:cs="Times New Roman"/>
-          <w:sz w:val="28"/>
-          <w:szCs w:val="28"/>
-        </w:rPr>
-        <w:t>VieChat</w:t>
-      </w:r>
-      <w:proofErr w:type="spellEnd"/>
-      <w:r>
-        <w:rPr>
-          <w:rFonts w:ascii="Times New Roman" w:hAnsi="Times New Roman" w:cs="Times New Roman"/>
-          <w:sz w:val="28"/>
-          <w:szCs w:val="28"/>
-        </w:rPr>
-        <w:t xml:space="preserve"> </w:t>
-      </w:r>
-      <w:proofErr w:type="spellStart"/>
-      <w:r>
-        <w:rPr>
-          <w:rFonts w:ascii="Times New Roman" w:hAnsi="Times New Roman" w:cs="Times New Roman"/>
-          <w:sz w:val="28"/>
-          <w:szCs w:val="28"/>
-        </w:rPr>
-        <w:t>sử</w:t>
-      </w:r>
-      <w:proofErr w:type="spellEnd"/>
-      <w:r>
-        <w:rPr>
-          <w:rFonts w:ascii="Times New Roman" w:hAnsi="Times New Roman" w:cs="Times New Roman"/>
-          <w:sz w:val="28"/>
-          <w:szCs w:val="28"/>
-        </w:rPr>
-        <w:t xml:space="preserve"> </w:t>
-      </w:r>
-      <w:proofErr w:type="spellStart"/>
-      <w:r>
-        <w:rPr>
-          <w:rFonts w:ascii="Times New Roman" w:hAnsi="Times New Roman" w:cs="Times New Roman"/>
-          <w:sz w:val="28"/>
-          <w:szCs w:val="28"/>
-        </w:rPr>
-        <w:t>dụng</w:t>
-      </w:r>
-      <w:proofErr w:type="spellEnd"/>
-      <w:r>
-        <w:rPr>
-          <w:rFonts w:ascii="Times New Roman" w:hAnsi="Times New Roman" w:cs="Times New Roman"/>
-          <w:sz w:val="28"/>
-          <w:szCs w:val="28"/>
-        </w:rPr>
-        <w:t xml:space="preserve"> </w:t>
-      </w:r>
-      <w:proofErr w:type="spellStart"/>
-      <w:r>
-        <w:rPr>
-          <w:rFonts w:ascii="Times New Roman" w:hAnsi="Times New Roman" w:cs="Times New Roman"/>
-          <w:sz w:val="28"/>
-          <w:szCs w:val="28"/>
-        </w:rPr>
-        <w:t>kiến</w:t>
-      </w:r>
-      <w:proofErr w:type="spellEnd"/>
-      <w:r>
-        <w:rPr>
-          <w:rFonts w:ascii="Times New Roman" w:hAnsi="Times New Roman" w:cs="Times New Roman"/>
-          <w:sz w:val="28"/>
-          <w:szCs w:val="28"/>
-        </w:rPr>
-        <w:t xml:space="preserve"> </w:t>
-      </w:r>
-      <w:proofErr w:type="spellStart"/>
-      <w:r>
-        <w:rPr>
-          <w:rFonts w:ascii="Times New Roman" w:hAnsi="Times New Roman" w:cs="Times New Roman"/>
-          <w:sz w:val="28"/>
-          <w:szCs w:val="28"/>
-        </w:rPr>
-        <w:t>trúc</w:t>
-      </w:r>
-      <w:proofErr w:type="spellEnd"/>
-      <w:r>
-        <w:rPr>
-          <w:rFonts w:ascii="Times New Roman" w:hAnsi="Times New Roman" w:cs="Times New Roman"/>
-          <w:sz w:val="28"/>
-          <w:szCs w:val="28"/>
-        </w:rPr>
-        <w:t xml:space="preserve"> Client–Server </w:t>
-      </w:r>
-      <w:proofErr w:type="spellStart"/>
-      <w:r>
-        <w:rPr>
-          <w:rFonts w:ascii="Times New Roman" w:hAnsi="Times New Roman" w:cs="Times New Roman"/>
-          <w:sz w:val="28"/>
-          <w:szCs w:val="28"/>
-        </w:rPr>
-        <w:t>tách</w:t>
-      </w:r>
-      <w:proofErr w:type="spellEnd"/>
-      <w:r>
-        <w:rPr>
-          <w:rFonts w:ascii="Times New Roman" w:hAnsi="Times New Roman" w:cs="Times New Roman"/>
-          <w:sz w:val="28"/>
-          <w:szCs w:val="28"/>
-        </w:rPr>
-        <w:t xml:space="preserve"> </w:t>
-      </w:r>
-      <w:proofErr w:type="spellStart"/>
-      <w:r>
-        <w:rPr>
-          <w:rFonts w:ascii="Times New Roman" w:hAnsi="Times New Roman" w:cs="Times New Roman"/>
-          <w:sz w:val="28"/>
-          <w:szCs w:val="28"/>
-        </w:rPr>
-        <w:t>biệt</w:t>
-      </w:r>
-      <w:proofErr w:type="spellEnd"/>
-      <w:r>
-        <w:rPr>
-          <w:rFonts w:ascii="Times New Roman" w:hAnsi="Times New Roman" w:cs="Times New Roman"/>
-          <w:sz w:val="28"/>
-          <w:szCs w:val="28"/>
-        </w:rPr>
-        <w:t xml:space="preserve">. Frontend </w:t>
-      </w:r>
-      <w:proofErr w:type="spellStart"/>
-      <w:r>
-        <w:rPr>
-          <w:rFonts w:ascii="Times New Roman" w:hAnsi="Times New Roman" w:cs="Times New Roman"/>
-          <w:sz w:val="28"/>
-          <w:szCs w:val="28"/>
-        </w:rPr>
-        <w:t>được</w:t>
-      </w:r>
-      <w:proofErr w:type="spellEnd"/>
-      <w:r>
-        <w:rPr>
-          <w:rFonts w:ascii="Times New Roman" w:hAnsi="Times New Roman" w:cs="Times New Roman"/>
-          <w:sz w:val="28"/>
-          <w:szCs w:val="28"/>
-        </w:rPr>
-        <w:t xml:space="preserve"> </w:t>
-      </w:r>
-      <w:proofErr w:type="spellStart"/>
-      <w:r>
-        <w:rPr>
-          <w:rFonts w:ascii="Times New Roman" w:hAnsi="Times New Roman" w:cs="Times New Roman"/>
-          <w:sz w:val="28"/>
-          <w:szCs w:val="28"/>
-        </w:rPr>
-        <w:t>xây</w:t>
-      </w:r>
-      <w:proofErr w:type="spellEnd"/>
-      <w:r>
-        <w:rPr>
-          <w:rFonts w:ascii="Times New Roman" w:hAnsi="Times New Roman" w:cs="Times New Roman"/>
-          <w:sz w:val="28"/>
-          <w:szCs w:val="28"/>
-        </w:rPr>
-        <w:t xml:space="preserve"> </w:t>
-      </w:r>
-      <w:proofErr w:type="spellStart"/>
-      <w:r>
-        <w:rPr>
-          <w:rFonts w:ascii="Times New Roman" w:hAnsi="Times New Roman" w:cs="Times New Roman"/>
-          <w:sz w:val="28"/>
-          <w:szCs w:val="28"/>
-        </w:rPr>
-        <w:t>dựng</w:t>
-      </w:r>
-      <w:proofErr w:type="spellEnd"/>
-      <w:r>
-        <w:rPr>
-          <w:rFonts w:ascii="Times New Roman" w:hAnsi="Times New Roman" w:cs="Times New Roman"/>
-          <w:sz w:val="28"/>
-          <w:szCs w:val="28"/>
-        </w:rPr>
-        <w:t xml:space="preserve"> </w:t>
-      </w:r>
-      <w:proofErr w:type="spellStart"/>
-      <w:r>
-        <w:rPr>
-          <w:rFonts w:ascii="Times New Roman" w:hAnsi="Times New Roman" w:cs="Times New Roman"/>
-          <w:sz w:val="28"/>
-          <w:szCs w:val="28"/>
-        </w:rPr>
-        <w:t>bằng</w:t>
-      </w:r>
-      <w:proofErr w:type="spellEnd"/>
-      <w:r>
-        <w:rPr>
-          <w:rFonts w:ascii="Times New Roman" w:hAnsi="Times New Roman" w:cs="Times New Roman"/>
-          <w:sz w:val="28"/>
-          <w:szCs w:val="28"/>
-        </w:rPr>
-        <w:t xml:space="preserve"> React </w:t>
-      </w:r>
-      <w:proofErr w:type="spellStart"/>
-      <w:r>
-        <w:rPr>
-          <w:rFonts w:ascii="Times New Roman" w:hAnsi="Times New Roman" w:cs="Times New Roman"/>
-          <w:sz w:val="28"/>
-          <w:szCs w:val="28"/>
-        </w:rPr>
-        <w:t>và</w:t>
-      </w:r>
-      <w:proofErr w:type="spellEnd"/>
-      <w:r>
-        <w:rPr>
-          <w:rFonts w:ascii="Times New Roman" w:hAnsi="Times New Roman" w:cs="Times New Roman"/>
-          <w:sz w:val="28"/>
-          <w:szCs w:val="28"/>
-        </w:rPr>
-        <w:t xml:space="preserve"> Vite, Backend </w:t>
-      </w:r>
-      <w:proofErr w:type="spellStart"/>
-      <w:r>
-        <w:rPr>
-          <w:rFonts w:ascii="Times New Roman" w:hAnsi="Times New Roman" w:cs="Times New Roman"/>
-          <w:sz w:val="28"/>
-          <w:szCs w:val="28"/>
-        </w:rPr>
-        <w:t>sử</w:t>
-      </w:r>
-      <w:proofErr w:type="spellEnd"/>
-      <w:r>
-        <w:rPr>
-          <w:rFonts w:ascii="Times New Roman" w:hAnsi="Times New Roman" w:cs="Times New Roman"/>
-          <w:sz w:val="28"/>
-          <w:szCs w:val="28"/>
-        </w:rPr>
-        <w:t xml:space="preserve"> </w:t>
-      </w:r>
-      <w:proofErr w:type="spellStart"/>
-      <w:r>
-        <w:rPr>
-          <w:rFonts w:ascii="Times New Roman" w:hAnsi="Times New Roman" w:cs="Times New Roman"/>
-          <w:sz w:val="28"/>
-          <w:szCs w:val="28"/>
-        </w:rPr>
-        <w:t>dụng</w:t>
-      </w:r>
-      <w:proofErr w:type="spellEnd"/>
-      <w:r>
-        <w:rPr>
-          <w:rFonts w:ascii="Times New Roman" w:hAnsi="Times New Roman" w:cs="Times New Roman"/>
-          <w:sz w:val="28"/>
-          <w:szCs w:val="28"/>
-        </w:rPr>
-        <w:t xml:space="preserve"> Node.js </w:t>
-      </w:r>
-      <w:proofErr w:type="spellStart"/>
-      <w:r>
-        <w:rPr>
-          <w:rFonts w:ascii="Times New Roman" w:hAnsi="Times New Roman" w:cs="Times New Roman"/>
-          <w:sz w:val="28"/>
-          <w:szCs w:val="28"/>
-        </w:rPr>
-        <w:t>và</w:t>
-      </w:r>
-      <w:proofErr w:type="spellEnd"/>
-      <w:r>
-        <w:rPr>
-          <w:rFonts w:ascii="Times New Roman" w:hAnsi="Times New Roman" w:cs="Times New Roman"/>
-          <w:sz w:val="28"/>
-          <w:szCs w:val="28"/>
-        </w:rPr>
-        <w:t xml:space="preserve"> Express. Frontend </w:t>
-      </w:r>
-      <w:proofErr w:type="spellStart"/>
-      <w:r>
-        <w:rPr>
-          <w:rFonts w:ascii="Times New Roman" w:hAnsi="Times New Roman" w:cs="Times New Roman"/>
-          <w:sz w:val="28"/>
-          <w:szCs w:val="28"/>
-        </w:rPr>
-        <w:t>giao</w:t>
-      </w:r>
-      <w:proofErr w:type="spellEnd"/>
-      <w:r>
-        <w:rPr>
-          <w:rFonts w:ascii="Times New Roman" w:hAnsi="Times New Roman" w:cs="Times New Roman"/>
-          <w:sz w:val="28"/>
-          <w:szCs w:val="28"/>
-        </w:rPr>
-        <w:t xml:space="preserve"> </w:t>
-      </w:r>
-      <w:proofErr w:type="spellStart"/>
-      <w:r>
-        <w:rPr>
-          <w:rFonts w:ascii="Times New Roman" w:hAnsi="Times New Roman" w:cs="Times New Roman"/>
-          <w:sz w:val="28"/>
-          <w:szCs w:val="28"/>
-        </w:rPr>
-        <w:t>tiếp</w:t>
-      </w:r>
-      <w:proofErr w:type="spellEnd"/>
-      <w:r>
-        <w:rPr>
-          <w:rFonts w:ascii="Times New Roman" w:hAnsi="Times New Roman" w:cs="Times New Roman"/>
-          <w:sz w:val="28"/>
-          <w:szCs w:val="28"/>
-        </w:rPr>
-        <w:t xml:space="preserve"> </w:t>
-      </w:r>
-      <w:proofErr w:type="spellStart"/>
-      <w:r>
-        <w:rPr>
-          <w:rFonts w:ascii="Times New Roman" w:hAnsi="Times New Roman" w:cs="Times New Roman"/>
-          <w:sz w:val="28"/>
-          <w:szCs w:val="28"/>
-        </w:rPr>
-        <w:t>với</w:t>
-      </w:r>
-      <w:proofErr w:type="spellEnd"/>
-      <w:r>
-        <w:rPr>
-          <w:rFonts w:ascii="Times New Roman" w:hAnsi="Times New Roman" w:cs="Times New Roman"/>
-          <w:sz w:val="28"/>
-          <w:szCs w:val="28"/>
-        </w:rPr>
-        <w:t xml:space="preserve"> Backend </w:t>
-      </w:r>
-      <w:proofErr w:type="spellStart"/>
-      <w:r>
-        <w:rPr>
-          <w:rFonts w:ascii="Times New Roman" w:hAnsi="Times New Roman" w:cs="Times New Roman"/>
-          <w:sz w:val="28"/>
-          <w:szCs w:val="28"/>
-        </w:rPr>
-        <w:t>thông</w:t>
-      </w:r>
-      <w:proofErr w:type="spellEnd"/>
-      <w:r>
-        <w:rPr>
-          <w:rFonts w:ascii="Times New Roman" w:hAnsi="Times New Roman" w:cs="Times New Roman"/>
-          <w:sz w:val="28"/>
-          <w:szCs w:val="28"/>
-        </w:rPr>
-        <w:t xml:space="preserve"> qua REST API </w:t>
-      </w:r>
-      <w:proofErr w:type="spellStart"/>
-      <w:r>
-        <w:rPr>
-          <w:rFonts w:ascii="Times New Roman" w:hAnsi="Times New Roman" w:cs="Times New Roman"/>
-          <w:sz w:val="28"/>
-          <w:szCs w:val="28"/>
-        </w:rPr>
-        <w:t>và</w:t>
-      </w:r>
-      <w:proofErr w:type="spellEnd"/>
-      <w:r>
-        <w:rPr>
-          <w:rFonts w:ascii="Times New Roman" w:hAnsi="Times New Roman" w:cs="Times New Roman"/>
-          <w:sz w:val="28"/>
-          <w:szCs w:val="28"/>
-        </w:rPr>
-        <w:t xml:space="preserve"> Socket.io. Backend </w:t>
-      </w:r>
-      <w:proofErr w:type="spellStart"/>
-      <w:r>
-        <w:rPr>
-          <w:rFonts w:ascii="Times New Roman" w:hAnsi="Times New Roman" w:cs="Times New Roman"/>
-          <w:sz w:val="28"/>
-          <w:szCs w:val="28"/>
-        </w:rPr>
-        <w:t>kết</w:t>
-      </w:r>
-      <w:proofErr w:type="spellEnd"/>
-      <w:r>
-        <w:rPr>
-          <w:rFonts w:ascii="Times New Roman" w:hAnsi="Times New Roman" w:cs="Times New Roman"/>
-          <w:sz w:val="28"/>
-          <w:szCs w:val="28"/>
-        </w:rPr>
-        <w:t xml:space="preserve"> </w:t>
-      </w:r>
-      <w:proofErr w:type="spellStart"/>
-      <w:r>
-        <w:rPr>
-          <w:rFonts w:ascii="Times New Roman" w:hAnsi="Times New Roman" w:cs="Times New Roman"/>
-          <w:sz w:val="28"/>
-          <w:szCs w:val="28"/>
-        </w:rPr>
-        <w:t>nối</w:t>
-      </w:r>
-      <w:proofErr w:type="spellEnd"/>
-      <w:r>
-        <w:rPr>
-          <w:rFonts w:ascii="Times New Roman" w:hAnsi="Times New Roman" w:cs="Times New Roman"/>
-          <w:sz w:val="28"/>
-          <w:szCs w:val="28"/>
-        </w:rPr>
-        <w:t xml:space="preserve"> MongoDB </w:t>
-      </w:r>
-      <w:proofErr w:type="spellStart"/>
-      <w:r>
-        <w:rPr>
-          <w:rFonts w:ascii="Times New Roman" w:hAnsi="Times New Roman" w:cs="Times New Roman"/>
-          <w:sz w:val="28"/>
-          <w:szCs w:val="28"/>
-        </w:rPr>
-        <w:t>để</w:t>
-      </w:r>
-      <w:proofErr w:type="spellEnd"/>
-      <w:r>
-        <w:rPr>
-          <w:rFonts w:ascii="Times New Roman" w:hAnsi="Times New Roman" w:cs="Times New Roman"/>
-          <w:sz w:val="28"/>
-          <w:szCs w:val="28"/>
-        </w:rPr>
-        <w:t xml:space="preserve"> </w:t>
-      </w:r>
-      <w:proofErr w:type="spellStart"/>
-      <w:r>
-        <w:rPr>
-          <w:rFonts w:ascii="Times New Roman" w:hAnsi="Times New Roman" w:cs="Times New Roman"/>
-          <w:sz w:val="28"/>
-          <w:szCs w:val="28"/>
-        </w:rPr>
-        <w:t>lưu</w:t>
-      </w:r>
-      <w:proofErr w:type="spellEnd"/>
-      <w:r>
-        <w:rPr>
-          <w:rFonts w:ascii="Times New Roman" w:hAnsi="Times New Roman" w:cs="Times New Roman"/>
-          <w:sz w:val="28"/>
-          <w:szCs w:val="28"/>
-        </w:rPr>
-        <w:t xml:space="preserve"> </w:t>
-      </w:r>
-      <w:proofErr w:type="spellStart"/>
-      <w:r>
-        <w:rPr>
-          <w:rFonts w:ascii="Times New Roman" w:hAnsi="Times New Roman" w:cs="Times New Roman"/>
-          <w:sz w:val="28"/>
-          <w:szCs w:val="28"/>
-        </w:rPr>
-        <w:t>dữ</w:t>
-      </w:r>
-      <w:proofErr w:type="spellEnd"/>
-      <w:r>
-        <w:rPr>
-          <w:rFonts w:ascii="Times New Roman" w:hAnsi="Times New Roman" w:cs="Times New Roman"/>
-          <w:sz w:val="28"/>
-          <w:szCs w:val="28"/>
-        </w:rPr>
-        <w:t xml:space="preserve"> </w:t>
-      </w:r>
-      <w:proofErr w:type="spellStart"/>
-      <w:r>
-        <w:rPr>
-          <w:rFonts w:ascii="Times New Roman" w:hAnsi="Times New Roman" w:cs="Times New Roman"/>
-          <w:sz w:val="28"/>
-          <w:szCs w:val="28"/>
-        </w:rPr>
-        <w:t>liệu</w:t>
-      </w:r>
-      <w:proofErr w:type="spellEnd"/>
-      <w:r>
-        <w:rPr>
-          <w:rFonts w:ascii="Times New Roman" w:hAnsi="Times New Roman" w:cs="Times New Roman"/>
-          <w:sz w:val="28"/>
-          <w:szCs w:val="28"/>
-        </w:rPr>
-        <w:t xml:space="preserve"> </w:t>
-      </w:r>
-      <w:proofErr w:type="spellStart"/>
-      <w:r>
-        <w:rPr>
-          <w:rFonts w:ascii="Times New Roman" w:hAnsi="Times New Roman" w:cs="Times New Roman"/>
-          <w:sz w:val="28"/>
-          <w:szCs w:val="28"/>
-        </w:rPr>
-        <w:t>và</w:t>
-      </w:r>
-      <w:proofErr w:type="spellEnd"/>
-      <w:r>
-        <w:rPr>
-          <w:rFonts w:ascii="Times New Roman" w:hAnsi="Times New Roman" w:cs="Times New Roman"/>
-          <w:sz w:val="28"/>
-          <w:szCs w:val="28"/>
-        </w:rPr>
-        <w:t xml:space="preserve"> </w:t>
-      </w:r>
-      <w:proofErr w:type="spellStart"/>
-      <w:r>
-        <w:rPr>
-          <w:rFonts w:ascii="Times New Roman" w:hAnsi="Times New Roman" w:cs="Times New Roman"/>
-          <w:sz w:val="28"/>
-          <w:szCs w:val="28"/>
-        </w:rPr>
-        <w:t>Cloudinary</w:t>
-      </w:r>
-      <w:proofErr w:type="spellEnd"/>
-      <w:r>
-        <w:rPr>
-          <w:rFonts w:ascii="Times New Roman" w:hAnsi="Times New Roman" w:cs="Times New Roman"/>
-          <w:sz w:val="28"/>
-          <w:szCs w:val="28"/>
-        </w:rPr>
-        <w:t xml:space="preserve"> </w:t>
-      </w:r>
-      <w:proofErr w:type="spellStart"/>
-      <w:r>
-        <w:rPr>
-          <w:rFonts w:ascii="Times New Roman" w:hAnsi="Times New Roman" w:cs="Times New Roman"/>
-          <w:sz w:val="28"/>
-          <w:szCs w:val="28"/>
-        </w:rPr>
-        <w:t>để</w:t>
-      </w:r>
-      <w:proofErr w:type="spellEnd"/>
-      <w:r>
-        <w:rPr>
-          <w:rFonts w:ascii="Times New Roman" w:hAnsi="Times New Roman" w:cs="Times New Roman"/>
-          <w:sz w:val="28"/>
-          <w:szCs w:val="28"/>
-        </w:rPr>
-        <w:t xml:space="preserve"> </w:t>
-      </w:r>
-      <w:proofErr w:type="spellStart"/>
-      <w:r>
-        <w:rPr>
-          <w:rFonts w:ascii="Times New Roman" w:hAnsi="Times New Roman" w:cs="Times New Roman"/>
-          <w:sz w:val="28"/>
-          <w:szCs w:val="28"/>
-        </w:rPr>
-        <w:t>lưu</w:t>
-      </w:r>
-      <w:proofErr w:type="spellEnd"/>
-      <w:r>
-        <w:rPr>
-          <w:rFonts w:ascii="Times New Roman" w:hAnsi="Times New Roman" w:cs="Times New Roman"/>
-          <w:sz w:val="28"/>
-          <w:szCs w:val="28"/>
-        </w:rPr>
-        <w:t xml:space="preserve"> </w:t>
-      </w:r>
-      <w:proofErr w:type="spellStart"/>
-      <w:r>
-        <w:rPr>
-          <w:rFonts w:ascii="Times New Roman" w:hAnsi="Times New Roman" w:cs="Times New Roman"/>
-          <w:sz w:val="28"/>
-          <w:szCs w:val="28"/>
-        </w:rPr>
-        <w:t>trữ</w:t>
-      </w:r>
-      <w:proofErr w:type="spellEnd"/>
-      <w:r>
-        <w:rPr>
-          <w:rFonts w:ascii="Times New Roman" w:hAnsi="Times New Roman" w:cs="Times New Roman"/>
-          <w:sz w:val="28"/>
-          <w:szCs w:val="28"/>
-        </w:rPr>
-        <w:t xml:space="preserve"> </w:t>
-      </w:r>
-      <w:proofErr w:type="spellStart"/>
-      <w:r>
-        <w:rPr>
-          <w:rFonts w:ascii="Times New Roman" w:hAnsi="Times New Roman" w:cs="Times New Roman"/>
-          <w:sz w:val="28"/>
-          <w:szCs w:val="28"/>
-        </w:rPr>
-        <w:t>hình</w:t>
-      </w:r>
-      <w:proofErr w:type="spellEnd"/>
-      <w:r>
-        <w:rPr>
-          <w:rFonts w:ascii="Times New Roman" w:hAnsi="Times New Roman" w:cs="Times New Roman"/>
-          <w:sz w:val="28"/>
-          <w:szCs w:val="28"/>
-        </w:rPr>
-        <w:t xml:space="preserve"> </w:t>
-      </w:r>
-      <w:proofErr w:type="spellStart"/>
-      <w:r>
-        <w:rPr>
-          <w:rFonts w:ascii="Times New Roman" w:hAnsi="Times New Roman" w:cs="Times New Roman"/>
-          <w:sz w:val="28"/>
-          <w:szCs w:val="28"/>
-        </w:rPr>
-        <w:t>ảnh</w:t>
-      </w:r>
-      <w:proofErr w:type="spellEnd"/>
-      <w:r>
-        <w:rPr>
-          <w:rFonts w:ascii="Times New Roman" w:hAnsi="Times New Roman" w:cs="Times New Roman"/>
-          <w:sz w:val="28"/>
-          <w:szCs w:val="28"/>
+    </w:p>
+    <w:p>
+      <w:pPr>
+        <w:rPr>
+          <w:rFonts w:ascii="Times New Roman" w:hAnsi="Times New Roman" w:cs="Times New Roman"/>
+          <w:sz w:val="28"/>
+          <w:szCs w:val="28"/>
+          <w:lang w:val="vi-VN"/>
+        </w:rPr>
+      </w:pPr>
+      <w:r>
+        <w:rPr>
+          <w:rFonts w:ascii="Cambria Math" w:hAnsi="Cambria Math" w:cs="Cambria Math"/>
+          <w:b/>
+          <w:bCs/>
+          <w:sz w:val="28"/>
+          <w:szCs w:val="28"/>
+          <w:lang w:val="vi-VN"/>
+        </w:rPr>
+        <w:t>①</w:t>
+      </w:r>
+      <w:r>
+        <w:rPr>
+          <w:rFonts w:ascii="Times New Roman" w:hAnsi="Times New Roman" w:cs="Times New Roman"/>
+          <w:b/>
+          <w:bCs/>
+          <w:sz w:val="28"/>
+          <w:szCs w:val="28"/>
+          <w:lang w:val="vi-VN"/>
+        </w:rPr>
+        <w:t xml:space="preserve"> Realtime chat hoàn chỉnh</w:t>
+      </w:r>
+      <w:r>
+        <w:rPr>
+          <w:rFonts w:ascii="Times New Roman" w:hAnsi="Times New Roman" w:cs="Times New Roman"/>
+          <w:sz w:val="28"/>
+          <w:szCs w:val="28"/>
+          <w:lang w:val="vi-VN"/>
+        </w:rPr>
+        <w:br/>
+        <w:t>↓</w:t>
+      </w:r>
+      <w:r>
+        <w:rPr>
+          <w:rFonts w:ascii="Times New Roman" w:hAnsi="Times New Roman" w:cs="Times New Roman"/>
+          <w:sz w:val="28"/>
+          <w:szCs w:val="28"/>
+          <w:lang w:val="vi-VN"/>
+        </w:rPr>
+        <w:br/>
+      </w:r>
+      <w:r>
+        <w:rPr>
+          <w:rFonts w:ascii="Cambria Math" w:hAnsi="Cambria Math" w:cs="Cambria Math"/>
+          <w:b/>
+          <w:bCs/>
+          <w:sz w:val="28"/>
+          <w:szCs w:val="28"/>
+          <w:lang w:val="vi-VN"/>
+        </w:rPr>
+        <w:t>②</w:t>
+      </w:r>
+      <w:r>
+        <w:rPr>
+          <w:rFonts w:ascii="Times New Roman" w:hAnsi="Times New Roman" w:cs="Times New Roman"/>
+          <w:b/>
+          <w:bCs/>
+          <w:sz w:val="28"/>
+          <w:szCs w:val="28"/>
+          <w:lang w:val="vi-VN"/>
+        </w:rPr>
+        <w:t xml:space="preserve"> UI/UX đẹp + responsive</w:t>
+      </w:r>
+      <w:r>
+        <w:rPr>
+          <w:rFonts w:ascii="Times New Roman" w:hAnsi="Times New Roman" w:cs="Times New Roman"/>
+          <w:sz w:val="28"/>
+          <w:szCs w:val="28"/>
+          <w:lang w:val="vi-VN"/>
+        </w:rPr>
+        <w:br/>
+        <w:t>↓</w:t>
+      </w:r>
+      <w:r>
+        <w:rPr>
+          <w:rFonts w:ascii="Times New Roman" w:hAnsi="Times New Roman" w:cs="Times New Roman"/>
+          <w:sz w:val="28"/>
+          <w:szCs w:val="28"/>
+          <w:lang w:val="vi-VN"/>
+        </w:rPr>
+        <w:br/>
+      </w:r>
+      <w:r>
+        <w:rPr>
+          <w:rFonts w:ascii="Cambria Math" w:hAnsi="Cambria Math" w:cs="Cambria Math"/>
+          <w:b/>
+          <w:bCs/>
+          <w:sz w:val="28"/>
+          <w:szCs w:val="28"/>
+          <w:lang w:val="vi-VN"/>
+        </w:rPr>
+        <w:t>③</w:t>
+      </w:r>
+      <w:r>
+        <w:rPr>
+          <w:rFonts w:ascii="Times New Roman" w:hAnsi="Times New Roman" w:cs="Times New Roman"/>
+          <w:b/>
+          <w:bCs/>
+          <w:sz w:val="28"/>
+          <w:szCs w:val="28"/>
+          <w:lang w:val="vi-VN"/>
+        </w:rPr>
+        <w:t xml:space="preserve"> Security</w:t>
+      </w:r>
+      <w:r>
+        <w:rPr>
+          <w:rFonts w:ascii="Times New Roman" w:hAnsi="Times New Roman" w:cs="Times New Roman"/>
+          <w:sz w:val="28"/>
+          <w:szCs w:val="28"/>
+          <w:lang w:val="vi-VN"/>
+        </w:rPr>
+        <w:br/>
+        <w:t>↓</w:t>
+      </w:r>
+      <w:r>
+        <w:rPr>
+          <w:rFonts w:ascii="Times New Roman" w:hAnsi="Times New Roman" w:cs="Times New Roman"/>
+          <w:sz w:val="28"/>
+          <w:szCs w:val="28"/>
+          <w:lang w:val="vi-VN"/>
+        </w:rPr>
+        <w:br/>
+      </w:r>
+      <w:r>
+        <w:rPr>
+          <w:rFonts w:ascii="Cambria Math" w:hAnsi="Cambria Math" w:cs="Cambria Math"/>
+          <w:b/>
+          <w:bCs/>
+          <w:sz w:val="28"/>
+          <w:szCs w:val="28"/>
+          <w:lang w:val="vi-VN"/>
+        </w:rPr>
+        <w:t>④</w:t>
+      </w:r>
+      <w:r>
+        <w:rPr>
+          <w:rFonts w:ascii="Times New Roman" w:hAnsi="Times New Roman" w:cs="Times New Roman"/>
+          <w:b/>
+          <w:bCs/>
+          <w:sz w:val="28"/>
+          <w:szCs w:val="28"/>
+          <w:lang w:val="vi-VN"/>
+        </w:rPr>
+        <w:t xml:space="preserve"> Admin Dashboard + thống kê</w:t>
+      </w:r>
+      <w:r>
+        <w:rPr>
+          <w:rFonts w:ascii="Times New Roman" w:hAnsi="Times New Roman" w:cs="Times New Roman"/>
+          <w:sz w:val="28"/>
+          <w:szCs w:val="28"/>
+          <w:lang w:val="vi-VN"/>
+        </w:rPr>
+        <w:br/>
+        <w:t>↓</w:t>
+      </w:r>
+      <w:r>
+        <w:rPr>
+          <w:rFonts w:ascii="Times New Roman" w:hAnsi="Times New Roman" w:cs="Times New Roman"/>
+          <w:sz w:val="28"/>
+          <w:szCs w:val="28"/>
+          <w:lang w:val="vi-VN"/>
+        </w:rPr>
+        <w:br/>
+      </w:r>
+      <w:r>
+        <w:rPr>
+          <w:rFonts w:ascii="Cambria Math" w:hAnsi="Cambria Math" w:cs="Cambria Math"/>
+          <w:b/>
+          <w:bCs/>
+          <w:sz w:val="28"/>
+          <w:szCs w:val="28"/>
+          <w:lang w:val="vi-VN"/>
+        </w:rPr>
+        <w:t>⑤</w:t>
+      </w:r>
+      <w:r>
+        <w:rPr>
+          <w:rFonts w:ascii="Times New Roman" w:hAnsi="Times New Roman" w:cs="Times New Roman"/>
+          <w:b/>
+          <w:bCs/>
+          <w:sz w:val="28"/>
+          <w:szCs w:val="28"/>
+          <w:lang w:val="vi-VN"/>
+        </w:rPr>
+        <w:t xml:space="preserve"> Testing + tài liệu</w:t>
+      </w:r>
+    </w:p>
+    <w:p>
+      <w:pPr>
+        <w:rPr>
+          <w:rFonts w:ascii="Times New Roman" w:hAnsi="Times New Roman" w:cs="Times New Roman"/>
+          <w:sz w:val="28"/>
+          <w:szCs w:val="28"/>
+          <w:lang w:val="vi-VN"/>
+        </w:rPr>
+      </w:pPr>
+      <w:r>
+        <w:rPr>
+          <w:rFonts w:ascii="Times New Roman" w:hAnsi="Times New Roman" w:cs="Times New Roman"/>
+          <w:b/>
+          <w:bCs/>
+          <w:sz w:val="28"/>
+          <w:szCs w:val="28"/>
+          <w:lang w:val="vi-VN"/>
+        </w:rPr>
+        <w:lastRenderedPageBreak/>
+        <w:t>“Kính thưa Hội đồng, đề tài của em là ‘Xây dựng ứng dụng web trò chuyện trực tuyến VieChat’.</w:t>
+      </w:r>
+    </w:p>
+    <w:p>
+      <w:pPr>
+        <w:rPr>
+          <w:rFonts w:ascii="Times New Roman" w:hAnsi="Times New Roman" w:cs="Times New Roman"/>
+          <w:sz w:val="28"/>
+          <w:szCs w:val="28"/>
+          <w:lang w:val="vi-VN"/>
+        </w:rPr>
+      </w:pPr>
+      <w:r>
+        <w:rPr>
+          <w:rFonts w:ascii="Times New Roman" w:hAnsi="Times New Roman" w:cs="Times New Roman"/>
+          <w:b/>
+          <w:bCs/>
+          <w:sz w:val="28"/>
+          <w:szCs w:val="28"/>
+          <w:lang w:val="vi-VN"/>
+        </w:rPr>
+        <w:t>Mục tiêu của đề tài</w:t>
+      </w:r>
+      <w:r>
+        <w:rPr>
+          <w:rFonts w:ascii="Times New Roman" w:hAnsi="Times New Roman" w:cs="Times New Roman"/>
+          <w:sz w:val="28"/>
+          <w:szCs w:val="28"/>
+          <w:lang w:val="vi-VN"/>
+        </w:rPr>
+        <w:t xml:space="preserve"> là xây dựng một hệ thống nhắn tin trực tuyến có khả năng giao tiếp theo thời gian thực, cho phép người dùng đăng ký, đăng nhập, quản lý tài khoản và thực hiện các cuộc trò chuyện với nhau.</w:t>
+      </w:r>
+    </w:p>
+    <w:p>
+      <w:pPr>
+        <w:rPr>
+          <w:rFonts w:ascii="Times New Roman" w:hAnsi="Times New Roman" w:cs="Times New Roman"/>
+          <w:sz w:val="28"/>
+          <w:szCs w:val="28"/>
+          <w:lang w:val="vi-VN"/>
+        </w:rPr>
+      </w:pPr>
+      <w:r>
+        <w:rPr>
+          <w:rFonts w:ascii="Times New Roman" w:hAnsi="Times New Roman" w:cs="Times New Roman"/>
+          <w:sz w:val="28"/>
+          <w:szCs w:val="28"/>
+          <w:lang w:val="vi-VN"/>
+        </w:rPr>
+        <w:t xml:space="preserve">Về </w:t>
+      </w:r>
+      <w:r>
+        <w:rPr>
+          <w:rFonts w:ascii="Times New Roman" w:hAnsi="Times New Roman" w:cs="Times New Roman"/>
+          <w:b/>
+          <w:bCs/>
+          <w:sz w:val="28"/>
+          <w:szCs w:val="28"/>
+          <w:lang w:val="vi-VN"/>
+        </w:rPr>
+        <w:t>kiến trúc hệ thống</w:t>
+      </w:r>
+      <w:r>
+        <w:rPr>
+          <w:rFonts w:ascii="Times New Roman" w:hAnsi="Times New Roman" w:cs="Times New Roman"/>
+          <w:sz w:val="28"/>
+          <w:szCs w:val="28"/>
+          <w:lang w:val="vi-VN"/>
+        </w:rPr>
+        <w:t>, em sử dụng ReactJS và Vite để phát triển giao diện frontend, Node.js kết hợp Express.js để xây dựng backend và REST API, MongoDB để lưu trữ dữ liệu. Đối với chức năng trò chuyện thời gian thực, em sử dụng Socket.IO để giúp tin nhắn được truyền và cập nhật trực tiếp giữa các người dùng mà không cần tải lại trang.</w:t>
+      </w:r>
+    </w:p>
+    <w:p>
+      <w:pPr>
+        <w:rPr>
+          <w:rFonts w:ascii="Times New Roman" w:hAnsi="Times New Roman" w:cs="Times New Roman"/>
+          <w:sz w:val="28"/>
+          <w:szCs w:val="28"/>
+          <w:lang w:val="vi-VN"/>
+        </w:rPr>
+      </w:pPr>
+      <w:r>
+        <w:rPr>
+          <w:rFonts w:ascii="Times New Roman" w:hAnsi="Times New Roman" w:cs="Times New Roman"/>
+          <w:sz w:val="28"/>
+          <w:szCs w:val="28"/>
+          <w:lang w:val="vi-VN"/>
+        </w:rPr>
+        <w:t xml:space="preserve">Về </w:t>
+      </w:r>
+      <w:r>
+        <w:rPr>
+          <w:rFonts w:ascii="Times New Roman" w:hAnsi="Times New Roman" w:cs="Times New Roman"/>
+          <w:b/>
+          <w:bCs/>
+          <w:sz w:val="28"/>
+          <w:szCs w:val="28"/>
+          <w:lang w:val="vi-VN"/>
+        </w:rPr>
+        <w:t>bảo mật</w:t>
+      </w:r>
+      <w:r>
+        <w:rPr>
+          <w:rFonts w:ascii="Times New Roman" w:hAnsi="Times New Roman" w:cs="Times New Roman"/>
+          <w:sz w:val="28"/>
+          <w:szCs w:val="28"/>
+          <w:lang w:val="vi-VN"/>
+        </w:rPr>
+        <w:t>, hệ thống sử dụng JWT để xác thực người dùng và bcrypt để mã hóa mật khẩu trước khi lưu vào cơ sở dữ liệu. Backend có middleware để kiểm tra quyền truy cập đối với các API yêu cầu xác thực.</w:t>
+      </w:r>
+    </w:p>
+    <w:p>
+      <w:pPr>
+        <w:rPr>
+          <w:rFonts w:ascii="Times New Roman" w:hAnsi="Times New Roman" w:cs="Times New Roman"/>
+          <w:sz w:val="28"/>
+          <w:szCs w:val="28"/>
+          <w:lang w:val="vi-VN"/>
+        </w:rPr>
+      </w:pPr>
+      <w:r>
+        <w:rPr>
+          <w:rFonts w:ascii="Times New Roman" w:hAnsi="Times New Roman" w:cs="Times New Roman"/>
+          <w:sz w:val="28"/>
+          <w:szCs w:val="28"/>
+          <w:lang w:val="vi-VN"/>
+        </w:rPr>
+        <w:t xml:space="preserve">Các </w:t>
+      </w:r>
+      <w:r>
+        <w:rPr>
+          <w:rFonts w:ascii="Times New Roman" w:hAnsi="Times New Roman" w:cs="Times New Roman"/>
+          <w:b/>
+          <w:bCs/>
+          <w:sz w:val="28"/>
+          <w:szCs w:val="28"/>
+          <w:lang w:val="vi-VN"/>
+        </w:rPr>
+        <w:t>chức năng chính</w:t>
+      </w:r>
+      <w:r>
+        <w:rPr>
+          <w:rFonts w:ascii="Times New Roman" w:hAnsi="Times New Roman" w:cs="Times New Roman"/>
+          <w:sz w:val="28"/>
+          <w:szCs w:val="28"/>
+          <w:lang w:val="vi-VN"/>
+        </w:rPr>
+        <w:t xml:space="preserve"> của VieChat gồm đăng ký, đăng nhập, quản lý thông tin cá nhân, tìm kiếm người dùng, trò chuyện realtime, gửi tin nhắn, emoji, hình ảnh và quản lý lịch sử trò chuyện.</w:t>
+      </w:r>
+    </w:p>
+    <w:p>
+      <w:pPr>
+        <w:rPr>
+          <w:rFonts w:ascii="Times New Roman" w:hAnsi="Times New Roman" w:cs="Times New Roman"/>
+          <w:sz w:val="28"/>
+          <w:szCs w:val="28"/>
+          <w:lang w:val="vi-VN"/>
+        </w:rPr>
+      </w:pPr>
+      <w:r>
+        <w:rPr>
+          <w:rFonts w:ascii="Times New Roman" w:hAnsi="Times New Roman" w:cs="Times New Roman"/>
+          <w:sz w:val="28"/>
+          <w:szCs w:val="28"/>
+          <w:lang w:val="vi-VN"/>
+        </w:rPr>
+        <w:t xml:space="preserve">Điểm em tập trung nhất trong đề tài là </w:t>
+      </w:r>
+      <w:r>
+        <w:rPr>
+          <w:rFonts w:ascii="Times New Roman" w:hAnsi="Times New Roman" w:cs="Times New Roman"/>
+          <w:b/>
+          <w:bCs/>
+          <w:sz w:val="28"/>
+          <w:szCs w:val="28"/>
+          <w:lang w:val="vi-VN"/>
+        </w:rPr>
+        <w:t>khả năng giao tiếp realtime</w:t>
+      </w:r>
+      <w:r>
+        <w:rPr>
+          <w:rFonts w:ascii="Times New Roman" w:hAnsi="Times New Roman" w:cs="Times New Roman"/>
+          <w:sz w:val="28"/>
+          <w:szCs w:val="28"/>
+          <w:lang w:val="vi-VN"/>
+        </w:rPr>
+        <w:t>. Ví dụ, khi tài khoản A gửi một tin nhắn cho tài khoản B, thông qua Socket.IO, tin nhắn sẽ được cập nhật ngay lập tức trên giao diện của tài khoản B mà không cần F5 hoặc gọi lại toàn bộ trang.</w:t>
+      </w:r>
+    </w:p>
+    <w:p>
+      <w:pPr>
+        <w:rPr>
+          <w:rFonts w:ascii="Times New Roman" w:hAnsi="Times New Roman" w:cs="Times New Roman"/>
+          <w:sz w:val="28"/>
+          <w:szCs w:val="28"/>
+          <w:lang w:val="vi-VN"/>
+        </w:rPr>
+      </w:pPr>
+      <w:r>
+        <w:rPr>
+          <w:rFonts w:ascii="Times New Roman" w:hAnsi="Times New Roman" w:cs="Times New Roman"/>
+          <w:sz w:val="28"/>
+          <w:szCs w:val="28"/>
+          <w:lang w:val="vi-VN"/>
+        </w:rPr>
+        <w:t xml:space="preserve">Sau khi hoàn thiện, hệ thống được triển khai trên môi trường Internet và có thể truy cập thông qua domain </w:t>
+      </w:r>
+      <w:r>
+        <w:rPr>
+          <w:rFonts w:ascii="Times New Roman" w:hAnsi="Times New Roman" w:cs="Times New Roman"/>
+          <w:b/>
+          <w:bCs/>
+          <w:sz w:val="28"/>
+          <w:szCs w:val="28"/>
+          <w:lang w:val="vi-VN"/>
+        </w:rPr>
+        <w:t>tranthiensang.id.vn</w:t>
+      </w:r>
+      <w:r>
+        <w:rPr>
+          <w:rFonts w:ascii="Times New Roman" w:hAnsi="Times New Roman" w:cs="Times New Roman"/>
+          <w:sz w:val="28"/>
+          <w:szCs w:val="28"/>
+          <w:lang w:val="vi-VN"/>
         </w:rPr>
         <w:t>.</w:t>
       </w:r>
@@ -2263,2042 +4477,324 @@
       <w:pPr>
         <w:rPr>
           <w:rFonts w:ascii="Times New Roman" w:hAnsi="Times New Roman" w:cs="Times New Roman"/>
-          <w:b/>
-          <w:bCs/>
-          <w:sz w:val="28"/>
-          <w:szCs w:val="28"/>
-        </w:rPr>
-      </w:pPr>
-      <w:r>
-        <w:rPr>
-          <w:rFonts w:ascii="Times New Roman" w:hAnsi="Times New Roman" w:cs="Times New Roman"/>
-          <w:b/>
-          <w:bCs/>
-          <w:sz w:val="28"/>
-          <w:szCs w:val="28"/>
-        </w:rPr>
-        <w:t xml:space="preserve">8. Socket.io </w:t>
-      </w:r>
-      <w:proofErr w:type="spellStart"/>
-      <w:r>
-        <w:rPr>
-          <w:rFonts w:ascii="Times New Roman" w:hAnsi="Times New Roman" w:cs="Times New Roman"/>
-          <w:b/>
-          <w:bCs/>
-          <w:sz w:val="28"/>
-          <w:szCs w:val="28"/>
-        </w:rPr>
-        <w:t>dùng</w:t>
-      </w:r>
-      <w:proofErr w:type="spellEnd"/>
-      <w:r>
-        <w:rPr>
-          <w:rFonts w:ascii="Times New Roman" w:hAnsi="Times New Roman" w:cs="Times New Roman"/>
-          <w:b/>
-          <w:bCs/>
-          <w:sz w:val="28"/>
-          <w:szCs w:val="28"/>
-        </w:rPr>
-        <w:t xml:space="preserve"> </w:t>
-      </w:r>
-      <w:proofErr w:type="spellStart"/>
-      <w:r>
-        <w:rPr>
-          <w:rFonts w:ascii="Times New Roman" w:hAnsi="Times New Roman" w:cs="Times New Roman"/>
-          <w:b/>
-          <w:bCs/>
-          <w:sz w:val="28"/>
-          <w:szCs w:val="28"/>
-        </w:rPr>
-        <w:t>để</w:t>
-      </w:r>
-      <w:proofErr w:type="spellEnd"/>
-      <w:r>
-        <w:rPr>
-          <w:rFonts w:ascii="Times New Roman" w:hAnsi="Times New Roman" w:cs="Times New Roman"/>
-          <w:b/>
-          <w:bCs/>
-          <w:sz w:val="28"/>
-          <w:szCs w:val="28"/>
-        </w:rPr>
-        <w:t xml:space="preserve"> </w:t>
-      </w:r>
-      <w:proofErr w:type="spellStart"/>
-      <w:r>
-        <w:rPr>
-          <w:rFonts w:ascii="Times New Roman" w:hAnsi="Times New Roman" w:cs="Times New Roman"/>
-          <w:b/>
-          <w:bCs/>
-          <w:sz w:val="28"/>
-          <w:szCs w:val="28"/>
-        </w:rPr>
-        <w:t>làm</w:t>
-      </w:r>
-      <w:proofErr w:type="spellEnd"/>
-      <w:r>
-        <w:rPr>
-          <w:rFonts w:ascii="Times New Roman" w:hAnsi="Times New Roman" w:cs="Times New Roman"/>
-          <w:b/>
-          <w:bCs/>
-          <w:sz w:val="28"/>
-          <w:szCs w:val="28"/>
-        </w:rPr>
-        <w:t xml:space="preserve"> </w:t>
-      </w:r>
-      <w:proofErr w:type="spellStart"/>
-      <w:r>
-        <w:rPr>
-          <w:rFonts w:ascii="Times New Roman" w:hAnsi="Times New Roman" w:cs="Times New Roman"/>
-          <w:b/>
-          <w:bCs/>
-          <w:sz w:val="28"/>
-          <w:szCs w:val="28"/>
-        </w:rPr>
-        <w:t>gì</w:t>
-      </w:r>
-      <w:proofErr w:type="spellEnd"/>
-      <w:r>
-        <w:rPr>
-          <w:rFonts w:ascii="Times New Roman" w:hAnsi="Times New Roman" w:cs="Times New Roman"/>
-          <w:b/>
-          <w:bCs/>
-          <w:sz w:val="28"/>
-          <w:szCs w:val="28"/>
-        </w:rPr>
-        <w:t>?</w:t>
-      </w:r>
-    </w:p>
-    <w:p>
-      <w:pPr>
-        <w:rPr>
-          <w:rFonts w:ascii="Times New Roman" w:hAnsi="Times New Roman" w:cs="Times New Roman"/>
-          <w:sz w:val="28"/>
-          <w:szCs w:val="28"/>
-          <w:lang w:val="vi-VN"/>
-        </w:rPr>
-      </w:pPr>
-      <w:proofErr w:type="spellStart"/>
-      <w:r>
-        <w:rPr>
-          <w:rFonts w:ascii="Times New Roman" w:hAnsi="Times New Roman" w:cs="Times New Roman"/>
-          <w:b/>
-          <w:bCs/>
-          <w:sz w:val="28"/>
-          <w:szCs w:val="28"/>
-        </w:rPr>
-        <w:t>Trả</w:t>
-      </w:r>
-      <w:proofErr w:type="spellEnd"/>
-      <w:r>
-        <w:rPr>
-          <w:rFonts w:ascii="Times New Roman" w:hAnsi="Times New Roman" w:cs="Times New Roman"/>
-          <w:b/>
-          <w:bCs/>
-          <w:sz w:val="28"/>
-          <w:szCs w:val="28"/>
-        </w:rPr>
-        <w:t xml:space="preserve"> </w:t>
-      </w:r>
-      <w:proofErr w:type="spellStart"/>
-      <w:r>
-        <w:rPr>
-          <w:rFonts w:ascii="Times New Roman" w:hAnsi="Times New Roman" w:cs="Times New Roman"/>
-          <w:b/>
-          <w:bCs/>
-          <w:sz w:val="28"/>
-          <w:szCs w:val="28"/>
-        </w:rPr>
-        <w:t>lời</w:t>
-      </w:r>
-      <w:proofErr w:type="spellEnd"/>
-      <w:r>
-        <w:rPr>
-          <w:rFonts w:ascii="Times New Roman" w:hAnsi="Times New Roman" w:cs="Times New Roman"/>
-          <w:b/>
-          <w:bCs/>
-          <w:sz w:val="28"/>
-          <w:szCs w:val="28"/>
-        </w:rPr>
-        <w:t>:</w:t>
-      </w:r>
-      <w:r>
-        <w:rPr>
-          <w:rFonts w:ascii="Times New Roman" w:hAnsi="Times New Roman" w:cs="Times New Roman"/>
-          <w:sz w:val="28"/>
-          <w:szCs w:val="28"/>
-          <w:lang w:val="vi-VN"/>
-        </w:rPr>
-        <w:t xml:space="preserve"> </w:t>
-      </w:r>
-      <w:r>
-        <w:rPr>
-          <w:rFonts w:ascii="Times New Roman" w:hAnsi="Times New Roman" w:cs="Times New Roman"/>
-          <w:sz w:val="28"/>
-          <w:szCs w:val="28"/>
-        </w:rPr>
-        <w:t xml:space="preserve">Socket.io </w:t>
-      </w:r>
-      <w:proofErr w:type="spellStart"/>
-      <w:r>
-        <w:rPr>
-          <w:rFonts w:ascii="Times New Roman" w:hAnsi="Times New Roman" w:cs="Times New Roman"/>
-          <w:sz w:val="28"/>
-          <w:szCs w:val="28"/>
-        </w:rPr>
-        <w:t>được</w:t>
-      </w:r>
-      <w:proofErr w:type="spellEnd"/>
-      <w:r>
-        <w:rPr>
-          <w:rFonts w:ascii="Times New Roman" w:hAnsi="Times New Roman" w:cs="Times New Roman"/>
-          <w:sz w:val="28"/>
-          <w:szCs w:val="28"/>
-        </w:rPr>
-        <w:t xml:space="preserve"> </w:t>
-      </w:r>
-      <w:proofErr w:type="spellStart"/>
-      <w:r>
-        <w:rPr>
-          <w:rFonts w:ascii="Times New Roman" w:hAnsi="Times New Roman" w:cs="Times New Roman"/>
-          <w:sz w:val="28"/>
-          <w:szCs w:val="28"/>
-        </w:rPr>
-        <w:t>sử</w:t>
-      </w:r>
-      <w:proofErr w:type="spellEnd"/>
-      <w:r>
-        <w:rPr>
-          <w:rFonts w:ascii="Times New Roman" w:hAnsi="Times New Roman" w:cs="Times New Roman"/>
-          <w:sz w:val="28"/>
-          <w:szCs w:val="28"/>
-        </w:rPr>
-        <w:t xml:space="preserve"> </w:t>
-      </w:r>
-      <w:proofErr w:type="spellStart"/>
-      <w:r>
-        <w:rPr>
-          <w:rFonts w:ascii="Times New Roman" w:hAnsi="Times New Roman" w:cs="Times New Roman"/>
-          <w:sz w:val="28"/>
-          <w:szCs w:val="28"/>
-        </w:rPr>
-        <w:t>dụng</w:t>
-      </w:r>
-      <w:proofErr w:type="spellEnd"/>
-      <w:r>
-        <w:rPr>
-          <w:rFonts w:ascii="Times New Roman" w:hAnsi="Times New Roman" w:cs="Times New Roman"/>
-          <w:sz w:val="28"/>
-          <w:szCs w:val="28"/>
-        </w:rPr>
-        <w:t xml:space="preserve"> </w:t>
-      </w:r>
-      <w:proofErr w:type="spellStart"/>
-      <w:r>
-        <w:rPr>
-          <w:rFonts w:ascii="Times New Roman" w:hAnsi="Times New Roman" w:cs="Times New Roman"/>
-          <w:sz w:val="28"/>
-          <w:szCs w:val="28"/>
-        </w:rPr>
-        <w:t>để</w:t>
-      </w:r>
-      <w:proofErr w:type="spellEnd"/>
-      <w:r>
-        <w:rPr>
-          <w:rFonts w:ascii="Times New Roman" w:hAnsi="Times New Roman" w:cs="Times New Roman"/>
-          <w:sz w:val="28"/>
-          <w:szCs w:val="28"/>
-        </w:rPr>
-        <w:t xml:space="preserve"> </w:t>
-      </w:r>
-      <w:proofErr w:type="spellStart"/>
-      <w:r>
-        <w:rPr>
-          <w:rFonts w:ascii="Times New Roman" w:hAnsi="Times New Roman" w:cs="Times New Roman"/>
-          <w:sz w:val="28"/>
-          <w:szCs w:val="28"/>
-        </w:rPr>
-        <w:t>duy</w:t>
-      </w:r>
-      <w:proofErr w:type="spellEnd"/>
-      <w:r>
-        <w:rPr>
-          <w:rFonts w:ascii="Times New Roman" w:hAnsi="Times New Roman" w:cs="Times New Roman"/>
-          <w:sz w:val="28"/>
-          <w:szCs w:val="28"/>
-        </w:rPr>
-        <w:t xml:space="preserve"> </w:t>
-      </w:r>
-      <w:proofErr w:type="spellStart"/>
-      <w:r>
-        <w:rPr>
-          <w:rFonts w:ascii="Times New Roman" w:hAnsi="Times New Roman" w:cs="Times New Roman"/>
-          <w:sz w:val="28"/>
-          <w:szCs w:val="28"/>
-        </w:rPr>
-        <w:t>trì</w:t>
-      </w:r>
-      <w:proofErr w:type="spellEnd"/>
-      <w:r>
-        <w:rPr>
-          <w:rFonts w:ascii="Times New Roman" w:hAnsi="Times New Roman" w:cs="Times New Roman"/>
-          <w:sz w:val="28"/>
-          <w:szCs w:val="28"/>
-        </w:rPr>
-        <w:t xml:space="preserve"> </w:t>
-      </w:r>
-      <w:proofErr w:type="spellStart"/>
-      <w:r>
-        <w:rPr>
-          <w:rFonts w:ascii="Times New Roman" w:hAnsi="Times New Roman" w:cs="Times New Roman"/>
-          <w:sz w:val="28"/>
-          <w:szCs w:val="28"/>
-        </w:rPr>
-        <w:t>kết</w:t>
-      </w:r>
-      <w:proofErr w:type="spellEnd"/>
-      <w:r>
-        <w:rPr>
-          <w:rFonts w:ascii="Times New Roman" w:hAnsi="Times New Roman" w:cs="Times New Roman"/>
-          <w:sz w:val="28"/>
-          <w:szCs w:val="28"/>
-        </w:rPr>
-        <w:t xml:space="preserve"> </w:t>
-      </w:r>
-      <w:proofErr w:type="spellStart"/>
-      <w:r>
-        <w:rPr>
-          <w:rFonts w:ascii="Times New Roman" w:hAnsi="Times New Roman" w:cs="Times New Roman"/>
-          <w:sz w:val="28"/>
-          <w:szCs w:val="28"/>
-        </w:rPr>
-        <w:t>nối</w:t>
-      </w:r>
-      <w:proofErr w:type="spellEnd"/>
-      <w:r>
-        <w:rPr>
-          <w:rFonts w:ascii="Times New Roman" w:hAnsi="Times New Roman" w:cs="Times New Roman"/>
-          <w:sz w:val="28"/>
-          <w:szCs w:val="28"/>
-        </w:rPr>
-        <w:t xml:space="preserve"> </w:t>
-      </w:r>
-      <w:proofErr w:type="spellStart"/>
-      <w:r>
-        <w:rPr>
-          <w:rFonts w:ascii="Times New Roman" w:hAnsi="Times New Roman" w:cs="Times New Roman"/>
-          <w:sz w:val="28"/>
-          <w:szCs w:val="28"/>
-        </w:rPr>
-        <w:t>hai</w:t>
-      </w:r>
-      <w:proofErr w:type="spellEnd"/>
-      <w:r>
-        <w:rPr>
-          <w:rFonts w:ascii="Times New Roman" w:hAnsi="Times New Roman" w:cs="Times New Roman"/>
-          <w:sz w:val="28"/>
-          <w:szCs w:val="28"/>
-        </w:rPr>
-        <w:t xml:space="preserve"> </w:t>
-      </w:r>
-      <w:proofErr w:type="spellStart"/>
-      <w:r>
-        <w:rPr>
-          <w:rFonts w:ascii="Times New Roman" w:hAnsi="Times New Roman" w:cs="Times New Roman"/>
-          <w:sz w:val="28"/>
-          <w:szCs w:val="28"/>
-        </w:rPr>
-        <w:t>chiều</w:t>
-      </w:r>
-      <w:proofErr w:type="spellEnd"/>
-      <w:r>
-        <w:rPr>
-          <w:rFonts w:ascii="Times New Roman" w:hAnsi="Times New Roman" w:cs="Times New Roman"/>
-          <w:sz w:val="28"/>
-          <w:szCs w:val="28"/>
-        </w:rPr>
-        <w:t xml:space="preserve"> </w:t>
-      </w:r>
-      <w:proofErr w:type="spellStart"/>
-      <w:r>
-        <w:rPr>
-          <w:rFonts w:ascii="Times New Roman" w:hAnsi="Times New Roman" w:cs="Times New Roman"/>
-          <w:sz w:val="28"/>
-          <w:szCs w:val="28"/>
-        </w:rPr>
-        <w:t>giữa</w:t>
-      </w:r>
-      <w:proofErr w:type="spellEnd"/>
-      <w:r>
-        <w:rPr>
-          <w:rFonts w:ascii="Times New Roman" w:hAnsi="Times New Roman" w:cs="Times New Roman"/>
-          <w:sz w:val="28"/>
-          <w:szCs w:val="28"/>
-        </w:rPr>
-        <w:t xml:space="preserve"> Client </w:t>
-      </w:r>
-      <w:proofErr w:type="spellStart"/>
-      <w:r>
-        <w:rPr>
-          <w:rFonts w:ascii="Times New Roman" w:hAnsi="Times New Roman" w:cs="Times New Roman"/>
-          <w:sz w:val="28"/>
-          <w:szCs w:val="28"/>
-        </w:rPr>
-        <w:t>và</w:t>
-      </w:r>
-      <w:proofErr w:type="spellEnd"/>
-      <w:r>
-        <w:rPr>
-          <w:rFonts w:ascii="Times New Roman" w:hAnsi="Times New Roman" w:cs="Times New Roman"/>
-          <w:sz w:val="28"/>
-          <w:szCs w:val="28"/>
-        </w:rPr>
-        <w:t xml:space="preserve"> Server. </w:t>
-      </w:r>
-      <w:proofErr w:type="spellStart"/>
-      <w:r>
-        <w:rPr>
-          <w:rFonts w:ascii="Times New Roman" w:hAnsi="Times New Roman" w:cs="Times New Roman"/>
-          <w:sz w:val="28"/>
-          <w:szCs w:val="28"/>
-        </w:rPr>
-        <w:t>Nhờ</w:t>
-      </w:r>
-      <w:proofErr w:type="spellEnd"/>
-      <w:r>
-        <w:rPr>
-          <w:rFonts w:ascii="Times New Roman" w:hAnsi="Times New Roman" w:cs="Times New Roman"/>
-          <w:sz w:val="28"/>
-          <w:szCs w:val="28"/>
-        </w:rPr>
-        <w:t xml:space="preserve"> </w:t>
-      </w:r>
-      <w:proofErr w:type="spellStart"/>
-      <w:r>
-        <w:rPr>
-          <w:rFonts w:ascii="Times New Roman" w:hAnsi="Times New Roman" w:cs="Times New Roman"/>
-          <w:sz w:val="28"/>
-          <w:szCs w:val="28"/>
-        </w:rPr>
-        <w:t>đó</w:t>
-      </w:r>
-      <w:proofErr w:type="spellEnd"/>
-      <w:r>
-        <w:rPr>
-          <w:rFonts w:ascii="Times New Roman" w:hAnsi="Times New Roman" w:cs="Times New Roman"/>
-          <w:sz w:val="28"/>
-          <w:szCs w:val="28"/>
-        </w:rPr>
-        <w:t xml:space="preserve"> Server </w:t>
-      </w:r>
-      <w:proofErr w:type="spellStart"/>
-      <w:r>
-        <w:rPr>
-          <w:rFonts w:ascii="Times New Roman" w:hAnsi="Times New Roman" w:cs="Times New Roman"/>
-          <w:sz w:val="28"/>
-          <w:szCs w:val="28"/>
-        </w:rPr>
-        <w:t>có</w:t>
-      </w:r>
-      <w:proofErr w:type="spellEnd"/>
-      <w:r>
-        <w:rPr>
-          <w:rFonts w:ascii="Times New Roman" w:hAnsi="Times New Roman" w:cs="Times New Roman"/>
-          <w:sz w:val="28"/>
-          <w:szCs w:val="28"/>
-        </w:rPr>
-        <w:t xml:space="preserve"> </w:t>
-      </w:r>
-      <w:proofErr w:type="spellStart"/>
-      <w:r>
-        <w:rPr>
-          <w:rFonts w:ascii="Times New Roman" w:hAnsi="Times New Roman" w:cs="Times New Roman"/>
-          <w:sz w:val="28"/>
-          <w:szCs w:val="28"/>
-        </w:rPr>
-        <w:t>thể</w:t>
-      </w:r>
-      <w:proofErr w:type="spellEnd"/>
-      <w:r>
-        <w:rPr>
-          <w:rFonts w:ascii="Times New Roman" w:hAnsi="Times New Roman" w:cs="Times New Roman"/>
-          <w:sz w:val="28"/>
-          <w:szCs w:val="28"/>
-        </w:rPr>
-        <w:t xml:space="preserve"> </w:t>
-      </w:r>
-      <w:proofErr w:type="spellStart"/>
-      <w:r>
-        <w:rPr>
-          <w:rFonts w:ascii="Times New Roman" w:hAnsi="Times New Roman" w:cs="Times New Roman"/>
-          <w:sz w:val="28"/>
-          <w:szCs w:val="28"/>
-        </w:rPr>
-        <w:t>gửi</w:t>
-      </w:r>
-      <w:proofErr w:type="spellEnd"/>
-      <w:r>
-        <w:rPr>
-          <w:rFonts w:ascii="Times New Roman" w:hAnsi="Times New Roman" w:cs="Times New Roman"/>
-          <w:sz w:val="28"/>
-          <w:szCs w:val="28"/>
-        </w:rPr>
-        <w:t xml:space="preserve"> </w:t>
-      </w:r>
-      <w:proofErr w:type="spellStart"/>
-      <w:r>
-        <w:rPr>
-          <w:rFonts w:ascii="Times New Roman" w:hAnsi="Times New Roman" w:cs="Times New Roman"/>
-          <w:sz w:val="28"/>
-          <w:szCs w:val="28"/>
-        </w:rPr>
-        <w:t>dữ</w:t>
-      </w:r>
-      <w:proofErr w:type="spellEnd"/>
-      <w:r>
-        <w:rPr>
-          <w:rFonts w:ascii="Times New Roman" w:hAnsi="Times New Roman" w:cs="Times New Roman"/>
-          <w:sz w:val="28"/>
-          <w:szCs w:val="28"/>
-        </w:rPr>
-        <w:t xml:space="preserve"> </w:t>
-      </w:r>
-      <w:proofErr w:type="spellStart"/>
-      <w:r>
-        <w:rPr>
-          <w:rFonts w:ascii="Times New Roman" w:hAnsi="Times New Roman" w:cs="Times New Roman"/>
-          <w:sz w:val="28"/>
-          <w:szCs w:val="28"/>
-        </w:rPr>
-        <w:t>liệu</w:t>
-      </w:r>
-      <w:proofErr w:type="spellEnd"/>
-      <w:r>
-        <w:rPr>
-          <w:rFonts w:ascii="Times New Roman" w:hAnsi="Times New Roman" w:cs="Times New Roman"/>
-          <w:sz w:val="28"/>
-          <w:szCs w:val="28"/>
-        </w:rPr>
-        <w:t xml:space="preserve"> </w:t>
-      </w:r>
-      <w:proofErr w:type="spellStart"/>
-      <w:r>
-        <w:rPr>
-          <w:rFonts w:ascii="Times New Roman" w:hAnsi="Times New Roman" w:cs="Times New Roman"/>
-          <w:sz w:val="28"/>
-          <w:szCs w:val="28"/>
-        </w:rPr>
-        <w:t>đến</w:t>
-      </w:r>
-      <w:proofErr w:type="spellEnd"/>
-      <w:r>
-        <w:rPr>
-          <w:rFonts w:ascii="Times New Roman" w:hAnsi="Times New Roman" w:cs="Times New Roman"/>
-          <w:sz w:val="28"/>
-          <w:szCs w:val="28"/>
-        </w:rPr>
-        <w:t xml:space="preserve"> Client </w:t>
-      </w:r>
-      <w:proofErr w:type="spellStart"/>
-      <w:r>
-        <w:rPr>
-          <w:rFonts w:ascii="Times New Roman" w:hAnsi="Times New Roman" w:cs="Times New Roman"/>
-          <w:sz w:val="28"/>
-          <w:szCs w:val="28"/>
-        </w:rPr>
-        <w:t>ngay</w:t>
-      </w:r>
-      <w:proofErr w:type="spellEnd"/>
-      <w:r>
-        <w:rPr>
-          <w:rFonts w:ascii="Times New Roman" w:hAnsi="Times New Roman" w:cs="Times New Roman"/>
-          <w:sz w:val="28"/>
-          <w:szCs w:val="28"/>
-        </w:rPr>
-        <w:t xml:space="preserve"> </w:t>
-      </w:r>
-      <w:proofErr w:type="spellStart"/>
-      <w:r>
-        <w:rPr>
-          <w:rFonts w:ascii="Times New Roman" w:hAnsi="Times New Roman" w:cs="Times New Roman"/>
-          <w:sz w:val="28"/>
-          <w:szCs w:val="28"/>
-        </w:rPr>
-        <w:t>khi</w:t>
-      </w:r>
-      <w:proofErr w:type="spellEnd"/>
-      <w:r>
-        <w:rPr>
-          <w:rFonts w:ascii="Times New Roman" w:hAnsi="Times New Roman" w:cs="Times New Roman"/>
-          <w:sz w:val="28"/>
-          <w:szCs w:val="28"/>
-        </w:rPr>
-        <w:t xml:space="preserve"> </w:t>
-      </w:r>
-      <w:proofErr w:type="spellStart"/>
-      <w:r>
-        <w:rPr>
-          <w:rFonts w:ascii="Times New Roman" w:hAnsi="Times New Roman" w:cs="Times New Roman"/>
-          <w:sz w:val="28"/>
-          <w:szCs w:val="28"/>
-        </w:rPr>
-        <w:t>có</w:t>
-      </w:r>
-      <w:proofErr w:type="spellEnd"/>
-      <w:r>
-        <w:rPr>
-          <w:rFonts w:ascii="Times New Roman" w:hAnsi="Times New Roman" w:cs="Times New Roman"/>
-          <w:sz w:val="28"/>
-          <w:szCs w:val="28"/>
-        </w:rPr>
-        <w:t xml:space="preserve"> </w:t>
-      </w:r>
-      <w:proofErr w:type="spellStart"/>
-      <w:r>
-        <w:rPr>
-          <w:rFonts w:ascii="Times New Roman" w:hAnsi="Times New Roman" w:cs="Times New Roman"/>
-          <w:sz w:val="28"/>
-          <w:szCs w:val="28"/>
-        </w:rPr>
-        <w:t>sự</w:t>
-      </w:r>
-      <w:proofErr w:type="spellEnd"/>
-      <w:r>
-        <w:rPr>
-          <w:rFonts w:ascii="Times New Roman" w:hAnsi="Times New Roman" w:cs="Times New Roman"/>
-          <w:sz w:val="28"/>
-          <w:szCs w:val="28"/>
-        </w:rPr>
-        <w:t xml:space="preserve"> </w:t>
-      </w:r>
-      <w:proofErr w:type="spellStart"/>
-      <w:r>
-        <w:rPr>
-          <w:rFonts w:ascii="Times New Roman" w:hAnsi="Times New Roman" w:cs="Times New Roman"/>
-          <w:sz w:val="28"/>
-          <w:szCs w:val="28"/>
-        </w:rPr>
-        <w:t>kiện</w:t>
-      </w:r>
-      <w:proofErr w:type="spellEnd"/>
-      <w:r>
-        <w:rPr>
-          <w:rFonts w:ascii="Times New Roman" w:hAnsi="Times New Roman" w:cs="Times New Roman"/>
-          <w:sz w:val="28"/>
-          <w:szCs w:val="28"/>
-        </w:rPr>
-        <w:t xml:space="preserve"> </w:t>
-      </w:r>
-      <w:proofErr w:type="spellStart"/>
-      <w:r>
-        <w:rPr>
-          <w:rFonts w:ascii="Times New Roman" w:hAnsi="Times New Roman" w:cs="Times New Roman"/>
-          <w:sz w:val="28"/>
-          <w:szCs w:val="28"/>
-        </w:rPr>
-        <w:t>mới</w:t>
-      </w:r>
-      <w:proofErr w:type="spellEnd"/>
-      <w:r>
-        <w:rPr>
-          <w:rFonts w:ascii="Times New Roman" w:hAnsi="Times New Roman" w:cs="Times New Roman"/>
-          <w:sz w:val="28"/>
-          <w:szCs w:val="28"/>
-        </w:rPr>
-        <w:t xml:space="preserve">, </w:t>
-      </w:r>
-      <w:proofErr w:type="spellStart"/>
-      <w:r>
-        <w:rPr>
-          <w:rFonts w:ascii="Times New Roman" w:hAnsi="Times New Roman" w:cs="Times New Roman"/>
-          <w:sz w:val="28"/>
-          <w:szCs w:val="28"/>
-        </w:rPr>
-        <w:t>ví</w:t>
-      </w:r>
-      <w:proofErr w:type="spellEnd"/>
-      <w:r>
-        <w:rPr>
-          <w:rFonts w:ascii="Times New Roman" w:hAnsi="Times New Roman" w:cs="Times New Roman"/>
-          <w:sz w:val="28"/>
-          <w:szCs w:val="28"/>
-        </w:rPr>
-        <w:t xml:space="preserve"> </w:t>
-      </w:r>
-      <w:proofErr w:type="spellStart"/>
-      <w:r>
-        <w:rPr>
-          <w:rFonts w:ascii="Times New Roman" w:hAnsi="Times New Roman" w:cs="Times New Roman"/>
-          <w:sz w:val="28"/>
-          <w:szCs w:val="28"/>
-        </w:rPr>
-        <w:t>dụ</w:t>
-      </w:r>
-      <w:proofErr w:type="spellEnd"/>
-      <w:r>
-        <w:rPr>
-          <w:rFonts w:ascii="Times New Roman" w:hAnsi="Times New Roman" w:cs="Times New Roman"/>
-          <w:sz w:val="28"/>
-          <w:szCs w:val="28"/>
-        </w:rPr>
-        <w:t xml:space="preserve"> tin </w:t>
-      </w:r>
-      <w:proofErr w:type="spellStart"/>
-      <w:r>
-        <w:rPr>
-          <w:rFonts w:ascii="Times New Roman" w:hAnsi="Times New Roman" w:cs="Times New Roman"/>
-          <w:sz w:val="28"/>
-          <w:szCs w:val="28"/>
-        </w:rPr>
-        <w:t>nhắn</w:t>
-      </w:r>
-      <w:proofErr w:type="spellEnd"/>
-      <w:r>
-        <w:rPr>
-          <w:rFonts w:ascii="Times New Roman" w:hAnsi="Times New Roman" w:cs="Times New Roman"/>
-          <w:sz w:val="28"/>
-          <w:szCs w:val="28"/>
-        </w:rPr>
-        <w:t xml:space="preserve"> </w:t>
-      </w:r>
-      <w:proofErr w:type="spellStart"/>
-      <w:r>
-        <w:rPr>
-          <w:rFonts w:ascii="Times New Roman" w:hAnsi="Times New Roman" w:cs="Times New Roman"/>
-          <w:sz w:val="28"/>
-          <w:szCs w:val="28"/>
-        </w:rPr>
-        <w:t>mới</w:t>
-      </w:r>
-      <w:proofErr w:type="spellEnd"/>
-      <w:r>
-        <w:rPr>
-          <w:rFonts w:ascii="Times New Roman" w:hAnsi="Times New Roman" w:cs="Times New Roman"/>
-          <w:sz w:val="28"/>
-          <w:szCs w:val="28"/>
-        </w:rPr>
-        <w:t xml:space="preserve">, </w:t>
-      </w:r>
-      <w:proofErr w:type="spellStart"/>
-      <w:r>
-        <w:rPr>
-          <w:rFonts w:ascii="Times New Roman" w:hAnsi="Times New Roman" w:cs="Times New Roman"/>
-          <w:sz w:val="28"/>
-          <w:szCs w:val="28"/>
-        </w:rPr>
-        <w:t>trạng</w:t>
-      </w:r>
-      <w:proofErr w:type="spellEnd"/>
-      <w:r>
-        <w:rPr>
-          <w:rFonts w:ascii="Times New Roman" w:hAnsi="Times New Roman" w:cs="Times New Roman"/>
-          <w:sz w:val="28"/>
-          <w:szCs w:val="28"/>
-        </w:rPr>
-        <w:t xml:space="preserve"> </w:t>
-      </w:r>
-      <w:proofErr w:type="spellStart"/>
-      <w:r>
-        <w:rPr>
-          <w:rFonts w:ascii="Times New Roman" w:hAnsi="Times New Roman" w:cs="Times New Roman"/>
-          <w:sz w:val="28"/>
-          <w:szCs w:val="28"/>
-        </w:rPr>
-        <w:t>thái</w:t>
-      </w:r>
-      <w:proofErr w:type="spellEnd"/>
-      <w:r>
-        <w:rPr>
-          <w:rFonts w:ascii="Times New Roman" w:hAnsi="Times New Roman" w:cs="Times New Roman"/>
-          <w:sz w:val="28"/>
-          <w:szCs w:val="28"/>
-        </w:rPr>
-        <w:t xml:space="preserve"> online/offline </w:t>
-      </w:r>
-      <w:proofErr w:type="spellStart"/>
-      <w:r>
-        <w:rPr>
-          <w:rFonts w:ascii="Times New Roman" w:hAnsi="Times New Roman" w:cs="Times New Roman"/>
-          <w:sz w:val="28"/>
-          <w:szCs w:val="28"/>
-        </w:rPr>
-        <w:t>hoặc</w:t>
-      </w:r>
-      <w:proofErr w:type="spellEnd"/>
-      <w:r>
-        <w:rPr>
-          <w:rFonts w:ascii="Times New Roman" w:hAnsi="Times New Roman" w:cs="Times New Roman"/>
-          <w:sz w:val="28"/>
-          <w:szCs w:val="28"/>
-        </w:rPr>
-        <w:t xml:space="preserve"> </w:t>
-      </w:r>
-      <w:proofErr w:type="spellStart"/>
-      <w:r>
-        <w:rPr>
-          <w:rFonts w:ascii="Times New Roman" w:hAnsi="Times New Roman" w:cs="Times New Roman"/>
-          <w:sz w:val="28"/>
-          <w:szCs w:val="28"/>
-        </w:rPr>
-        <w:t>trạng</w:t>
-      </w:r>
-      <w:proofErr w:type="spellEnd"/>
-      <w:r>
-        <w:rPr>
-          <w:rFonts w:ascii="Times New Roman" w:hAnsi="Times New Roman" w:cs="Times New Roman"/>
-          <w:sz w:val="28"/>
-          <w:szCs w:val="28"/>
-        </w:rPr>
-        <w:t xml:space="preserve"> </w:t>
-      </w:r>
-      <w:proofErr w:type="spellStart"/>
-      <w:r>
-        <w:rPr>
-          <w:rFonts w:ascii="Times New Roman" w:hAnsi="Times New Roman" w:cs="Times New Roman"/>
-          <w:sz w:val="28"/>
-          <w:szCs w:val="28"/>
-        </w:rPr>
-        <w:t>thái</w:t>
-      </w:r>
-      <w:proofErr w:type="spellEnd"/>
-      <w:r>
-        <w:rPr>
-          <w:rFonts w:ascii="Times New Roman" w:hAnsi="Times New Roman" w:cs="Times New Roman"/>
-          <w:sz w:val="28"/>
-          <w:szCs w:val="28"/>
-        </w:rPr>
-        <w:t xml:space="preserve"> </w:t>
-      </w:r>
-      <w:proofErr w:type="spellStart"/>
-      <w:r>
-        <w:rPr>
-          <w:rFonts w:ascii="Times New Roman" w:hAnsi="Times New Roman" w:cs="Times New Roman"/>
-          <w:sz w:val="28"/>
-          <w:szCs w:val="28"/>
-        </w:rPr>
-        <w:t>đã</w:t>
-      </w:r>
-      <w:proofErr w:type="spellEnd"/>
-      <w:r>
-        <w:rPr>
-          <w:rFonts w:ascii="Times New Roman" w:hAnsi="Times New Roman" w:cs="Times New Roman"/>
-          <w:sz w:val="28"/>
-          <w:szCs w:val="28"/>
-        </w:rPr>
-        <w:t xml:space="preserve"> </w:t>
-      </w:r>
-      <w:proofErr w:type="spellStart"/>
-      <w:r>
-        <w:rPr>
-          <w:rFonts w:ascii="Times New Roman" w:hAnsi="Times New Roman" w:cs="Times New Roman"/>
-          <w:sz w:val="28"/>
-          <w:szCs w:val="28"/>
-        </w:rPr>
-        <w:t>xem</w:t>
-      </w:r>
-      <w:proofErr w:type="spellEnd"/>
-      <w:r>
-        <w:rPr>
-          <w:rFonts w:ascii="Times New Roman" w:hAnsi="Times New Roman" w:cs="Times New Roman"/>
-          <w:sz w:val="28"/>
-          <w:szCs w:val="28"/>
-        </w:rPr>
-        <w:t xml:space="preserve"> </w:t>
-      </w:r>
-      <w:proofErr w:type="spellStart"/>
-      <w:r>
-        <w:rPr>
-          <w:rFonts w:ascii="Times New Roman" w:hAnsi="Times New Roman" w:cs="Times New Roman"/>
-          <w:sz w:val="28"/>
-          <w:szCs w:val="28"/>
-        </w:rPr>
-        <w:t>mà</w:t>
-      </w:r>
-      <w:proofErr w:type="spellEnd"/>
-      <w:r>
-        <w:rPr>
-          <w:rFonts w:ascii="Times New Roman" w:hAnsi="Times New Roman" w:cs="Times New Roman"/>
-          <w:sz w:val="28"/>
-          <w:szCs w:val="28"/>
-        </w:rPr>
-        <w:t xml:space="preserve"> </w:t>
-      </w:r>
-      <w:proofErr w:type="spellStart"/>
-      <w:r>
-        <w:rPr>
-          <w:rFonts w:ascii="Times New Roman" w:hAnsi="Times New Roman" w:cs="Times New Roman"/>
-          <w:sz w:val="28"/>
-          <w:szCs w:val="28"/>
-        </w:rPr>
-        <w:t>không</w:t>
-      </w:r>
-      <w:proofErr w:type="spellEnd"/>
-      <w:r>
-        <w:rPr>
-          <w:rFonts w:ascii="Times New Roman" w:hAnsi="Times New Roman" w:cs="Times New Roman"/>
-          <w:sz w:val="28"/>
-          <w:szCs w:val="28"/>
-        </w:rPr>
-        <w:t xml:space="preserve"> </w:t>
-      </w:r>
-      <w:proofErr w:type="spellStart"/>
-      <w:r>
-        <w:rPr>
-          <w:rFonts w:ascii="Times New Roman" w:hAnsi="Times New Roman" w:cs="Times New Roman"/>
-          <w:sz w:val="28"/>
-          <w:szCs w:val="28"/>
-        </w:rPr>
-        <w:t>cần</w:t>
-      </w:r>
-      <w:proofErr w:type="spellEnd"/>
-      <w:r>
-        <w:rPr>
-          <w:rFonts w:ascii="Times New Roman" w:hAnsi="Times New Roman" w:cs="Times New Roman"/>
-          <w:sz w:val="28"/>
-          <w:szCs w:val="28"/>
-        </w:rPr>
-        <w:t xml:space="preserve"> </w:t>
-      </w:r>
-      <w:proofErr w:type="spellStart"/>
-      <w:r>
-        <w:rPr>
-          <w:rFonts w:ascii="Times New Roman" w:hAnsi="Times New Roman" w:cs="Times New Roman"/>
-          <w:sz w:val="28"/>
-          <w:szCs w:val="28"/>
-        </w:rPr>
-        <w:t>người</w:t>
-      </w:r>
-      <w:proofErr w:type="spellEnd"/>
-      <w:r>
-        <w:rPr>
-          <w:rFonts w:ascii="Times New Roman" w:hAnsi="Times New Roman" w:cs="Times New Roman"/>
-          <w:sz w:val="28"/>
-          <w:szCs w:val="28"/>
-        </w:rPr>
-        <w:t xml:space="preserve"> </w:t>
-      </w:r>
-      <w:proofErr w:type="spellStart"/>
-      <w:r>
-        <w:rPr>
-          <w:rFonts w:ascii="Times New Roman" w:hAnsi="Times New Roman" w:cs="Times New Roman"/>
-          <w:sz w:val="28"/>
-          <w:szCs w:val="28"/>
-        </w:rPr>
-        <w:t>dùng</w:t>
-      </w:r>
-      <w:proofErr w:type="spellEnd"/>
-      <w:r>
-        <w:rPr>
-          <w:rFonts w:ascii="Times New Roman" w:hAnsi="Times New Roman" w:cs="Times New Roman"/>
-          <w:sz w:val="28"/>
-          <w:szCs w:val="28"/>
-        </w:rPr>
-        <w:t xml:space="preserve"> </w:t>
-      </w:r>
-      <w:proofErr w:type="spellStart"/>
-      <w:r>
-        <w:rPr>
-          <w:rFonts w:ascii="Times New Roman" w:hAnsi="Times New Roman" w:cs="Times New Roman"/>
-          <w:sz w:val="28"/>
-          <w:szCs w:val="28"/>
-        </w:rPr>
-        <w:t>tải</w:t>
-      </w:r>
-      <w:proofErr w:type="spellEnd"/>
-      <w:r>
-        <w:rPr>
-          <w:rFonts w:ascii="Times New Roman" w:hAnsi="Times New Roman" w:cs="Times New Roman"/>
-          <w:sz w:val="28"/>
-          <w:szCs w:val="28"/>
-        </w:rPr>
-        <w:t xml:space="preserve"> </w:t>
-      </w:r>
-      <w:proofErr w:type="spellStart"/>
-      <w:r>
-        <w:rPr>
-          <w:rFonts w:ascii="Times New Roman" w:hAnsi="Times New Roman" w:cs="Times New Roman"/>
-          <w:sz w:val="28"/>
-          <w:szCs w:val="28"/>
-        </w:rPr>
-        <w:t>lại</w:t>
-      </w:r>
-      <w:proofErr w:type="spellEnd"/>
-      <w:r>
-        <w:rPr>
-          <w:rFonts w:ascii="Times New Roman" w:hAnsi="Times New Roman" w:cs="Times New Roman"/>
-          <w:sz w:val="28"/>
-          <w:szCs w:val="28"/>
-        </w:rPr>
-        <w:t xml:space="preserve"> </w:t>
-      </w:r>
-      <w:proofErr w:type="spellStart"/>
-      <w:r>
-        <w:rPr>
-          <w:rFonts w:ascii="Times New Roman" w:hAnsi="Times New Roman" w:cs="Times New Roman"/>
-          <w:sz w:val="28"/>
-          <w:szCs w:val="28"/>
-        </w:rPr>
-        <w:t>trang</w:t>
-      </w:r>
-      <w:proofErr w:type="spellEnd"/>
-      <w:r>
-        <w:rPr>
-          <w:rFonts w:ascii="Times New Roman" w:hAnsi="Times New Roman" w:cs="Times New Roman"/>
-          <w:sz w:val="28"/>
-          <w:szCs w:val="28"/>
-        </w:rPr>
-        <w:t>.</w:t>
-      </w:r>
-    </w:p>
-    <w:p>
-      <w:pPr>
-        <w:rPr>
-          <w:rFonts w:ascii="Times New Roman" w:hAnsi="Times New Roman" w:cs="Times New Roman"/>
-          <w:b/>
-          <w:bCs/>
-          <w:sz w:val="28"/>
-          <w:szCs w:val="28"/>
-        </w:rPr>
-      </w:pPr>
-      <w:r>
-        <w:rPr>
-          <w:rFonts w:ascii="Times New Roman" w:hAnsi="Times New Roman" w:cs="Times New Roman"/>
-          <w:b/>
-          <w:bCs/>
-          <w:sz w:val="28"/>
-          <w:szCs w:val="28"/>
-        </w:rPr>
-        <w:t xml:space="preserve">9. </w:t>
-      </w:r>
-      <w:proofErr w:type="spellStart"/>
-      <w:r>
-        <w:rPr>
-          <w:rFonts w:ascii="Times New Roman" w:hAnsi="Times New Roman" w:cs="Times New Roman"/>
-          <w:b/>
-          <w:bCs/>
-          <w:sz w:val="28"/>
-          <w:szCs w:val="28"/>
-        </w:rPr>
-        <w:t>Tại</w:t>
-      </w:r>
-      <w:proofErr w:type="spellEnd"/>
-      <w:r>
-        <w:rPr>
-          <w:rFonts w:ascii="Times New Roman" w:hAnsi="Times New Roman" w:cs="Times New Roman"/>
-          <w:b/>
-          <w:bCs/>
-          <w:sz w:val="28"/>
-          <w:szCs w:val="28"/>
-        </w:rPr>
-        <w:t xml:space="preserve"> </w:t>
-      </w:r>
-      <w:proofErr w:type="spellStart"/>
-      <w:r>
-        <w:rPr>
-          <w:rFonts w:ascii="Times New Roman" w:hAnsi="Times New Roman" w:cs="Times New Roman"/>
-          <w:b/>
-          <w:bCs/>
-          <w:sz w:val="28"/>
-          <w:szCs w:val="28"/>
-        </w:rPr>
-        <w:t>sao</w:t>
-      </w:r>
-      <w:proofErr w:type="spellEnd"/>
-      <w:r>
-        <w:rPr>
-          <w:rFonts w:ascii="Times New Roman" w:hAnsi="Times New Roman" w:cs="Times New Roman"/>
-          <w:b/>
-          <w:bCs/>
-          <w:sz w:val="28"/>
-          <w:szCs w:val="28"/>
-        </w:rPr>
-        <w:t xml:space="preserve"> </w:t>
-      </w:r>
-      <w:proofErr w:type="spellStart"/>
-      <w:r>
-        <w:rPr>
-          <w:rFonts w:ascii="Times New Roman" w:hAnsi="Times New Roman" w:cs="Times New Roman"/>
-          <w:b/>
-          <w:bCs/>
-          <w:sz w:val="28"/>
-          <w:szCs w:val="28"/>
-        </w:rPr>
-        <w:t>không</w:t>
-      </w:r>
-      <w:proofErr w:type="spellEnd"/>
-      <w:r>
-        <w:rPr>
-          <w:rFonts w:ascii="Times New Roman" w:hAnsi="Times New Roman" w:cs="Times New Roman"/>
-          <w:b/>
-          <w:bCs/>
-          <w:sz w:val="28"/>
-          <w:szCs w:val="28"/>
-        </w:rPr>
-        <w:t xml:space="preserve"> </w:t>
-      </w:r>
-      <w:proofErr w:type="spellStart"/>
-      <w:r>
-        <w:rPr>
-          <w:rFonts w:ascii="Times New Roman" w:hAnsi="Times New Roman" w:cs="Times New Roman"/>
-          <w:b/>
-          <w:bCs/>
-          <w:sz w:val="28"/>
-          <w:szCs w:val="28"/>
-        </w:rPr>
-        <w:t>dùng</w:t>
-      </w:r>
-      <w:proofErr w:type="spellEnd"/>
-      <w:r>
-        <w:rPr>
-          <w:rFonts w:ascii="Times New Roman" w:hAnsi="Times New Roman" w:cs="Times New Roman"/>
-          <w:b/>
-          <w:bCs/>
-          <w:sz w:val="28"/>
-          <w:szCs w:val="28"/>
-        </w:rPr>
-        <w:t xml:space="preserve"> REST API </w:t>
-      </w:r>
-      <w:proofErr w:type="spellStart"/>
-      <w:r>
-        <w:rPr>
-          <w:rFonts w:ascii="Times New Roman" w:hAnsi="Times New Roman" w:cs="Times New Roman"/>
-          <w:b/>
-          <w:bCs/>
-          <w:sz w:val="28"/>
-          <w:szCs w:val="28"/>
-        </w:rPr>
-        <w:t>cho</w:t>
-      </w:r>
-      <w:proofErr w:type="spellEnd"/>
-      <w:r>
-        <w:rPr>
-          <w:rFonts w:ascii="Times New Roman" w:hAnsi="Times New Roman" w:cs="Times New Roman"/>
-          <w:b/>
-          <w:bCs/>
-          <w:sz w:val="28"/>
-          <w:szCs w:val="28"/>
-        </w:rPr>
-        <w:t xml:space="preserve"> </w:t>
-      </w:r>
-      <w:proofErr w:type="spellStart"/>
-      <w:r>
-        <w:rPr>
-          <w:rFonts w:ascii="Times New Roman" w:hAnsi="Times New Roman" w:cs="Times New Roman"/>
-          <w:b/>
-          <w:bCs/>
-          <w:sz w:val="28"/>
-          <w:szCs w:val="28"/>
-        </w:rPr>
-        <w:t>realtime</w:t>
-      </w:r>
-      <w:proofErr w:type="spellEnd"/>
-      <w:r>
-        <w:rPr>
-          <w:rFonts w:ascii="Times New Roman" w:hAnsi="Times New Roman" w:cs="Times New Roman"/>
-          <w:b/>
-          <w:bCs/>
-          <w:sz w:val="28"/>
-          <w:szCs w:val="28"/>
-        </w:rPr>
-        <w:t>?</w:t>
-      </w:r>
-    </w:p>
-    <w:p>
-      <w:pPr>
-        <w:rPr>
-          <w:rFonts w:ascii="Times New Roman" w:hAnsi="Times New Roman" w:cs="Times New Roman"/>
-          <w:sz w:val="28"/>
-          <w:szCs w:val="28"/>
-        </w:rPr>
-      </w:pPr>
-      <w:proofErr w:type="spellStart"/>
-      <w:r>
-        <w:rPr>
-          <w:rFonts w:ascii="Times New Roman" w:hAnsi="Times New Roman" w:cs="Times New Roman"/>
-          <w:b/>
-          <w:bCs/>
-          <w:sz w:val="28"/>
-          <w:szCs w:val="28"/>
-        </w:rPr>
-        <w:t>Trả</w:t>
-      </w:r>
-      <w:proofErr w:type="spellEnd"/>
-      <w:r>
-        <w:rPr>
-          <w:rFonts w:ascii="Times New Roman" w:hAnsi="Times New Roman" w:cs="Times New Roman"/>
-          <w:b/>
-          <w:bCs/>
-          <w:sz w:val="28"/>
-          <w:szCs w:val="28"/>
-        </w:rPr>
-        <w:t xml:space="preserve"> </w:t>
-      </w:r>
-      <w:proofErr w:type="spellStart"/>
-      <w:r>
-        <w:rPr>
-          <w:rFonts w:ascii="Times New Roman" w:hAnsi="Times New Roman" w:cs="Times New Roman"/>
-          <w:b/>
-          <w:bCs/>
-          <w:sz w:val="28"/>
-          <w:szCs w:val="28"/>
-        </w:rPr>
-        <w:t>lời</w:t>
-      </w:r>
-      <w:proofErr w:type="spellEnd"/>
-      <w:r>
-        <w:rPr>
-          <w:rFonts w:ascii="Times New Roman" w:hAnsi="Times New Roman" w:cs="Times New Roman"/>
-          <w:b/>
-          <w:bCs/>
-          <w:sz w:val="28"/>
-          <w:szCs w:val="28"/>
-        </w:rPr>
-        <w:t>:</w:t>
-      </w:r>
-      <w:r>
-        <w:rPr>
-          <w:rFonts w:ascii="Times New Roman" w:hAnsi="Times New Roman" w:cs="Times New Roman"/>
-          <w:sz w:val="28"/>
-          <w:szCs w:val="28"/>
-          <w:lang w:val="vi-VN"/>
-        </w:rPr>
-        <w:t xml:space="preserve"> </w:t>
-      </w:r>
-      <w:r>
-        <w:rPr>
-          <w:rFonts w:ascii="Times New Roman" w:hAnsi="Times New Roman" w:cs="Times New Roman"/>
-          <w:sz w:val="28"/>
-          <w:szCs w:val="28"/>
-        </w:rPr>
-        <w:t xml:space="preserve">REST API </w:t>
-      </w:r>
-      <w:proofErr w:type="spellStart"/>
-      <w:r>
-        <w:rPr>
-          <w:rFonts w:ascii="Times New Roman" w:hAnsi="Times New Roman" w:cs="Times New Roman"/>
-          <w:sz w:val="28"/>
-          <w:szCs w:val="28"/>
-        </w:rPr>
-        <w:t>chủ</w:t>
-      </w:r>
-      <w:proofErr w:type="spellEnd"/>
-      <w:r>
-        <w:rPr>
-          <w:rFonts w:ascii="Times New Roman" w:hAnsi="Times New Roman" w:cs="Times New Roman"/>
-          <w:sz w:val="28"/>
-          <w:szCs w:val="28"/>
-        </w:rPr>
-        <w:t xml:space="preserve"> </w:t>
-      </w:r>
-      <w:proofErr w:type="spellStart"/>
-      <w:r>
-        <w:rPr>
-          <w:rFonts w:ascii="Times New Roman" w:hAnsi="Times New Roman" w:cs="Times New Roman"/>
-          <w:sz w:val="28"/>
-          <w:szCs w:val="28"/>
-        </w:rPr>
-        <w:t>yếu</w:t>
-      </w:r>
-      <w:proofErr w:type="spellEnd"/>
-      <w:r>
-        <w:rPr>
-          <w:rFonts w:ascii="Times New Roman" w:hAnsi="Times New Roman" w:cs="Times New Roman"/>
-          <w:sz w:val="28"/>
-          <w:szCs w:val="28"/>
-        </w:rPr>
-        <w:t xml:space="preserve"> </w:t>
-      </w:r>
-      <w:proofErr w:type="spellStart"/>
-      <w:r>
-        <w:rPr>
-          <w:rFonts w:ascii="Times New Roman" w:hAnsi="Times New Roman" w:cs="Times New Roman"/>
-          <w:sz w:val="28"/>
-          <w:szCs w:val="28"/>
-        </w:rPr>
-        <w:t>hoạt</w:t>
-      </w:r>
-      <w:proofErr w:type="spellEnd"/>
-      <w:r>
-        <w:rPr>
-          <w:rFonts w:ascii="Times New Roman" w:hAnsi="Times New Roman" w:cs="Times New Roman"/>
-          <w:sz w:val="28"/>
-          <w:szCs w:val="28"/>
-        </w:rPr>
-        <w:t xml:space="preserve"> </w:t>
-      </w:r>
-      <w:proofErr w:type="spellStart"/>
-      <w:r>
-        <w:rPr>
-          <w:rFonts w:ascii="Times New Roman" w:hAnsi="Times New Roman" w:cs="Times New Roman"/>
-          <w:sz w:val="28"/>
-          <w:szCs w:val="28"/>
-        </w:rPr>
-        <w:t>động</w:t>
-      </w:r>
-      <w:proofErr w:type="spellEnd"/>
-      <w:r>
-        <w:rPr>
-          <w:rFonts w:ascii="Times New Roman" w:hAnsi="Times New Roman" w:cs="Times New Roman"/>
-          <w:sz w:val="28"/>
-          <w:szCs w:val="28"/>
-        </w:rPr>
-        <w:t xml:space="preserve"> </w:t>
-      </w:r>
-      <w:proofErr w:type="spellStart"/>
-      <w:r>
-        <w:rPr>
-          <w:rFonts w:ascii="Times New Roman" w:hAnsi="Times New Roman" w:cs="Times New Roman"/>
-          <w:sz w:val="28"/>
-          <w:szCs w:val="28"/>
-        </w:rPr>
-        <w:t>theo</w:t>
-      </w:r>
-      <w:proofErr w:type="spellEnd"/>
-      <w:r>
-        <w:rPr>
-          <w:rFonts w:ascii="Times New Roman" w:hAnsi="Times New Roman" w:cs="Times New Roman"/>
-          <w:sz w:val="28"/>
-          <w:szCs w:val="28"/>
-        </w:rPr>
-        <w:t xml:space="preserve"> </w:t>
-      </w:r>
-      <w:proofErr w:type="spellStart"/>
-      <w:r>
-        <w:rPr>
-          <w:rFonts w:ascii="Times New Roman" w:hAnsi="Times New Roman" w:cs="Times New Roman"/>
-          <w:sz w:val="28"/>
-          <w:szCs w:val="28"/>
-        </w:rPr>
-        <w:t>mô</w:t>
-      </w:r>
-      <w:proofErr w:type="spellEnd"/>
-      <w:r>
-        <w:rPr>
-          <w:rFonts w:ascii="Times New Roman" w:hAnsi="Times New Roman" w:cs="Times New Roman"/>
-          <w:sz w:val="28"/>
-          <w:szCs w:val="28"/>
-        </w:rPr>
-        <w:t xml:space="preserve"> </w:t>
-      </w:r>
-      <w:proofErr w:type="spellStart"/>
-      <w:r>
-        <w:rPr>
-          <w:rFonts w:ascii="Times New Roman" w:hAnsi="Times New Roman" w:cs="Times New Roman"/>
-          <w:sz w:val="28"/>
-          <w:szCs w:val="28"/>
-        </w:rPr>
-        <w:t>hình</w:t>
-      </w:r>
-      <w:proofErr w:type="spellEnd"/>
-      <w:r>
-        <w:rPr>
-          <w:rFonts w:ascii="Times New Roman" w:hAnsi="Times New Roman" w:cs="Times New Roman"/>
-          <w:sz w:val="28"/>
-          <w:szCs w:val="28"/>
-        </w:rPr>
-        <w:t xml:space="preserve"> request–response, </w:t>
-      </w:r>
-      <w:proofErr w:type="spellStart"/>
-      <w:r>
-        <w:rPr>
-          <w:rFonts w:ascii="Times New Roman" w:hAnsi="Times New Roman" w:cs="Times New Roman"/>
-          <w:sz w:val="28"/>
-          <w:szCs w:val="28"/>
-        </w:rPr>
-        <w:t>tức</w:t>
-      </w:r>
-      <w:proofErr w:type="spellEnd"/>
-      <w:r>
-        <w:rPr>
-          <w:rFonts w:ascii="Times New Roman" w:hAnsi="Times New Roman" w:cs="Times New Roman"/>
-          <w:sz w:val="28"/>
-          <w:szCs w:val="28"/>
-        </w:rPr>
-        <w:t xml:space="preserve"> </w:t>
-      </w:r>
-      <w:proofErr w:type="spellStart"/>
-      <w:r>
-        <w:rPr>
-          <w:rFonts w:ascii="Times New Roman" w:hAnsi="Times New Roman" w:cs="Times New Roman"/>
-          <w:sz w:val="28"/>
-          <w:szCs w:val="28"/>
-        </w:rPr>
-        <w:t>là</w:t>
-      </w:r>
-      <w:proofErr w:type="spellEnd"/>
-      <w:r>
-        <w:rPr>
-          <w:rFonts w:ascii="Times New Roman" w:hAnsi="Times New Roman" w:cs="Times New Roman"/>
-          <w:sz w:val="28"/>
-          <w:szCs w:val="28"/>
-        </w:rPr>
-        <w:t xml:space="preserve"> Client </w:t>
-      </w:r>
-      <w:proofErr w:type="spellStart"/>
-      <w:r>
-        <w:rPr>
-          <w:rFonts w:ascii="Times New Roman" w:hAnsi="Times New Roman" w:cs="Times New Roman"/>
-          <w:sz w:val="28"/>
-          <w:szCs w:val="28"/>
-        </w:rPr>
-        <w:t>phải</w:t>
-      </w:r>
-      <w:proofErr w:type="spellEnd"/>
-      <w:r>
-        <w:rPr>
-          <w:rFonts w:ascii="Times New Roman" w:hAnsi="Times New Roman" w:cs="Times New Roman"/>
-          <w:sz w:val="28"/>
-          <w:szCs w:val="28"/>
-        </w:rPr>
-        <w:t xml:space="preserve"> </w:t>
-      </w:r>
-      <w:proofErr w:type="spellStart"/>
-      <w:r>
-        <w:rPr>
-          <w:rFonts w:ascii="Times New Roman" w:hAnsi="Times New Roman" w:cs="Times New Roman"/>
-          <w:sz w:val="28"/>
-          <w:szCs w:val="28"/>
-        </w:rPr>
-        <w:t>gửi</w:t>
-      </w:r>
-      <w:proofErr w:type="spellEnd"/>
-      <w:r>
-        <w:rPr>
-          <w:rFonts w:ascii="Times New Roman" w:hAnsi="Times New Roman" w:cs="Times New Roman"/>
-          <w:sz w:val="28"/>
-          <w:szCs w:val="28"/>
-        </w:rPr>
-        <w:t xml:space="preserve"> request </w:t>
-      </w:r>
-      <w:proofErr w:type="spellStart"/>
-      <w:r>
-        <w:rPr>
-          <w:rFonts w:ascii="Times New Roman" w:hAnsi="Times New Roman" w:cs="Times New Roman"/>
-          <w:sz w:val="28"/>
-          <w:szCs w:val="28"/>
-        </w:rPr>
-        <w:t>thì</w:t>
-      </w:r>
-      <w:proofErr w:type="spellEnd"/>
-      <w:r>
-        <w:rPr>
-          <w:rFonts w:ascii="Times New Roman" w:hAnsi="Times New Roman" w:cs="Times New Roman"/>
-          <w:sz w:val="28"/>
-          <w:szCs w:val="28"/>
-        </w:rPr>
-        <w:t xml:space="preserve"> </w:t>
-      </w:r>
-      <w:proofErr w:type="spellStart"/>
-      <w:r>
-        <w:rPr>
-          <w:rFonts w:ascii="Times New Roman" w:hAnsi="Times New Roman" w:cs="Times New Roman"/>
-          <w:sz w:val="28"/>
-          <w:szCs w:val="28"/>
-        </w:rPr>
-        <w:t>mới</w:t>
-      </w:r>
-      <w:proofErr w:type="spellEnd"/>
-      <w:r>
-        <w:rPr>
-          <w:rFonts w:ascii="Times New Roman" w:hAnsi="Times New Roman" w:cs="Times New Roman"/>
-          <w:sz w:val="28"/>
-          <w:szCs w:val="28"/>
-        </w:rPr>
-        <w:t xml:space="preserve"> </w:t>
-      </w:r>
-      <w:proofErr w:type="spellStart"/>
-      <w:r>
-        <w:rPr>
-          <w:rFonts w:ascii="Times New Roman" w:hAnsi="Times New Roman" w:cs="Times New Roman"/>
-          <w:sz w:val="28"/>
-          <w:szCs w:val="28"/>
-        </w:rPr>
-        <w:t>nhận</w:t>
-      </w:r>
-      <w:proofErr w:type="spellEnd"/>
-      <w:r>
-        <w:rPr>
-          <w:rFonts w:ascii="Times New Roman" w:hAnsi="Times New Roman" w:cs="Times New Roman"/>
-          <w:sz w:val="28"/>
-          <w:szCs w:val="28"/>
-        </w:rPr>
-        <w:t xml:space="preserve"> </w:t>
-      </w:r>
-      <w:proofErr w:type="spellStart"/>
-      <w:r>
-        <w:rPr>
-          <w:rFonts w:ascii="Times New Roman" w:hAnsi="Times New Roman" w:cs="Times New Roman"/>
-          <w:sz w:val="28"/>
-          <w:szCs w:val="28"/>
-        </w:rPr>
-        <w:t>được</w:t>
-      </w:r>
-      <w:proofErr w:type="spellEnd"/>
-      <w:r>
-        <w:rPr>
-          <w:rFonts w:ascii="Times New Roman" w:hAnsi="Times New Roman" w:cs="Times New Roman"/>
-          <w:sz w:val="28"/>
-          <w:szCs w:val="28"/>
-        </w:rPr>
-        <w:t xml:space="preserve"> response. </w:t>
-      </w:r>
-      <w:proofErr w:type="spellStart"/>
-      <w:r>
-        <w:rPr>
-          <w:rFonts w:ascii="Times New Roman" w:hAnsi="Times New Roman" w:cs="Times New Roman"/>
-          <w:sz w:val="28"/>
-          <w:szCs w:val="28"/>
-        </w:rPr>
-        <w:t>Nếu</w:t>
-      </w:r>
-      <w:proofErr w:type="spellEnd"/>
-      <w:r>
-        <w:rPr>
-          <w:rFonts w:ascii="Times New Roman" w:hAnsi="Times New Roman" w:cs="Times New Roman"/>
-          <w:sz w:val="28"/>
-          <w:szCs w:val="28"/>
-        </w:rPr>
-        <w:t xml:space="preserve"> </w:t>
-      </w:r>
-      <w:proofErr w:type="spellStart"/>
-      <w:r>
-        <w:rPr>
-          <w:rFonts w:ascii="Times New Roman" w:hAnsi="Times New Roman" w:cs="Times New Roman"/>
-          <w:sz w:val="28"/>
-          <w:szCs w:val="28"/>
-        </w:rPr>
-        <w:t>dùng</w:t>
-      </w:r>
-      <w:proofErr w:type="spellEnd"/>
-      <w:r>
-        <w:rPr>
-          <w:rFonts w:ascii="Times New Roman" w:hAnsi="Times New Roman" w:cs="Times New Roman"/>
-          <w:sz w:val="28"/>
-          <w:szCs w:val="28"/>
-        </w:rPr>
-        <w:t xml:space="preserve"> REST API </w:t>
-      </w:r>
-      <w:proofErr w:type="spellStart"/>
-      <w:r>
-        <w:rPr>
-          <w:rFonts w:ascii="Times New Roman" w:hAnsi="Times New Roman" w:cs="Times New Roman"/>
-          <w:sz w:val="28"/>
-          <w:szCs w:val="28"/>
-        </w:rPr>
-        <w:t>để</w:t>
-      </w:r>
-      <w:proofErr w:type="spellEnd"/>
-      <w:r>
-        <w:rPr>
-          <w:rFonts w:ascii="Times New Roman" w:hAnsi="Times New Roman" w:cs="Times New Roman"/>
-          <w:sz w:val="28"/>
-          <w:szCs w:val="28"/>
-        </w:rPr>
-        <w:t xml:space="preserve"> </w:t>
-      </w:r>
-      <w:proofErr w:type="spellStart"/>
-      <w:r>
-        <w:rPr>
-          <w:rFonts w:ascii="Times New Roman" w:hAnsi="Times New Roman" w:cs="Times New Roman"/>
-          <w:sz w:val="28"/>
-          <w:szCs w:val="28"/>
-        </w:rPr>
-        <w:t>kiểm</w:t>
-      </w:r>
-      <w:proofErr w:type="spellEnd"/>
-      <w:r>
-        <w:rPr>
-          <w:rFonts w:ascii="Times New Roman" w:hAnsi="Times New Roman" w:cs="Times New Roman"/>
-          <w:sz w:val="28"/>
-          <w:szCs w:val="28"/>
-        </w:rPr>
-        <w:t xml:space="preserve"> </w:t>
-      </w:r>
-      <w:proofErr w:type="spellStart"/>
-      <w:r>
-        <w:rPr>
-          <w:rFonts w:ascii="Times New Roman" w:hAnsi="Times New Roman" w:cs="Times New Roman"/>
-          <w:sz w:val="28"/>
-          <w:szCs w:val="28"/>
-        </w:rPr>
-        <w:t>tra</w:t>
-      </w:r>
-      <w:proofErr w:type="spellEnd"/>
-      <w:r>
-        <w:rPr>
-          <w:rFonts w:ascii="Times New Roman" w:hAnsi="Times New Roman" w:cs="Times New Roman"/>
-          <w:sz w:val="28"/>
-          <w:szCs w:val="28"/>
-        </w:rPr>
-        <w:t xml:space="preserve"> tin </w:t>
-      </w:r>
-      <w:proofErr w:type="spellStart"/>
-      <w:r>
-        <w:rPr>
-          <w:rFonts w:ascii="Times New Roman" w:hAnsi="Times New Roman" w:cs="Times New Roman"/>
-          <w:sz w:val="28"/>
-          <w:szCs w:val="28"/>
-        </w:rPr>
-        <w:t>nhắn</w:t>
-      </w:r>
-      <w:proofErr w:type="spellEnd"/>
-      <w:r>
-        <w:rPr>
-          <w:rFonts w:ascii="Times New Roman" w:hAnsi="Times New Roman" w:cs="Times New Roman"/>
-          <w:sz w:val="28"/>
-          <w:szCs w:val="28"/>
-        </w:rPr>
-        <w:t xml:space="preserve"> </w:t>
-      </w:r>
-      <w:proofErr w:type="spellStart"/>
-      <w:r>
-        <w:rPr>
-          <w:rFonts w:ascii="Times New Roman" w:hAnsi="Times New Roman" w:cs="Times New Roman"/>
-          <w:sz w:val="28"/>
-          <w:szCs w:val="28"/>
-        </w:rPr>
-        <w:t>liên</w:t>
-      </w:r>
-      <w:proofErr w:type="spellEnd"/>
-      <w:r>
-        <w:rPr>
-          <w:rFonts w:ascii="Times New Roman" w:hAnsi="Times New Roman" w:cs="Times New Roman"/>
-          <w:sz w:val="28"/>
-          <w:szCs w:val="28"/>
-        </w:rPr>
-        <w:t xml:space="preserve"> </w:t>
-      </w:r>
-      <w:proofErr w:type="spellStart"/>
-      <w:r>
-        <w:rPr>
-          <w:rFonts w:ascii="Times New Roman" w:hAnsi="Times New Roman" w:cs="Times New Roman"/>
-          <w:sz w:val="28"/>
-          <w:szCs w:val="28"/>
-        </w:rPr>
-        <w:t>tục</w:t>
-      </w:r>
-      <w:proofErr w:type="spellEnd"/>
-      <w:r>
-        <w:rPr>
-          <w:rFonts w:ascii="Times New Roman" w:hAnsi="Times New Roman" w:cs="Times New Roman"/>
-          <w:sz w:val="28"/>
-          <w:szCs w:val="28"/>
-        </w:rPr>
-        <w:t xml:space="preserve"> </w:t>
-      </w:r>
-      <w:proofErr w:type="spellStart"/>
-      <w:r>
-        <w:rPr>
-          <w:rFonts w:ascii="Times New Roman" w:hAnsi="Times New Roman" w:cs="Times New Roman"/>
-          <w:sz w:val="28"/>
-          <w:szCs w:val="28"/>
-        </w:rPr>
-        <w:t>sẽ</w:t>
-      </w:r>
-      <w:proofErr w:type="spellEnd"/>
-      <w:r>
-        <w:rPr>
-          <w:rFonts w:ascii="Times New Roman" w:hAnsi="Times New Roman" w:cs="Times New Roman"/>
-          <w:sz w:val="28"/>
-          <w:szCs w:val="28"/>
-        </w:rPr>
-        <w:t xml:space="preserve"> </w:t>
-      </w:r>
-      <w:proofErr w:type="spellStart"/>
-      <w:r>
-        <w:rPr>
-          <w:rFonts w:ascii="Times New Roman" w:hAnsi="Times New Roman" w:cs="Times New Roman"/>
-          <w:sz w:val="28"/>
-          <w:szCs w:val="28"/>
-        </w:rPr>
-        <w:t>phải</w:t>
-      </w:r>
-      <w:proofErr w:type="spellEnd"/>
-      <w:r>
-        <w:rPr>
-          <w:rFonts w:ascii="Times New Roman" w:hAnsi="Times New Roman" w:cs="Times New Roman"/>
-          <w:sz w:val="28"/>
-          <w:szCs w:val="28"/>
-        </w:rPr>
-        <w:t xml:space="preserve"> polling, </w:t>
-      </w:r>
-      <w:proofErr w:type="spellStart"/>
-      <w:r>
-        <w:rPr>
-          <w:rFonts w:ascii="Times New Roman" w:hAnsi="Times New Roman" w:cs="Times New Roman"/>
-          <w:sz w:val="28"/>
-          <w:szCs w:val="28"/>
-        </w:rPr>
-        <w:t>gây</w:t>
-      </w:r>
-      <w:proofErr w:type="spellEnd"/>
-      <w:r>
-        <w:rPr>
-          <w:rFonts w:ascii="Times New Roman" w:hAnsi="Times New Roman" w:cs="Times New Roman"/>
-          <w:sz w:val="28"/>
-          <w:szCs w:val="28"/>
-        </w:rPr>
-        <w:t xml:space="preserve"> </w:t>
-      </w:r>
-      <w:proofErr w:type="spellStart"/>
-      <w:r>
-        <w:rPr>
-          <w:rFonts w:ascii="Times New Roman" w:hAnsi="Times New Roman" w:cs="Times New Roman"/>
-          <w:sz w:val="28"/>
-          <w:szCs w:val="28"/>
-        </w:rPr>
-        <w:t>thêm</w:t>
-      </w:r>
-      <w:proofErr w:type="spellEnd"/>
-      <w:r>
-        <w:rPr>
-          <w:rFonts w:ascii="Times New Roman" w:hAnsi="Times New Roman" w:cs="Times New Roman"/>
-          <w:sz w:val="28"/>
-          <w:szCs w:val="28"/>
-        </w:rPr>
-        <w:t xml:space="preserve"> request </w:t>
-      </w:r>
-      <w:proofErr w:type="spellStart"/>
-      <w:r>
-        <w:rPr>
-          <w:rFonts w:ascii="Times New Roman" w:hAnsi="Times New Roman" w:cs="Times New Roman"/>
-          <w:sz w:val="28"/>
-          <w:szCs w:val="28"/>
-        </w:rPr>
-        <w:t>và</w:t>
-      </w:r>
-      <w:proofErr w:type="spellEnd"/>
-      <w:r>
-        <w:rPr>
-          <w:rFonts w:ascii="Times New Roman" w:hAnsi="Times New Roman" w:cs="Times New Roman"/>
-          <w:sz w:val="28"/>
-          <w:szCs w:val="28"/>
-        </w:rPr>
-        <w:t xml:space="preserve"> </w:t>
-      </w:r>
-      <w:proofErr w:type="spellStart"/>
-      <w:r>
-        <w:rPr>
-          <w:rFonts w:ascii="Times New Roman" w:hAnsi="Times New Roman" w:cs="Times New Roman"/>
-          <w:sz w:val="28"/>
-          <w:szCs w:val="28"/>
-        </w:rPr>
-        <w:t>độ</w:t>
-      </w:r>
-      <w:proofErr w:type="spellEnd"/>
-      <w:r>
-        <w:rPr>
-          <w:rFonts w:ascii="Times New Roman" w:hAnsi="Times New Roman" w:cs="Times New Roman"/>
-          <w:sz w:val="28"/>
-          <w:szCs w:val="28"/>
-        </w:rPr>
-        <w:t xml:space="preserve"> </w:t>
-      </w:r>
-      <w:proofErr w:type="spellStart"/>
-      <w:r>
-        <w:rPr>
-          <w:rFonts w:ascii="Times New Roman" w:hAnsi="Times New Roman" w:cs="Times New Roman"/>
-          <w:sz w:val="28"/>
-          <w:szCs w:val="28"/>
-        </w:rPr>
-        <w:t>trễ</w:t>
-      </w:r>
-      <w:proofErr w:type="spellEnd"/>
-      <w:r>
-        <w:rPr>
-          <w:rFonts w:ascii="Times New Roman" w:hAnsi="Times New Roman" w:cs="Times New Roman"/>
-          <w:sz w:val="28"/>
-          <w:szCs w:val="28"/>
-        </w:rPr>
-        <w:t xml:space="preserve">. Socket.io </w:t>
-      </w:r>
-      <w:proofErr w:type="spellStart"/>
-      <w:r>
-        <w:rPr>
-          <w:rFonts w:ascii="Times New Roman" w:hAnsi="Times New Roman" w:cs="Times New Roman"/>
-          <w:sz w:val="28"/>
-          <w:szCs w:val="28"/>
-        </w:rPr>
-        <w:t>cho</w:t>
-      </w:r>
-      <w:proofErr w:type="spellEnd"/>
-      <w:r>
-        <w:rPr>
-          <w:rFonts w:ascii="Times New Roman" w:hAnsi="Times New Roman" w:cs="Times New Roman"/>
-          <w:sz w:val="28"/>
-          <w:szCs w:val="28"/>
-        </w:rPr>
-        <w:t xml:space="preserve"> </w:t>
-      </w:r>
-      <w:proofErr w:type="spellStart"/>
-      <w:r>
-        <w:rPr>
-          <w:rFonts w:ascii="Times New Roman" w:hAnsi="Times New Roman" w:cs="Times New Roman"/>
-          <w:sz w:val="28"/>
-          <w:szCs w:val="28"/>
-        </w:rPr>
-        <w:t>phép</w:t>
-      </w:r>
-      <w:proofErr w:type="spellEnd"/>
-      <w:r>
-        <w:rPr>
-          <w:rFonts w:ascii="Times New Roman" w:hAnsi="Times New Roman" w:cs="Times New Roman"/>
-          <w:sz w:val="28"/>
-          <w:szCs w:val="28"/>
-        </w:rPr>
-        <w:t xml:space="preserve"> Server </w:t>
-      </w:r>
-      <w:proofErr w:type="spellStart"/>
-      <w:r>
-        <w:rPr>
-          <w:rFonts w:ascii="Times New Roman" w:hAnsi="Times New Roman" w:cs="Times New Roman"/>
-          <w:sz w:val="28"/>
-          <w:szCs w:val="28"/>
-        </w:rPr>
-        <w:t>chủ</w:t>
-      </w:r>
-      <w:proofErr w:type="spellEnd"/>
-      <w:r>
-        <w:rPr>
-          <w:rFonts w:ascii="Times New Roman" w:hAnsi="Times New Roman" w:cs="Times New Roman"/>
-          <w:sz w:val="28"/>
-          <w:szCs w:val="28"/>
-        </w:rPr>
-        <w:t xml:space="preserve"> </w:t>
-      </w:r>
-      <w:proofErr w:type="spellStart"/>
-      <w:r>
-        <w:rPr>
-          <w:rFonts w:ascii="Times New Roman" w:hAnsi="Times New Roman" w:cs="Times New Roman"/>
-          <w:sz w:val="28"/>
-          <w:szCs w:val="28"/>
-        </w:rPr>
-        <w:t>động</w:t>
-      </w:r>
-      <w:proofErr w:type="spellEnd"/>
-      <w:r>
-        <w:rPr>
-          <w:rFonts w:ascii="Times New Roman" w:hAnsi="Times New Roman" w:cs="Times New Roman"/>
-          <w:sz w:val="28"/>
-          <w:szCs w:val="28"/>
-        </w:rPr>
-        <w:t xml:space="preserve"> </w:t>
-      </w:r>
-      <w:proofErr w:type="spellStart"/>
-      <w:r>
-        <w:rPr>
-          <w:rFonts w:ascii="Times New Roman" w:hAnsi="Times New Roman" w:cs="Times New Roman"/>
-          <w:sz w:val="28"/>
-          <w:szCs w:val="28"/>
-        </w:rPr>
-        <w:t>đẩy</w:t>
-      </w:r>
-      <w:proofErr w:type="spellEnd"/>
-      <w:r>
-        <w:rPr>
-          <w:rFonts w:ascii="Times New Roman" w:hAnsi="Times New Roman" w:cs="Times New Roman"/>
-          <w:sz w:val="28"/>
-          <w:szCs w:val="28"/>
-        </w:rPr>
-        <w:t xml:space="preserve"> </w:t>
-      </w:r>
-      <w:proofErr w:type="spellStart"/>
-      <w:r>
-        <w:rPr>
-          <w:rFonts w:ascii="Times New Roman" w:hAnsi="Times New Roman" w:cs="Times New Roman"/>
-          <w:sz w:val="28"/>
-          <w:szCs w:val="28"/>
-        </w:rPr>
-        <w:t>sự</w:t>
-      </w:r>
-      <w:proofErr w:type="spellEnd"/>
-      <w:r>
-        <w:rPr>
-          <w:rFonts w:ascii="Times New Roman" w:hAnsi="Times New Roman" w:cs="Times New Roman"/>
-          <w:sz w:val="28"/>
-          <w:szCs w:val="28"/>
-        </w:rPr>
-        <w:t xml:space="preserve"> </w:t>
-      </w:r>
-      <w:proofErr w:type="spellStart"/>
-      <w:r>
-        <w:rPr>
-          <w:rFonts w:ascii="Times New Roman" w:hAnsi="Times New Roman" w:cs="Times New Roman"/>
-          <w:sz w:val="28"/>
-          <w:szCs w:val="28"/>
-        </w:rPr>
-        <w:t>kiện</w:t>
-      </w:r>
-      <w:proofErr w:type="spellEnd"/>
-      <w:r>
-        <w:rPr>
-          <w:rFonts w:ascii="Times New Roman" w:hAnsi="Times New Roman" w:cs="Times New Roman"/>
-          <w:sz w:val="28"/>
-          <w:szCs w:val="28"/>
-        </w:rPr>
-        <w:t xml:space="preserve"> </w:t>
-      </w:r>
-      <w:proofErr w:type="spellStart"/>
-      <w:r>
-        <w:rPr>
-          <w:rFonts w:ascii="Times New Roman" w:hAnsi="Times New Roman" w:cs="Times New Roman"/>
-          <w:sz w:val="28"/>
-          <w:szCs w:val="28"/>
-        </w:rPr>
-        <w:t>đến</w:t>
-      </w:r>
-      <w:proofErr w:type="spellEnd"/>
-      <w:r>
-        <w:rPr>
-          <w:rFonts w:ascii="Times New Roman" w:hAnsi="Times New Roman" w:cs="Times New Roman"/>
-          <w:sz w:val="28"/>
-          <w:szCs w:val="28"/>
-        </w:rPr>
-        <w:t xml:space="preserve"> Client </w:t>
-      </w:r>
-      <w:proofErr w:type="spellStart"/>
-      <w:r>
-        <w:rPr>
-          <w:rFonts w:ascii="Times New Roman" w:hAnsi="Times New Roman" w:cs="Times New Roman"/>
-          <w:sz w:val="28"/>
-          <w:szCs w:val="28"/>
-        </w:rPr>
-        <w:t>nên</w:t>
-      </w:r>
-      <w:proofErr w:type="spellEnd"/>
-      <w:r>
-        <w:rPr>
-          <w:rFonts w:ascii="Times New Roman" w:hAnsi="Times New Roman" w:cs="Times New Roman"/>
-          <w:sz w:val="28"/>
-          <w:szCs w:val="28"/>
-        </w:rPr>
-        <w:t xml:space="preserve"> </w:t>
-      </w:r>
-      <w:proofErr w:type="spellStart"/>
-      <w:r>
-        <w:rPr>
-          <w:rFonts w:ascii="Times New Roman" w:hAnsi="Times New Roman" w:cs="Times New Roman"/>
-          <w:sz w:val="28"/>
-          <w:szCs w:val="28"/>
-        </w:rPr>
-        <w:t>phù</w:t>
-      </w:r>
-      <w:proofErr w:type="spellEnd"/>
-      <w:r>
-        <w:rPr>
-          <w:rFonts w:ascii="Times New Roman" w:hAnsi="Times New Roman" w:cs="Times New Roman"/>
-          <w:sz w:val="28"/>
-          <w:szCs w:val="28"/>
-        </w:rPr>
-        <w:t xml:space="preserve"> </w:t>
-      </w:r>
-      <w:proofErr w:type="spellStart"/>
-      <w:r>
-        <w:rPr>
-          <w:rFonts w:ascii="Times New Roman" w:hAnsi="Times New Roman" w:cs="Times New Roman"/>
-          <w:sz w:val="28"/>
-          <w:szCs w:val="28"/>
-        </w:rPr>
-        <w:t>hợp</w:t>
-      </w:r>
-      <w:proofErr w:type="spellEnd"/>
-      <w:r>
-        <w:rPr>
-          <w:rFonts w:ascii="Times New Roman" w:hAnsi="Times New Roman" w:cs="Times New Roman"/>
-          <w:sz w:val="28"/>
-          <w:szCs w:val="28"/>
-        </w:rPr>
-        <w:t xml:space="preserve"> </w:t>
-      </w:r>
-      <w:proofErr w:type="spellStart"/>
-      <w:r>
-        <w:rPr>
-          <w:rFonts w:ascii="Times New Roman" w:hAnsi="Times New Roman" w:cs="Times New Roman"/>
-          <w:sz w:val="28"/>
-          <w:szCs w:val="28"/>
-        </w:rPr>
-        <w:t>hơn</w:t>
-      </w:r>
-      <w:proofErr w:type="spellEnd"/>
-      <w:r>
-        <w:rPr>
-          <w:rFonts w:ascii="Times New Roman" w:hAnsi="Times New Roman" w:cs="Times New Roman"/>
-          <w:sz w:val="28"/>
-          <w:szCs w:val="28"/>
-        </w:rPr>
-        <w:t xml:space="preserve"> </w:t>
-      </w:r>
-      <w:proofErr w:type="spellStart"/>
-      <w:r>
-        <w:rPr>
-          <w:rFonts w:ascii="Times New Roman" w:hAnsi="Times New Roman" w:cs="Times New Roman"/>
-          <w:sz w:val="28"/>
-          <w:szCs w:val="28"/>
-        </w:rPr>
-        <w:t>với</w:t>
-      </w:r>
-      <w:proofErr w:type="spellEnd"/>
-      <w:r>
-        <w:rPr>
-          <w:rFonts w:ascii="Times New Roman" w:hAnsi="Times New Roman" w:cs="Times New Roman"/>
-          <w:sz w:val="28"/>
-          <w:szCs w:val="28"/>
-        </w:rPr>
-        <w:t xml:space="preserve"> </w:t>
-      </w:r>
-      <w:proofErr w:type="spellStart"/>
-      <w:r>
-        <w:rPr>
-          <w:rFonts w:ascii="Times New Roman" w:hAnsi="Times New Roman" w:cs="Times New Roman"/>
-          <w:sz w:val="28"/>
-          <w:szCs w:val="28"/>
-        </w:rPr>
-        <w:t>ứng</w:t>
-      </w:r>
-      <w:proofErr w:type="spellEnd"/>
-      <w:r>
-        <w:rPr>
-          <w:rFonts w:ascii="Times New Roman" w:hAnsi="Times New Roman" w:cs="Times New Roman"/>
-          <w:sz w:val="28"/>
-          <w:szCs w:val="28"/>
-        </w:rPr>
-        <w:t xml:space="preserve"> </w:t>
-      </w:r>
-      <w:proofErr w:type="spellStart"/>
-      <w:r>
-        <w:rPr>
-          <w:rFonts w:ascii="Times New Roman" w:hAnsi="Times New Roman" w:cs="Times New Roman"/>
-          <w:sz w:val="28"/>
-          <w:szCs w:val="28"/>
-        </w:rPr>
-        <w:t>dụng</w:t>
-      </w:r>
-      <w:proofErr w:type="spellEnd"/>
-      <w:r>
-        <w:rPr>
-          <w:rFonts w:ascii="Times New Roman" w:hAnsi="Times New Roman" w:cs="Times New Roman"/>
-          <w:sz w:val="28"/>
-          <w:szCs w:val="28"/>
-        </w:rPr>
-        <w:t xml:space="preserve"> chat </w:t>
-      </w:r>
-      <w:proofErr w:type="spellStart"/>
-      <w:r>
-        <w:rPr>
-          <w:rFonts w:ascii="Times New Roman" w:hAnsi="Times New Roman" w:cs="Times New Roman"/>
-          <w:sz w:val="28"/>
-          <w:szCs w:val="28"/>
-        </w:rPr>
-        <w:t>realtime</w:t>
-      </w:r>
-      <w:proofErr w:type="spellEnd"/>
-      <w:r>
-        <w:rPr>
-          <w:rFonts w:ascii="Times New Roman" w:hAnsi="Times New Roman" w:cs="Times New Roman"/>
-          <w:sz w:val="28"/>
-          <w:szCs w:val="28"/>
-        </w:rPr>
-        <w:t>.</w:t>
-      </w:r>
+          <w:sz w:val="28"/>
+          <w:szCs w:val="28"/>
+          <w:lang w:val="vi-VN"/>
+        </w:rPr>
+      </w:pPr>
+      <w:r>
+        <w:rPr>
+          <w:rFonts w:ascii="Times New Roman" w:hAnsi="Times New Roman" w:cs="Times New Roman"/>
+          <w:sz w:val="28"/>
+          <w:szCs w:val="28"/>
+          <w:lang w:val="vi-VN"/>
+        </w:rPr>
+        <w:t>Qua đề tài này, em đã áp dụng kiến thức về phát triển frontend, backend, cơ sở dữ liệu, xác thực người dùng, lập trình realtime và triển khai một ứng dụng web thực tế.”**</w:t>
+      </w:r>
+    </w:p>
+    <w:p>
+      <w:pPr>
+        <w:rPr>
+          <w:rFonts w:ascii="Times New Roman" w:hAnsi="Times New Roman" w:cs="Times New Roman"/>
+          <w:sz w:val="28"/>
+          <w:szCs w:val="28"/>
+          <w:lang w:val="vi-VN"/>
+        </w:rPr>
+      </w:pPr>
+    </w:p>
+    <w:p>
+      <w:pPr>
+        <w:rPr>
+          <w:rFonts w:ascii="Times New Roman" w:hAnsi="Times New Roman" w:cs="Times New Roman"/>
+          <w:sz w:val="28"/>
+          <w:szCs w:val="28"/>
+          <w:lang w:val="vi-VN"/>
+        </w:rPr>
+      </w:pPr>
+    </w:p>
+    <w:p>
+      <w:pPr>
+        <w:rPr>
+          <w:rFonts w:ascii="Times New Roman" w:hAnsi="Times New Roman" w:cs="Times New Roman"/>
+          <w:sz w:val="28"/>
+          <w:szCs w:val="28"/>
+          <w:lang w:val="vi-VN"/>
+        </w:rPr>
+      </w:pPr>
+    </w:p>
+    <w:p>
+      <w:pPr>
+        <w:rPr>
+          <w:rFonts w:ascii="Times New Roman" w:hAnsi="Times New Roman" w:cs="Times New Roman"/>
+          <w:sz w:val="28"/>
+          <w:szCs w:val="28"/>
+          <w:lang w:val="vi-VN"/>
+        </w:rPr>
+      </w:pPr>
+    </w:p>
+    <w:p>
+      <w:pPr>
+        <w:rPr>
+          <w:rFonts w:ascii="Times New Roman" w:hAnsi="Times New Roman" w:cs="Times New Roman"/>
+          <w:b/>
+          <w:bCs/>
+          <w:sz w:val="28"/>
+          <w:szCs w:val="28"/>
+          <w:lang w:val="vi-VN"/>
+        </w:rPr>
+      </w:pPr>
+      <w:r>
+        <w:rPr>
+          <w:rFonts w:ascii="Times New Roman" w:hAnsi="Times New Roman" w:cs="Times New Roman"/>
+          <w:b/>
+          <w:bCs/>
+          <w:sz w:val="28"/>
+          <w:szCs w:val="28"/>
+          <w:lang w:val="vi-VN"/>
+        </w:rPr>
+        <w:lastRenderedPageBreak/>
+        <w:t>Nếu hội đồng hỏi: "Điểm nổi bật của đề tài em là gì?"</w:t>
+      </w:r>
+    </w:p>
+    <w:p>
+      <w:pPr>
+        <w:rPr>
+          <w:rFonts w:ascii="Times New Roman" w:hAnsi="Times New Roman" w:cs="Times New Roman"/>
+          <w:sz w:val="28"/>
+          <w:szCs w:val="28"/>
+          <w:lang w:val="vi-VN"/>
+        </w:rPr>
+      </w:pPr>
+      <w:r>
+        <w:rPr>
+          <w:rFonts w:ascii="Times New Roman" w:hAnsi="Times New Roman" w:cs="Times New Roman"/>
+          <w:sz w:val="28"/>
+          <w:szCs w:val="28"/>
+          <w:lang w:val="vi-VN"/>
+        </w:rPr>
+        <w:t>Bạn trả lời:</w:t>
+      </w:r>
+    </w:p>
+    <w:p>
+      <w:pPr>
+        <w:rPr>
+          <w:rFonts w:ascii="Times New Roman" w:hAnsi="Times New Roman" w:cs="Times New Roman"/>
+          <w:sz w:val="28"/>
+          <w:szCs w:val="28"/>
+          <w:lang w:val="vi-VN"/>
+        </w:rPr>
+      </w:pPr>
+      <w:r>
+        <w:rPr>
+          <w:rFonts w:ascii="Times New Roman" w:hAnsi="Times New Roman" w:cs="Times New Roman"/>
+          <w:sz w:val="28"/>
+          <w:szCs w:val="28"/>
+          <w:lang w:val="vi-VN"/>
+        </w:rPr>
+        <w:t>“Điểm nổi bật của đề tài là chức năng trò chuyện thời gian thực. Em sử dụng Socket.IO để duy trì kết nối giữa client và server. Khi một người dùng gửi tin nhắn, server nhận và phát sự kiện đến người nhận, từ đó giao diện của người nhận được cập nhật ngay lập tức mà không cần tải lại trang.</w:t>
+      </w:r>
+    </w:p>
+    <w:p>
+      <w:pPr>
+        <w:rPr>
+          <w:rFonts w:ascii="Times New Roman" w:hAnsi="Times New Roman" w:cs="Times New Roman"/>
+          <w:sz w:val="28"/>
+          <w:szCs w:val="28"/>
+          <w:lang w:val="vi-VN"/>
+        </w:rPr>
+      </w:pPr>
+      <w:r>
+        <w:rPr>
+          <w:rFonts w:ascii="Times New Roman" w:hAnsi="Times New Roman" w:cs="Times New Roman"/>
+          <w:sz w:val="28"/>
+          <w:szCs w:val="28"/>
+          <w:lang w:val="vi-VN"/>
+        </w:rPr>
+        <w:t>Ngoài ra, hệ thống có cơ chế xác thực bằng JWT và mật khẩu được băm bằng bcrypt, giúp tăng tính bảo mật cho tài khoản người dùng.”</w:t>
+      </w:r>
+    </w:p>
+    <w:p>
+      <w:pPr>
+        <w:rPr>
+          <w:rFonts w:ascii="Times New Roman" w:hAnsi="Times New Roman" w:cs="Times New Roman"/>
+          <w:b/>
+          <w:bCs/>
+          <w:sz w:val="28"/>
+          <w:szCs w:val="28"/>
+          <w:lang w:val="vi-VN"/>
+        </w:rPr>
+      </w:pPr>
+      <w:r>
+        <w:rPr>
+          <w:rFonts w:ascii="Times New Roman" w:hAnsi="Times New Roman" w:cs="Times New Roman"/>
+          <w:b/>
+          <w:bCs/>
+          <w:sz w:val="28"/>
+          <w:szCs w:val="28"/>
+          <w:lang w:val="vi-VN"/>
+        </w:rPr>
+        <w:t>Nếu hỏi: "Tại sao em chọn Socket.IO?"</w:t>
+      </w:r>
+    </w:p>
+    <w:p>
+      <w:pPr>
+        <w:rPr>
+          <w:rFonts w:ascii="Times New Roman" w:hAnsi="Times New Roman" w:cs="Times New Roman"/>
+          <w:sz w:val="28"/>
+          <w:szCs w:val="28"/>
+          <w:lang w:val="vi-VN"/>
+        </w:rPr>
+      </w:pPr>
+      <w:r>
+        <w:rPr>
+          <w:rFonts w:ascii="Times New Roman" w:hAnsi="Times New Roman" w:cs="Times New Roman"/>
+          <w:sz w:val="28"/>
+          <w:szCs w:val="28"/>
+          <w:lang w:val="vi-VN"/>
+        </w:rPr>
+        <w:t>“Em lựa chọn Socket.IO vì ứng dụng chat yêu cầu dữ liệu được truyền theo thời gian thực. Nếu chỉ sử dụng REST API thì client thường phải liên tục gửi request để kiểm tra có tin nhắn mới hay không, gây tăng số lượng request và độ trễ.</w:t>
+      </w:r>
+    </w:p>
+    <w:p>
+      <w:pPr>
+        <w:rPr>
+          <w:rFonts w:ascii="Times New Roman" w:hAnsi="Times New Roman" w:cs="Times New Roman"/>
+          <w:sz w:val="28"/>
+          <w:szCs w:val="28"/>
+          <w:lang w:val="vi-VN"/>
+        </w:rPr>
+      </w:pPr>
+      <w:r>
+        <w:rPr>
+          <w:rFonts w:ascii="Times New Roman" w:hAnsi="Times New Roman" w:cs="Times New Roman"/>
+          <w:sz w:val="28"/>
+          <w:szCs w:val="28"/>
+          <w:lang w:val="vi-VN"/>
+        </w:rPr>
+        <w:t>Socket.IO cho phép server chủ động gửi sự kiện đến client khi có tin nhắn mới, vì vậy phù hợp hơn với bài toán chat realtime.”</w:t>
+      </w:r>
+    </w:p>
+    <w:p>
+      <w:pPr>
+        <w:rPr>
+          <w:rFonts w:ascii="Times New Roman" w:hAnsi="Times New Roman" w:cs="Times New Roman"/>
+          <w:b/>
+          <w:bCs/>
+          <w:sz w:val="28"/>
+          <w:szCs w:val="28"/>
+          <w:lang w:val="vi-VN"/>
+        </w:rPr>
+      </w:pPr>
+      <w:r>
+        <w:rPr>
+          <w:rFonts w:ascii="Times New Roman" w:hAnsi="Times New Roman" w:cs="Times New Roman"/>
+          <w:b/>
+          <w:bCs/>
+          <w:sz w:val="28"/>
+          <w:szCs w:val="28"/>
+          <w:lang w:val="vi-VN"/>
+        </w:rPr>
+        <w:t>Nếu hỏi: "Tại sao dùng MongoDB?"</w:t>
+      </w:r>
+    </w:p>
+    <w:p>
+      <w:pPr>
+        <w:rPr>
+          <w:rFonts w:ascii="Times New Roman" w:hAnsi="Times New Roman" w:cs="Times New Roman"/>
+          <w:sz w:val="28"/>
+          <w:szCs w:val="28"/>
+          <w:lang w:val="vi-VN"/>
+        </w:rPr>
+      </w:pPr>
+      <w:r>
+        <w:rPr>
+          <w:rFonts w:ascii="Times New Roman" w:hAnsi="Times New Roman" w:cs="Times New Roman"/>
+          <w:sz w:val="28"/>
+          <w:szCs w:val="28"/>
+          <w:lang w:val="vi-VN"/>
+        </w:rPr>
+        <w:t>“Em lựa chọn MongoDB vì dữ liệu của ứng dụng chat có cấu trúc tương đối linh hoạt, đặc biệt là dữ liệu người dùng, cuộc trò chuyện và tin nhắn. MongoDB sử dụng mô hình document nên thuận tiện cho việc lưu trữ và truy xuất các dữ liệu này.</w:t>
+      </w:r>
+    </w:p>
+    <w:p>
+      <w:pPr>
+        <w:rPr>
+          <w:rFonts w:ascii="Times New Roman" w:hAnsi="Times New Roman" w:cs="Times New Roman"/>
+          <w:sz w:val="28"/>
+          <w:szCs w:val="28"/>
+          <w:lang w:val="vi-VN"/>
+        </w:rPr>
+      </w:pPr>
+      <w:r>
+        <w:rPr>
+          <w:rFonts w:ascii="Times New Roman" w:hAnsi="Times New Roman" w:cs="Times New Roman"/>
+          <w:sz w:val="28"/>
+          <w:szCs w:val="28"/>
+          <w:lang w:val="vi-VN"/>
+        </w:rPr>
+        <w:t>Ngoài ra, MongoDB kết hợp tốt với Node.js và Mongoose, giúp em xây dựng model, validation và thao tác cơ sở dữ liệu thuận tiện hơn.”</w:t>
+      </w:r>
+    </w:p>
+    <w:p>
+      <w:pPr>
+        <w:rPr>
+          <w:rFonts w:ascii="Times New Roman" w:hAnsi="Times New Roman" w:cs="Times New Roman"/>
+          <w:sz w:val="28"/>
+          <w:szCs w:val="28"/>
+          <w:lang w:val="vi-VN"/>
+        </w:rPr>
+      </w:pPr>
+      <w:r>
+        <w:rPr>
+          <w:rFonts w:ascii="Times New Roman" w:hAnsi="Times New Roman" w:cs="Times New Roman"/>
+          <w:b/>
+          <w:bCs/>
+          <w:sz w:val="28"/>
+          <w:szCs w:val="28"/>
+          <w:lang w:val="vi-VN"/>
+        </w:rPr>
+        <w:t>Một mẹo rất quan trọng:</w:t>
+      </w:r>
+      <w:r>
+        <w:rPr>
+          <w:rFonts w:ascii="Times New Roman" w:hAnsi="Times New Roman" w:cs="Times New Roman"/>
+          <w:sz w:val="28"/>
+          <w:szCs w:val="28"/>
+          <w:lang w:val="vi-VN"/>
+        </w:rPr>
+        <w:t xml:space="preserve"> Khi demo, hãy nói theo luồng:</w:t>
+      </w:r>
+    </w:p>
+    <w:p>
+      <w:pPr>
+        <w:rPr>
+          <w:rFonts w:ascii="Times New Roman" w:hAnsi="Times New Roman" w:cs="Times New Roman"/>
+          <w:sz w:val="28"/>
+          <w:szCs w:val="28"/>
+          <w:lang w:val="vi-VN"/>
+        </w:rPr>
+      </w:pPr>
+      <w:r>
+        <w:rPr>
+          <w:rFonts w:ascii="Times New Roman" w:hAnsi="Times New Roman" w:cs="Times New Roman"/>
+          <w:b/>
+          <w:bCs/>
+          <w:sz w:val="28"/>
+          <w:szCs w:val="28"/>
+          <w:lang w:val="vi-VN"/>
+        </w:rPr>
+        <w:t>Đăng nhập → tìm người dùng → mở cuộc trò chuyện → tài khoản A gửi tin → tài khoản B nhận realtime → gửi ảnh/emoji → xem trạng thái → logout.</w:t>
+      </w:r>
+    </w:p>
+    <w:p>
+      <w:pPr>
+        <w:rPr>
+          <w:rFonts w:ascii="Times New Roman" w:hAnsi="Times New Roman" w:cs="Times New Roman"/>
+          <w:sz w:val="28"/>
+          <w:szCs w:val="28"/>
+          <w:lang w:val="vi-VN"/>
+        </w:rPr>
+      </w:pPr>
     </w:p>
     <w:p>
       <w:pPr>
@@ -4342,7 +4838,7 @@
 </file>
 
 <file path=word/numbering.xml><?xml version="1.0" encoding="utf-8"?>
-<w:numbering xmlns:wpc="http://schemas.microsoft.com/office/word/2010/wordprocessingCanvas" xmlns:cx="http://schemas.microsoft.com/office/drawing/2014/chartex" xmlns:cx1="http://schemas.microsoft.com/office/drawing/2015/9/8/chartex" xmlns:cx2="http://schemas.microsoft.com/office/drawing/2015/10/21/chartex" xmlns:cx3="http://schemas.microsoft.com/office/drawing/2016/5/9/chartex" xmlns:cx4="http://schemas.microsoft.com/office/drawing/2016/5/10/chartex" xmlns:cx5="http://schemas.microsoft.com/office/drawing/2016/5/11/chartex" xmlns:cx6="http://schemas.microsoft.com/office/drawing/2016/5/12/chartex" xmlns:cx7="http://schemas.microsoft.com/office/drawing/2016/5/13/chartex" xmlns:cx8="http://schemas.microsoft.com/office/drawing/2016/5/14/chartex" xmlns:mc="http://schemas.openxmlformats.org/markup-compatibility/2006" xmlns:aink="http://schemas.microsoft.com/office/drawing/2016/ink" xmlns:am3d="http://schemas.microsoft.com/office/drawing/2017/model3d" xmlns:o="urn:schemas-microsoft-com:office:office" xmlns:oel="http://schemas.microsoft.com/office/2019/extlst" xmlns:r="http://schemas.openxmlformats.org/officeDocument/2006/relationships" xmlns:m="http://schemas.openxmlformats.org/officeDocument/2006/math" xmlns:v="urn:schemas-microsoft-com:vml" xmlns:wp14="http://schemas.microsoft.com/office/word/2010/wordprocessingDrawing" xmlns:wp="http://schemas.openxmlformats.org/drawingml/2006/wordprocessingDrawing" xmlns:w10="urn:schemas-microsoft-com:office:word" xmlns:w="http://schemas.openxmlformats.org/wordprocessingml/2006/main" xmlns:w14="http://schemas.microsoft.com/office/word/2010/wordml" xmlns:w15="http://schemas.microsoft.com/office/word/2012/wordml" xmlns:w16cei="http://schemas.microsoft.com/office/word/2026/wordml/cei" xmlns:w16cex="http://schemas.microsoft.com/office/word/2018/wordml/cex" xmlns:w16cid="http://schemas.microsoft.com/office/word/2016/wordml/cid" xmlns:w16="http://schemas.microsoft.com/office/word/2018/wordml" xmlns:w16du="http://schemas.microsoft.com/office/word/2023/wordml/word16du" xmlns:w16sdtdh="http://schemas.microsoft.com/office/word/2020/wordml/sdtdatahash" xmlns:w16sdtfl="http://schemas.microsoft.com/office/word/2024/wordml/sdtformatlock" xmlns:w16se="http://schemas.microsoft.com/office/word/2015/wordml/symex" xmlns:wpg="http://schemas.microsoft.com/office/word/2010/wordprocessingGroup" xmlns:wpi="http://schemas.microsoft.com/office/word/2010/wordprocessingInk" xmlns:wne="http://schemas.microsoft.com/office/word/2006/wordml" xmlns:wps="http://schemas.microsoft.com/office/word/2010/wordprocessingShape" mc:Ignorable="w14 w15 w16se w16cid w16 w16cex w16sdtdh w16sdtfl w16du wp14">
+<w:numbering xmlns:wpc="http://schemas.microsoft.com/office/word/2010/wordprocessingCanvas" xmlns:cx="http://schemas.microsoft.com/office/drawing/2014/chartex" xmlns:cx1="http://schemas.microsoft.com/office/drawing/2015/9/8/chartex" xmlns:cx2="http://schemas.microsoft.com/office/drawing/2015/10/21/chartex" xmlns:cx3="http://schemas.microsoft.com/office/drawing/2016/5/9/chartex" xmlns:cx4="http://schemas.microsoft.com/office/drawing/2016/5/10/chartex" xmlns:cx5="http://schemas.microsoft.com/office/drawing/2016/5/11/chartex" xmlns:cx6="http://schemas.microsoft.com/office/drawing/2016/5/12/chartex" xmlns:cx7="http://schemas.microsoft.com/office/drawing/2016/5/13/chartex" xmlns:cx8="http://schemas.microsoft.com/office/drawing/2016/5/14/chartex" xmlns:mc="http://schemas.openxmlformats.org/markup-compatibility/2006" xmlns:aink="http://schemas.microsoft.com/office/drawing/2016/ink" xmlns:am3d="http://schemas.microsoft.com/office/drawing/2017/model3d" xmlns:o="urn:schemas-microsoft-com:office:office" xmlns:oel="http://schemas.microsoft.com/office/2019/extlst" xmlns:r="http://schemas.openxmlformats.org/officeDocument/2006/relationships" xmlns:m="http://schemas.openxmlformats.org/officeDocument/2006/math" xmlns:v="urn:schemas-microsoft-com:vml" xmlns:wp14="http://schemas.microsoft.com/office/word/2010/wordprocessingDrawing" xmlns:wp="http://schemas.openxmlformats.org/drawingml/2006/wordprocessingDrawing" xmlns:w10="urn:schemas-microsoft-com:office:word" xmlns:w="http://schemas.openxmlformats.org/wordprocessingml/2006/main" xmlns:w14="http://schemas.microsoft.com/office/word/2010/wordml" xmlns:w15="http://schemas.microsoft.com/office/word/2012/wordml" xmlns:w16cex="http://schemas.microsoft.com/office/word/2018/wordml/cex" xmlns:w16cid="http://schemas.microsoft.com/office/word/2016/wordml/cid" xmlns:w16="http://schemas.microsoft.com/office/word/2018/wordml" xmlns:w16du="http://schemas.microsoft.com/office/word/2023/wordml/word16du" xmlns:w16sdtdh="http://schemas.microsoft.com/office/word/2020/wordml/sdtdatahash" xmlns:w16sdtfl="http://schemas.microsoft.com/office/word/2024/wordml/sdtformatlock" xmlns:w16se="http://schemas.microsoft.com/office/word/2015/wordml/symex" xmlns:wpg="http://schemas.microsoft.com/office/word/2010/wordprocessingGroup" xmlns:wpi="http://schemas.microsoft.com/office/word/2010/wordprocessingInk" xmlns:wne="http://schemas.microsoft.com/office/word/2006/wordml" xmlns:wps="http://schemas.microsoft.com/office/word/2010/wordprocessingShape" mc:Ignorable="w14 w15 w16se w16cid w16 w16cex w16sdtdh w16sdtfl w16du wp14">
   <w:abstractNum w:abstractNumId="0" w15:restartNumberingAfterBreak="0">
     <w:nsid w:val="102B061C"/>
     <w:multiLevelType w:val="multilevel"/>
@@ -4791,6 +5287,155 @@
     </w:lvl>
   </w:abstractNum>
   <w:abstractNum w:abstractNumId="3" w15:restartNumberingAfterBreak="0">
+    <w:nsid w:val="1A236A27"/>
+    <w:multiLevelType w:val="multilevel"/>
+    <w:tmpl w:val="4782A2CE"/>
+    <w:lvl w:ilvl="0">
+      <w:start w:val="1"/>
+      <w:numFmt w:val="bullet"/>
+      <w:lvlText w:val=""/>
+      <w:lvlJc w:val="left"/>
+      <w:pPr>
+        <w:tabs>
+          <w:tab w:val="num" w:pos="720"/>
+        </w:tabs>
+        <w:ind w:left="720" w:hanging="360"/>
+      </w:pPr>
+      <w:rPr>
+        <w:rFonts w:ascii="Symbol" w:hAnsi="Symbol" w:hint="default"/>
+        <w:sz w:val="20"/>
+      </w:rPr>
+    </w:lvl>
+    <w:lvl w:ilvl="1" w:tentative="1">
+      <w:start w:val="1"/>
+      <w:numFmt w:val="bullet"/>
+      <w:lvlText w:val="o"/>
+      <w:lvlJc w:val="left"/>
+      <w:pPr>
+        <w:tabs>
+          <w:tab w:val="num" w:pos="1440"/>
+        </w:tabs>
+        <w:ind w:left="1440" w:hanging="360"/>
+      </w:pPr>
+      <w:rPr>
+        <w:rFonts w:ascii="Courier New" w:hAnsi="Courier New" w:hint="default"/>
+        <w:sz w:val="20"/>
+      </w:rPr>
+    </w:lvl>
+    <w:lvl w:ilvl="2" w:tentative="1">
+      <w:start w:val="1"/>
+      <w:numFmt w:val="bullet"/>
+      <w:lvlText w:val=""/>
+      <w:lvlJc w:val="left"/>
+      <w:pPr>
+        <w:tabs>
+          <w:tab w:val="num" w:pos="2160"/>
+        </w:tabs>
+        <w:ind w:left="2160" w:hanging="360"/>
+      </w:pPr>
+      <w:rPr>
+        <w:rFonts w:ascii="Wingdings" w:hAnsi="Wingdings" w:hint="default"/>
+        <w:sz w:val="20"/>
+      </w:rPr>
+    </w:lvl>
+    <w:lvl w:ilvl="3" w:tentative="1">
+      <w:start w:val="1"/>
+      <w:numFmt w:val="bullet"/>
+      <w:lvlText w:val=""/>
+      <w:lvlJc w:val="left"/>
+      <w:pPr>
+        <w:tabs>
+          <w:tab w:val="num" w:pos="2880"/>
+        </w:tabs>
+        <w:ind w:left="2880" w:hanging="360"/>
+      </w:pPr>
+      <w:rPr>
+        <w:rFonts w:ascii="Wingdings" w:hAnsi="Wingdings" w:hint="default"/>
+        <w:sz w:val="20"/>
+      </w:rPr>
+    </w:lvl>
+    <w:lvl w:ilvl="4" w:tentative="1">
+      <w:start w:val="1"/>
+      <w:numFmt w:val="bullet"/>
+      <w:lvlText w:val=""/>
+      <w:lvlJc w:val="left"/>
+      <w:pPr>
+        <w:tabs>
+          <w:tab w:val="num" w:pos="3600"/>
+        </w:tabs>
+        <w:ind w:left="3600" w:hanging="360"/>
+      </w:pPr>
+      <w:rPr>
+        <w:rFonts w:ascii="Wingdings" w:hAnsi="Wingdings" w:hint="default"/>
+        <w:sz w:val="20"/>
+      </w:rPr>
+    </w:lvl>
+    <w:lvl w:ilvl="5" w:tentative="1">
+      <w:start w:val="1"/>
+      <w:numFmt w:val="bullet"/>
+      <w:lvlText w:val=""/>
+      <w:lvlJc w:val="left"/>
+      <w:pPr>
+        <w:tabs>
+          <w:tab w:val="num" w:pos="4320"/>
+        </w:tabs>
+        <w:ind w:left="4320" w:hanging="360"/>
+      </w:pPr>
+      <w:rPr>
+        <w:rFonts w:ascii="Wingdings" w:hAnsi="Wingdings" w:hint="default"/>
+        <w:sz w:val="20"/>
+      </w:rPr>
+    </w:lvl>
+    <w:lvl w:ilvl="6" w:tentative="1">
+      <w:start w:val="1"/>
+      <w:numFmt w:val="bullet"/>
+      <w:lvlText w:val=""/>
+      <w:lvlJc w:val="left"/>
+      <w:pPr>
+        <w:tabs>
+          <w:tab w:val="num" w:pos="5040"/>
+        </w:tabs>
+        <w:ind w:left="5040" w:hanging="360"/>
+      </w:pPr>
+      <w:rPr>
+        <w:rFonts w:ascii="Wingdings" w:hAnsi="Wingdings" w:hint="default"/>
+        <w:sz w:val="20"/>
+      </w:rPr>
+    </w:lvl>
+    <w:lvl w:ilvl="7" w:tentative="1">
+      <w:start w:val="1"/>
+      <w:numFmt w:val="bullet"/>
+      <w:lvlText w:val=""/>
+      <w:lvlJc w:val="left"/>
+      <w:pPr>
+        <w:tabs>
+          <w:tab w:val="num" w:pos="5760"/>
+        </w:tabs>
+        <w:ind w:left="5760" w:hanging="360"/>
+      </w:pPr>
+      <w:rPr>
+        <w:rFonts w:ascii="Wingdings" w:hAnsi="Wingdings" w:hint="default"/>
+        <w:sz w:val="20"/>
+      </w:rPr>
+    </w:lvl>
+    <w:lvl w:ilvl="8" w:tentative="1">
+      <w:start w:val="1"/>
+      <w:numFmt w:val="bullet"/>
+      <w:lvlText w:val=""/>
+      <w:lvlJc w:val="left"/>
+      <w:pPr>
+        <w:tabs>
+          <w:tab w:val="num" w:pos="6480"/>
+        </w:tabs>
+        <w:ind w:left="6480" w:hanging="360"/>
+      </w:pPr>
+      <w:rPr>
+        <w:rFonts w:ascii="Wingdings" w:hAnsi="Wingdings" w:hint="default"/>
+        <w:sz w:val="20"/>
+      </w:rPr>
+    </w:lvl>
+  </w:abstractNum>
+  <w:abstractNum w:abstractNumId="4" w15:restartNumberingAfterBreak="0">
     <w:nsid w:val="1CE82F1C"/>
     <w:multiLevelType w:val="multilevel"/>
     <w:tmpl w:val="1CF2BA68"/>
@@ -4939,7 +5584,156 @@
       </w:rPr>
     </w:lvl>
   </w:abstractNum>
-  <w:abstractNum w:abstractNumId="4" w15:restartNumberingAfterBreak="0">
+  <w:abstractNum w:abstractNumId="5" w15:restartNumberingAfterBreak="0">
+    <w:nsid w:val="23C87447"/>
+    <w:multiLevelType w:val="multilevel"/>
+    <w:tmpl w:val="33CC6E5E"/>
+    <w:lvl w:ilvl="0">
+      <w:start w:val="1"/>
+      <w:numFmt w:val="bullet"/>
+      <w:lvlText w:val=""/>
+      <w:lvlJc w:val="left"/>
+      <w:pPr>
+        <w:tabs>
+          <w:tab w:val="num" w:pos="720"/>
+        </w:tabs>
+        <w:ind w:left="720" w:hanging="360"/>
+      </w:pPr>
+      <w:rPr>
+        <w:rFonts w:ascii="Symbol" w:hAnsi="Symbol" w:hint="default"/>
+        <w:sz w:val="20"/>
+      </w:rPr>
+    </w:lvl>
+    <w:lvl w:ilvl="1" w:tentative="1">
+      <w:start w:val="1"/>
+      <w:numFmt w:val="bullet"/>
+      <w:lvlText w:val="o"/>
+      <w:lvlJc w:val="left"/>
+      <w:pPr>
+        <w:tabs>
+          <w:tab w:val="num" w:pos="1440"/>
+        </w:tabs>
+        <w:ind w:left="1440" w:hanging="360"/>
+      </w:pPr>
+      <w:rPr>
+        <w:rFonts w:ascii="Courier New" w:hAnsi="Courier New" w:hint="default"/>
+        <w:sz w:val="20"/>
+      </w:rPr>
+    </w:lvl>
+    <w:lvl w:ilvl="2" w:tentative="1">
+      <w:start w:val="1"/>
+      <w:numFmt w:val="bullet"/>
+      <w:lvlText w:val=""/>
+      <w:lvlJc w:val="left"/>
+      <w:pPr>
+        <w:tabs>
+          <w:tab w:val="num" w:pos="2160"/>
+        </w:tabs>
+        <w:ind w:left="2160" w:hanging="360"/>
+      </w:pPr>
+      <w:rPr>
+        <w:rFonts w:ascii="Wingdings" w:hAnsi="Wingdings" w:hint="default"/>
+        <w:sz w:val="20"/>
+      </w:rPr>
+    </w:lvl>
+    <w:lvl w:ilvl="3" w:tentative="1">
+      <w:start w:val="1"/>
+      <w:numFmt w:val="bullet"/>
+      <w:lvlText w:val=""/>
+      <w:lvlJc w:val="left"/>
+      <w:pPr>
+        <w:tabs>
+          <w:tab w:val="num" w:pos="2880"/>
+        </w:tabs>
+        <w:ind w:left="2880" w:hanging="360"/>
+      </w:pPr>
+      <w:rPr>
+        <w:rFonts w:ascii="Wingdings" w:hAnsi="Wingdings" w:hint="default"/>
+        <w:sz w:val="20"/>
+      </w:rPr>
+    </w:lvl>
+    <w:lvl w:ilvl="4" w:tentative="1">
+      <w:start w:val="1"/>
+      <w:numFmt w:val="bullet"/>
+      <w:lvlText w:val=""/>
+      <w:lvlJc w:val="left"/>
+      <w:pPr>
+        <w:tabs>
+          <w:tab w:val="num" w:pos="3600"/>
+        </w:tabs>
+        <w:ind w:left="3600" w:hanging="360"/>
+      </w:pPr>
+      <w:rPr>
+        <w:rFonts w:ascii="Wingdings" w:hAnsi="Wingdings" w:hint="default"/>
+        <w:sz w:val="20"/>
+      </w:rPr>
+    </w:lvl>
+    <w:lvl w:ilvl="5" w:tentative="1">
+      <w:start w:val="1"/>
+      <w:numFmt w:val="bullet"/>
+      <w:lvlText w:val=""/>
+      <w:lvlJc w:val="left"/>
+      <w:pPr>
+        <w:tabs>
+          <w:tab w:val="num" w:pos="4320"/>
+        </w:tabs>
+        <w:ind w:left="4320" w:hanging="360"/>
+      </w:pPr>
+      <w:rPr>
+        <w:rFonts w:ascii="Wingdings" w:hAnsi="Wingdings" w:hint="default"/>
+        <w:sz w:val="20"/>
+      </w:rPr>
+    </w:lvl>
+    <w:lvl w:ilvl="6" w:tentative="1">
+      <w:start w:val="1"/>
+      <w:numFmt w:val="bullet"/>
+      <w:lvlText w:val=""/>
+      <w:lvlJc w:val="left"/>
+      <w:pPr>
+        <w:tabs>
+          <w:tab w:val="num" w:pos="5040"/>
+        </w:tabs>
+        <w:ind w:left="5040" w:hanging="360"/>
+      </w:pPr>
+      <w:rPr>
+        <w:rFonts w:ascii="Wingdings" w:hAnsi="Wingdings" w:hint="default"/>
+        <w:sz w:val="20"/>
+      </w:rPr>
+    </w:lvl>
+    <w:lvl w:ilvl="7" w:tentative="1">
+      <w:start w:val="1"/>
+      <w:numFmt w:val="bullet"/>
+      <w:lvlText w:val=""/>
+      <w:lvlJc w:val="left"/>
+      <w:pPr>
+        <w:tabs>
+          <w:tab w:val="num" w:pos="5760"/>
+        </w:tabs>
+        <w:ind w:left="5760" w:hanging="360"/>
+      </w:pPr>
+      <w:rPr>
+        <w:rFonts w:ascii="Wingdings" w:hAnsi="Wingdings" w:hint="default"/>
+        <w:sz w:val="20"/>
+      </w:rPr>
+    </w:lvl>
+    <w:lvl w:ilvl="8" w:tentative="1">
+      <w:start w:val="1"/>
+      <w:numFmt w:val="bullet"/>
+      <w:lvlText w:val=""/>
+      <w:lvlJc w:val="left"/>
+      <w:pPr>
+        <w:tabs>
+          <w:tab w:val="num" w:pos="6480"/>
+        </w:tabs>
+        <w:ind w:left="6480" w:hanging="360"/>
+      </w:pPr>
+      <w:rPr>
+        <w:rFonts w:ascii="Wingdings" w:hAnsi="Wingdings" w:hint="default"/>
+        <w:sz w:val="20"/>
+      </w:rPr>
+    </w:lvl>
+  </w:abstractNum>
+  <w:abstractNum w:abstractNumId="6" w15:restartNumberingAfterBreak="0">
     <w:nsid w:val="27E95B58"/>
     <w:multiLevelType w:val="multilevel"/>
     <w:tmpl w:val="0E6CCAF0"/>
@@ -5088,7 +5882,7 @@
       </w:rPr>
     </w:lvl>
   </w:abstractNum>
-  <w:abstractNum w:abstractNumId="5" w15:restartNumberingAfterBreak="0">
+  <w:abstractNum w:abstractNumId="7" w15:restartNumberingAfterBreak="0">
     <w:nsid w:val="325F116B"/>
     <w:multiLevelType w:val="multilevel"/>
     <w:tmpl w:val="E0A49D88"/>
@@ -5237,7 +6031,7 @@
       </w:rPr>
     </w:lvl>
   </w:abstractNum>
-  <w:abstractNum w:abstractNumId="6" w15:restartNumberingAfterBreak="0">
+  <w:abstractNum w:abstractNumId="8" w15:restartNumberingAfterBreak="0">
     <w:nsid w:val="36E1032C"/>
     <w:multiLevelType w:val="multilevel"/>
     <w:tmpl w:val="D406A7B2"/>
@@ -5386,7 +6180,7 @@
       </w:rPr>
     </w:lvl>
   </w:abstractNum>
-  <w:abstractNum w:abstractNumId="7" w15:restartNumberingAfterBreak="0">
+  <w:abstractNum w:abstractNumId="9" w15:restartNumberingAfterBreak="0">
     <w:nsid w:val="49B45547"/>
     <w:multiLevelType w:val="multilevel"/>
     <w:tmpl w:val="A4584ACA"/>
@@ -5535,7 +6329,7 @@
       </w:rPr>
     </w:lvl>
   </w:abstractNum>
-  <w:abstractNum w:abstractNumId="8" w15:restartNumberingAfterBreak="0">
+  <w:abstractNum w:abstractNumId="10" w15:restartNumberingAfterBreak="0">
     <w:nsid w:val="4B9C7052"/>
     <w:multiLevelType w:val="multilevel"/>
     <w:tmpl w:val="9498270C"/>
@@ -5684,7 +6478,454 @@
       </w:rPr>
     </w:lvl>
   </w:abstractNum>
-  <w:abstractNum w:abstractNumId="9" w15:restartNumberingAfterBreak="0">
+  <w:abstractNum w:abstractNumId="11" w15:restartNumberingAfterBreak="0">
+    <w:nsid w:val="4CA359CA"/>
+    <w:multiLevelType w:val="multilevel"/>
+    <w:tmpl w:val="AE848104"/>
+    <w:lvl w:ilvl="0">
+      <w:start w:val="1"/>
+      <w:numFmt w:val="bullet"/>
+      <w:lvlText w:val=""/>
+      <w:lvlJc w:val="left"/>
+      <w:pPr>
+        <w:tabs>
+          <w:tab w:val="num" w:pos="720"/>
+        </w:tabs>
+        <w:ind w:left="720" w:hanging="360"/>
+      </w:pPr>
+      <w:rPr>
+        <w:rFonts w:ascii="Symbol" w:hAnsi="Symbol" w:hint="default"/>
+        <w:sz w:val="20"/>
+      </w:rPr>
+    </w:lvl>
+    <w:lvl w:ilvl="1" w:tentative="1">
+      <w:start w:val="1"/>
+      <w:numFmt w:val="bullet"/>
+      <w:lvlText w:val="o"/>
+      <w:lvlJc w:val="left"/>
+      <w:pPr>
+        <w:tabs>
+          <w:tab w:val="num" w:pos="1440"/>
+        </w:tabs>
+        <w:ind w:left="1440" w:hanging="360"/>
+      </w:pPr>
+      <w:rPr>
+        <w:rFonts w:ascii="Courier New" w:hAnsi="Courier New" w:hint="default"/>
+        <w:sz w:val="20"/>
+      </w:rPr>
+    </w:lvl>
+    <w:lvl w:ilvl="2" w:tentative="1">
+      <w:start w:val="1"/>
+      <w:numFmt w:val="bullet"/>
+      <w:lvlText w:val=""/>
+      <w:lvlJc w:val="left"/>
+      <w:pPr>
+        <w:tabs>
+          <w:tab w:val="num" w:pos="2160"/>
+        </w:tabs>
+        <w:ind w:left="2160" w:hanging="360"/>
+      </w:pPr>
+      <w:rPr>
+        <w:rFonts w:ascii="Wingdings" w:hAnsi="Wingdings" w:hint="default"/>
+        <w:sz w:val="20"/>
+      </w:rPr>
+    </w:lvl>
+    <w:lvl w:ilvl="3" w:tentative="1">
+      <w:start w:val="1"/>
+      <w:numFmt w:val="bullet"/>
+      <w:lvlText w:val=""/>
+      <w:lvlJc w:val="left"/>
+      <w:pPr>
+        <w:tabs>
+          <w:tab w:val="num" w:pos="2880"/>
+        </w:tabs>
+        <w:ind w:left="2880" w:hanging="360"/>
+      </w:pPr>
+      <w:rPr>
+        <w:rFonts w:ascii="Wingdings" w:hAnsi="Wingdings" w:hint="default"/>
+        <w:sz w:val="20"/>
+      </w:rPr>
+    </w:lvl>
+    <w:lvl w:ilvl="4" w:tentative="1">
+      <w:start w:val="1"/>
+      <w:numFmt w:val="bullet"/>
+      <w:lvlText w:val=""/>
+      <w:lvlJc w:val="left"/>
+      <w:pPr>
+        <w:tabs>
+          <w:tab w:val="num" w:pos="3600"/>
+        </w:tabs>
+        <w:ind w:left="3600" w:hanging="360"/>
+      </w:pPr>
+      <w:rPr>
+        <w:rFonts w:ascii="Wingdings" w:hAnsi="Wingdings" w:hint="default"/>
+        <w:sz w:val="20"/>
+      </w:rPr>
+    </w:lvl>
+    <w:lvl w:ilvl="5" w:tentative="1">
+      <w:start w:val="1"/>
+      <w:numFmt w:val="bullet"/>
+      <w:lvlText w:val=""/>
+      <w:lvlJc w:val="left"/>
+      <w:pPr>
+        <w:tabs>
+          <w:tab w:val="num" w:pos="4320"/>
+        </w:tabs>
+        <w:ind w:left="4320" w:hanging="360"/>
+      </w:pPr>
+      <w:rPr>
+        <w:rFonts w:ascii="Wingdings" w:hAnsi="Wingdings" w:hint="default"/>
+        <w:sz w:val="20"/>
+      </w:rPr>
+    </w:lvl>
+    <w:lvl w:ilvl="6" w:tentative="1">
+      <w:start w:val="1"/>
+      <w:numFmt w:val="bullet"/>
+      <w:lvlText w:val=""/>
+      <w:lvlJc w:val="left"/>
+      <w:pPr>
+        <w:tabs>
+          <w:tab w:val="num" w:pos="5040"/>
+        </w:tabs>
+        <w:ind w:left="5040" w:hanging="360"/>
+      </w:pPr>
+      <w:rPr>
+        <w:rFonts w:ascii="Wingdings" w:hAnsi="Wingdings" w:hint="default"/>
+        <w:sz w:val="20"/>
+      </w:rPr>
+    </w:lvl>
+    <w:lvl w:ilvl="7" w:tentative="1">
+      <w:start w:val="1"/>
+      <w:numFmt w:val="bullet"/>
+      <w:lvlText w:val=""/>
+      <w:lvlJc w:val="left"/>
+      <w:pPr>
+        <w:tabs>
+          <w:tab w:val="num" w:pos="5760"/>
+        </w:tabs>
+        <w:ind w:left="5760" w:hanging="360"/>
+      </w:pPr>
+      <w:rPr>
+        <w:rFonts w:ascii="Wingdings" w:hAnsi="Wingdings" w:hint="default"/>
+        <w:sz w:val="20"/>
+      </w:rPr>
+    </w:lvl>
+    <w:lvl w:ilvl="8" w:tentative="1">
+      <w:start w:val="1"/>
+      <w:numFmt w:val="bullet"/>
+      <w:lvlText w:val=""/>
+      <w:lvlJc w:val="left"/>
+      <w:pPr>
+        <w:tabs>
+          <w:tab w:val="num" w:pos="6480"/>
+        </w:tabs>
+        <w:ind w:left="6480" w:hanging="360"/>
+      </w:pPr>
+      <w:rPr>
+        <w:rFonts w:ascii="Wingdings" w:hAnsi="Wingdings" w:hint="default"/>
+        <w:sz w:val="20"/>
+      </w:rPr>
+    </w:lvl>
+  </w:abstractNum>
+  <w:abstractNum w:abstractNumId="12" w15:restartNumberingAfterBreak="0">
+    <w:nsid w:val="59B956E4"/>
+    <w:multiLevelType w:val="multilevel"/>
+    <w:tmpl w:val="5E545944"/>
+    <w:lvl w:ilvl="0">
+      <w:start w:val="1"/>
+      <w:numFmt w:val="bullet"/>
+      <w:lvlText w:val=""/>
+      <w:lvlJc w:val="left"/>
+      <w:pPr>
+        <w:tabs>
+          <w:tab w:val="num" w:pos="720"/>
+        </w:tabs>
+        <w:ind w:left="720" w:hanging="360"/>
+      </w:pPr>
+      <w:rPr>
+        <w:rFonts w:ascii="Symbol" w:hAnsi="Symbol" w:hint="default"/>
+        <w:sz w:val="20"/>
+      </w:rPr>
+    </w:lvl>
+    <w:lvl w:ilvl="1" w:tentative="1">
+      <w:start w:val="1"/>
+      <w:numFmt w:val="bullet"/>
+      <w:lvlText w:val="o"/>
+      <w:lvlJc w:val="left"/>
+      <w:pPr>
+        <w:tabs>
+          <w:tab w:val="num" w:pos="1440"/>
+        </w:tabs>
+        <w:ind w:left="1440" w:hanging="360"/>
+      </w:pPr>
+      <w:rPr>
+        <w:rFonts w:ascii="Courier New" w:hAnsi="Courier New" w:hint="default"/>
+        <w:sz w:val="20"/>
+      </w:rPr>
+    </w:lvl>
+    <w:lvl w:ilvl="2" w:tentative="1">
+      <w:start w:val="1"/>
+      <w:numFmt w:val="bullet"/>
+      <w:lvlText w:val=""/>
+      <w:lvlJc w:val="left"/>
+      <w:pPr>
+        <w:tabs>
+          <w:tab w:val="num" w:pos="2160"/>
+        </w:tabs>
+        <w:ind w:left="2160" w:hanging="360"/>
+      </w:pPr>
+      <w:rPr>
+        <w:rFonts w:ascii="Wingdings" w:hAnsi="Wingdings" w:hint="default"/>
+        <w:sz w:val="20"/>
+      </w:rPr>
+    </w:lvl>
+    <w:lvl w:ilvl="3" w:tentative="1">
+      <w:start w:val="1"/>
+      <w:numFmt w:val="bullet"/>
+      <w:lvlText w:val=""/>
+      <w:lvlJc w:val="left"/>
+      <w:pPr>
+        <w:tabs>
+          <w:tab w:val="num" w:pos="2880"/>
+        </w:tabs>
+        <w:ind w:left="2880" w:hanging="360"/>
+      </w:pPr>
+      <w:rPr>
+        <w:rFonts w:ascii="Wingdings" w:hAnsi="Wingdings" w:hint="default"/>
+        <w:sz w:val="20"/>
+      </w:rPr>
+    </w:lvl>
+    <w:lvl w:ilvl="4" w:tentative="1">
+      <w:start w:val="1"/>
+      <w:numFmt w:val="bullet"/>
+      <w:lvlText w:val=""/>
+      <w:lvlJc w:val="left"/>
+      <w:pPr>
+        <w:tabs>
+          <w:tab w:val="num" w:pos="3600"/>
+        </w:tabs>
+        <w:ind w:left="3600" w:hanging="360"/>
+      </w:pPr>
+      <w:rPr>
+        <w:rFonts w:ascii="Wingdings" w:hAnsi="Wingdings" w:hint="default"/>
+        <w:sz w:val="20"/>
+      </w:rPr>
+    </w:lvl>
+    <w:lvl w:ilvl="5" w:tentative="1">
+      <w:start w:val="1"/>
+      <w:numFmt w:val="bullet"/>
+      <w:lvlText w:val=""/>
+      <w:lvlJc w:val="left"/>
+      <w:pPr>
+        <w:tabs>
+          <w:tab w:val="num" w:pos="4320"/>
+        </w:tabs>
+        <w:ind w:left="4320" w:hanging="360"/>
+      </w:pPr>
+      <w:rPr>
+        <w:rFonts w:ascii="Wingdings" w:hAnsi="Wingdings" w:hint="default"/>
+        <w:sz w:val="20"/>
+      </w:rPr>
+    </w:lvl>
+    <w:lvl w:ilvl="6" w:tentative="1">
+      <w:start w:val="1"/>
+      <w:numFmt w:val="bullet"/>
+      <w:lvlText w:val=""/>
+      <w:lvlJc w:val="left"/>
+      <w:pPr>
+        <w:tabs>
+          <w:tab w:val="num" w:pos="5040"/>
+        </w:tabs>
+        <w:ind w:left="5040" w:hanging="360"/>
+      </w:pPr>
+      <w:rPr>
+        <w:rFonts w:ascii="Wingdings" w:hAnsi="Wingdings" w:hint="default"/>
+        <w:sz w:val="20"/>
+      </w:rPr>
+    </w:lvl>
+    <w:lvl w:ilvl="7" w:tentative="1">
+      <w:start w:val="1"/>
+      <w:numFmt w:val="bullet"/>
+      <w:lvlText w:val=""/>
+      <w:lvlJc w:val="left"/>
+      <w:pPr>
+        <w:tabs>
+          <w:tab w:val="num" w:pos="5760"/>
+        </w:tabs>
+        <w:ind w:left="5760" w:hanging="360"/>
+      </w:pPr>
+      <w:rPr>
+        <w:rFonts w:ascii="Wingdings" w:hAnsi="Wingdings" w:hint="default"/>
+        <w:sz w:val="20"/>
+      </w:rPr>
+    </w:lvl>
+    <w:lvl w:ilvl="8" w:tentative="1">
+      <w:start w:val="1"/>
+      <w:numFmt w:val="bullet"/>
+      <w:lvlText w:val=""/>
+      <w:lvlJc w:val="left"/>
+      <w:pPr>
+        <w:tabs>
+          <w:tab w:val="num" w:pos="6480"/>
+        </w:tabs>
+        <w:ind w:left="6480" w:hanging="360"/>
+      </w:pPr>
+      <w:rPr>
+        <w:rFonts w:ascii="Wingdings" w:hAnsi="Wingdings" w:hint="default"/>
+        <w:sz w:val="20"/>
+      </w:rPr>
+    </w:lvl>
+  </w:abstractNum>
+  <w:abstractNum w:abstractNumId="13" w15:restartNumberingAfterBreak="0">
+    <w:nsid w:val="5B423172"/>
+    <w:multiLevelType w:val="multilevel"/>
+    <w:tmpl w:val="1B8408EA"/>
+    <w:lvl w:ilvl="0">
+      <w:start w:val="1"/>
+      <w:numFmt w:val="bullet"/>
+      <w:lvlText w:val=""/>
+      <w:lvlJc w:val="left"/>
+      <w:pPr>
+        <w:tabs>
+          <w:tab w:val="num" w:pos="720"/>
+        </w:tabs>
+        <w:ind w:left="720" w:hanging="360"/>
+      </w:pPr>
+      <w:rPr>
+        <w:rFonts w:ascii="Symbol" w:hAnsi="Symbol" w:hint="default"/>
+        <w:sz w:val="20"/>
+      </w:rPr>
+    </w:lvl>
+    <w:lvl w:ilvl="1" w:tentative="1">
+      <w:start w:val="1"/>
+      <w:numFmt w:val="bullet"/>
+      <w:lvlText w:val="o"/>
+      <w:lvlJc w:val="left"/>
+      <w:pPr>
+        <w:tabs>
+          <w:tab w:val="num" w:pos="1440"/>
+        </w:tabs>
+        <w:ind w:left="1440" w:hanging="360"/>
+      </w:pPr>
+      <w:rPr>
+        <w:rFonts w:ascii="Courier New" w:hAnsi="Courier New" w:hint="default"/>
+        <w:sz w:val="20"/>
+      </w:rPr>
+    </w:lvl>
+    <w:lvl w:ilvl="2" w:tentative="1">
+      <w:start w:val="1"/>
+      <w:numFmt w:val="bullet"/>
+      <w:lvlText w:val=""/>
+      <w:lvlJc w:val="left"/>
+      <w:pPr>
+        <w:tabs>
+          <w:tab w:val="num" w:pos="2160"/>
+        </w:tabs>
+        <w:ind w:left="2160" w:hanging="360"/>
+      </w:pPr>
+      <w:rPr>
+        <w:rFonts w:ascii="Wingdings" w:hAnsi="Wingdings" w:hint="default"/>
+        <w:sz w:val="20"/>
+      </w:rPr>
+    </w:lvl>
+    <w:lvl w:ilvl="3" w:tentative="1">
+      <w:start w:val="1"/>
+      <w:numFmt w:val="bullet"/>
+      <w:lvlText w:val=""/>
+      <w:lvlJc w:val="left"/>
+      <w:pPr>
+        <w:tabs>
+          <w:tab w:val="num" w:pos="2880"/>
+        </w:tabs>
+        <w:ind w:left="2880" w:hanging="360"/>
+      </w:pPr>
+      <w:rPr>
+        <w:rFonts w:ascii="Wingdings" w:hAnsi="Wingdings" w:hint="default"/>
+        <w:sz w:val="20"/>
+      </w:rPr>
+    </w:lvl>
+    <w:lvl w:ilvl="4" w:tentative="1">
+      <w:start w:val="1"/>
+      <w:numFmt w:val="bullet"/>
+      <w:lvlText w:val=""/>
+      <w:lvlJc w:val="left"/>
+      <w:pPr>
+        <w:tabs>
+          <w:tab w:val="num" w:pos="3600"/>
+        </w:tabs>
+        <w:ind w:left="3600" w:hanging="360"/>
+      </w:pPr>
+      <w:rPr>
+        <w:rFonts w:ascii="Wingdings" w:hAnsi="Wingdings" w:hint="default"/>
+        <w:sz w:val="20"/>
+      </w:rPr>
+    </w:lvl>
+    <w:lvl w:ilvl="5" w:tentative="1">
+      <w:start w:val="1"/>
+      <w:numFmt w:val="bullet"/>
+      <w:lvlText w:val=""/>
+      <w:lvlJc w:val="left"/>
+      <w:pPr>
+        <w:tabs>
+          <w:tab w:val="num" w:pos="4320"/>
+        </w:tabs>
+        <w:ind w:left="4320" w:hanging="360"/>
+      </w:pPr>
+      <w:rPr>
+        <w:rFonts w:ascii="Wingdings" w:hAnsi="Wingdings" w:hint="default"/>
+        <w:sz w:val="20"/>
+      </w:rPr>
+    </w:lvl>
+    <w:lvl w:ilvl="6" w:tentative="1">
+      <w:start w:val="1"/>
+      <w:numFmt w:val="bullet"/>
+      <w:lvlText w:val=""/>
+      <w:lvlJc w:val="left"/>
+      <w:pPr>
+        <w:tabs>
+          <w:tab w:val="num" w:pos="5040"/>
+        </w:tabs>
+        <w:ind w:left="5040" w:hanging="360"/>
+      </w:pPr>
+      <w:rPr>
+        <w:rFonts w:ascii="Wingdings" w:hAnsi="Wingdings" w:hint="default"/>
+        <w:sz w:val="20"/>
+      </w:rPr>
+    </w:lvl>
+    <w:lvl w:ilvl="7" w:tentative="1">
+      <w:start w:val="1"/>
+      <w:numFmt w:val="bullet"/>
+      <w:lvlText w:val=""/>
+      <w:lvlJc w:val="left"/>
+      <w:pPr>
+        <w:tabs>
+          <w:tab w:val="num" w:pos="5760"/>
+        </w:tabs>
+        <w:ind w:left="5760" w:hanging="360"/>
+      </w:pPr>
+      <w:rPr>
+        <w:rFonts w:ascii="Wingdings" w:hAnsi="Wingdings" w:hint="default"/>
+        <w:sz w:val="20"/>
+      </w:rPr>
+    </w:lvl>
+    <w:lvl w:ilvl="8" w:tentative="1">
+      <w:start w:val="1"/>
+      <w:numFmt w:val="bullet"/>
+      <w:lvlText w:val=""/>
+      <w:lvlJc w:val="left"/>
+      <w:pPr>
+        <w:tabs>
+          <w:tab w:val="num" w:pos="6480"/>
+        </w:tabs>
+        <w:ind w:left="6480" w:hanging="360"/>
+      </w:pPr>
+      <w:rPr>
+        <w:rFonts w:ascii="Wingdings" w:hAnsi="Wingdings" w:hint="default"/>
+        <w:sz w:val="20"/>
+      </w:rPr>
+    </w:lvl>
+  </w:abstractNum>
+  <w:abstractNum w:abstractNumId="14" w15:restartNumberingAfterBreak="0">
     <w:nsid w:val="73875D83"/>
     <w:multiLevelType w:val="hybridMultilevel"/>
     <w:tmpl w:val="3918BAE4"/>
@@ -5796,7 +7037,156 @@
       </w:rPr>
     </w:lvl>
   </w:abstractNum>
-  <w:abstractNum w:abstractNumId="10" w15:restartNumberingAfterBreak="0">
+  <w:abstractNum w:abstractNumId="15" w15:restartNumberingAfterBreak="0">
+    <w:nsid w:val="7C7F6DB4"/>
+    <w:multiLevelType w:val="multilevel"/>
+    <w:tmpl w:val="AF48FD8A"/>
+    <w:lvl w:ilvl="0">
+      <w:start w:val="1"/>
+      <w:numFmt w:val="bullet"/>
+      <w:lvlText w:val=""/>
+      <w:lvlJc w:val="left"/>
+      <w:pPr>
+        <w:tabs>
+          <w:tab w:val="num" w:pos="720"/>
+        </w:tabs>
+        <w:ind w:left="720" w:hanging="360"/>
+      </w:pPr>
+      <w:rPr>
+        <w:rFonts w:ascii="Symbol" w:hAnsi="Symbol" w:hint="default"/>
+        <w:sz w:val="20"/>
+      </w:rPr>
+    </w:lvl>
+    <w:lvl w:ilvl="1" w:tentative="1">
+      <w:start w:val="1"/>
+      <w:numFmt w:val="bullet"/>
+      <w:lvlText w:val="o"/>
+      <w:lvlJc w:val="left"/>
+      <w:pPr>
+        <w:tabs>
+          <w:tab w:val="num" w:pos="1440"/>
+        </w:tabs>
+        <w:ind w:left="1440" w:hanging="360"/>
+      </w:pPr>
+      <w:rPr>
+        <w:rFonts w:ascii="Courier New" w:hAnsi="Courier New" w:hint="default"/>
+        <w:sz w:val="20"/>
+      </w:rPr>
+    </w:lvl>
+    <w:lvl w:ilvl="2" w:tentative="1">
+      <w:start w:val="1"/>
+      <w:numFmt w:val="bullet"/>
+      <w:lvlText w:val=""/>
+      <w:lvlJc w:val="left"/>
+      <w:pPr>
+        <w:tabs>
+          <w:tab w:val="num" w:pos="2160"/>
+        </w:tabs>
+        <w:ind w:left="2160" w:hanging="360"/>
+      </w:pPr>
+      <w:rPr>
+        <w:rFonts w:ascii="Wingdings" w:hAnsi="Wingdings" w:hint="default"/>
+        <w:sz w:val="20"/>
+      </w:rPr>
+    </w:lvl>
+    <w:lvl w:ilvl="3" w:tentative="1">
+      <w:start w:val="1"/>
+      <w:numFmt w:val="bullet"/>
+      <w:lvlText w:val=""/>
+      <w:lvlJc w:val="left"/>
+      <w:pPr>
+        <w:tabs>
+          <w:tab w:val="num" w:pos="2880"/>
+        </w:tabs>
+        <w:ind w:left="2880" w:hanging="360"/>
+      </w:pPr>
+      <w:rPr>
+        <w:rFonts w:ascii="Wingdings" w:hAnsi="Wingdings" w:hint="default"/>
+        <w:sz w:val="20"/>
+      </w:rPr>
+    </w:lvl>
+    <w:lvl w:ilvl="4" w:tentative="1">
+      <w:start w:val="1"/>
+      <w:numFmt w:val="bullet"/>
+      <w:lvlText w:val=""/>
+      <w:lvlJc w:val="left"/>
+      <w:pPr>
+        <w:tabs>
+          <w:tab w:val="num" w:pos="3600"/>
+        </w:tabs>
+        <w:ind w:left="3600" w:hanging="360"/>
+      </w:pPr>
+      <w:rPr>
+        <w:rFonts w:ascii="Wingdings" w:hAnsi="Wingdings" w:hint="default"/>
+        <w:sz w:val="20"/>
+      </w:rPr>
+    </w:lvl>
+    <w:lvl w:ilvl="5" w:tentative="1">
+      <w:start w:val="1"/>
+      <w:numFmt w:val="bullet"/>
+      <w:lvlText w:val=""/>
+      <w:lvlJc w:val="left"/>
+      <w:pPr>
+        <w:tabs>
+          <w:tab w:val="num" w:pos="4320"/>
+        </w:tabs>
+        <w:ind w:left="4320" w:hanging="360"/>
+      </w:pPr>
+      <w:rPr>
+        <w:rFonts w:ascii="Wingdings" w:hAnsi="Wingdings" w:hint="default"/>
+        <w:sz w:val="20"/>
+      </w:rPr>
+    </w:lvl>
+    <w:lvl w:ilvl="6" w:tentative="1">
+      <w:start w:val="1"/>
+      <w:numFmt w:val="bullet"/>
+      <w:lvlText w:val=""/>
+      <w:lvlJc w:val="left"/>
+      <w:pPr>
+        <w:tabs>
+          <w:tab w:val="num" w:pos="5040"/>
+        </w:tabs>
+        <w:ind w:left="5040" w:hanging="360"/>
+      </w:pPr>
+      <w:rPr>
+        <w:rFonts w:ascii="Wingdings" w:hAnsi="Wingdings" w:hint="default"/>
+        <w:sz w:val="20"/>
+      </w:rPr>
+    </w:lvl>
+    <w:lvl w:ilvl="7" w:tentative="1">
+      <w:start w:val="1"/>
+      <w:numFmt w:val="bullet"/>
+      <w:lvlText w:val=""/>
+      <w:lvlJc w:val="left"/>
+      <w:pPr>
+        <w:tabs>
+          <w:tab w:val="num" w:pos="5760"/>
+        </w:tabs>
+        <w:ind w:left="5760" w:hanging="360"/>
+      </w:pPr>
+      <w:rPr>
+        <w:rFonts w:ascii="Wingdings" w:hAnsi="Wingdings" w:hint="default"/>
+        <w:sz w:val="20"/>
+      </w:rPr>
+    </w:lvl>
+    <w:lvl w:ilvl="8" w:tentative="1">
+      <w:start w:val="1"/>
+      <w:numFmt w:val="bullet"/>
+      <w:lvlText w:val=""/>
+      <w:lvlJc w:val="left"/>
+      <w:pPr>
+        <w:tabs>
+          <w:tab w:val="num" w:pos="6480"/>
+        </w:tabs>
+        <w:ind w:left="6480" w:hanging="360"/>
+      </w:pPr>
+      <w:rPr>
+        <w:rFonts w:ascii="Wingdings" w:hAnsi="Wingdings" w:hint="default"/>
+        <w:sz w:val="20"/>
+      </w:rPr>
+    </w:lvl>
+  </w:abstractNum>
+  <w:abstractNum w:abstractNumId="16" w15:restartNumberingAfterBreak="0">
     <w:nsid w:val="7F6464A4"/>
     <w:multiLevelType w:val="multilevel"/>
     <w:tmpl w:val="624EA500"/>
@@ -5949,34 +7339,52 @@
     <w:abstractNumId w:val="2"/>
   </w:num>
   <w:num w:numId="2" w16cid:durableId="201484793">
-    <w:abstractNumId w:val="4"/>
+    <w:abstractNumId w:val="6"/>
   </w:num>
   <w:num w:numId="3" w16cid:durableId="1716199260">
-    <w:abstractNumId w:val="6"/>
+    <w:abstractNumId w:val="8"/>
   </w:num>
   <w:num w:numId="4" w16cid:durableId="512694338">
-    <w:abstractNumId w:val="8"/>
+    <w:abstractNumId w:val="10"/>
   </w:num>
   <w:num w:numId="5" w16cid:durableId="1555383787">
-    <w:abstractNumId w:val="7"/>
+    <w:abstractNumId w:val="9"/>
   </w:num>
   <w:num w:numId="6" w16cid:durableId="1851869316">
     <w:abstractNumId w:val="1"/>
   </w:num>
   <w:num w:numId="7" w16cid:durableId="1800954613">
-    <w:abstractNumId w:val="5"/>
+    <w:abstractNumId w:val="7"/>
   </w:num>
   <w:num w:numId="8" w16cid:durableId="1829714504">
-    <w:abstractNumId w:val="3"/>
+    <w:abstractNumId w:val="4"/>
   </w:num>
   <w:num w:numId="9" w16cid:durableId="1155878019">
     <w:abstractNumId w:val="0"/>
   </w:num>
   <w:num w:numId="10" w16cid:durableId="1091311833">
-    <w:abstractNumId w:val="10"/>
+    <w:abstractNumId w:val="16"/>
   </w:num>
   <w:num w:numId="11" w16cid:durableId="299190240">
-    <w:abstractNumId w:val="9"/>
+    <w:abstractNumId w:val="14"/>
+  </w:num>
+  <w:num w:numId="12" w16cid:durableId="407458910">
+    <w:abstractNumId w:val="15"/>
+  </w:num>
+  <w:num w:numId="13" w16cid:durableId="22947762">
+    <w:abstractNumId w:val="12"/>
+  </w:num>
+  <w:num w:numId="14" w16cid:durableId="1470586589">
+    <w:abstractNumId w:val="5"/>
+  </w:num>
+  <w:num w:numId="15" w16cid:durableId="558396325">
+    <w:abstractNumId w:val="3"/>
+  </w:num>
+  <w:num w:numId="16" w16cid:durableId="565607934">
+    <w:abstractNumId w:val="13"/>
+  </w:num>
+  <w:num w:numId="17" w16cid:durableId="1842038556">
+    <w:abstractNumId w:val="11"/>
   </w:num>
 </w:numbering>
 </file>
@@ -6897,6 +8305,25 @@
       <w:spacing w:val="5"/>
     </w:rPr>
   </w:style>
+  <w:style w:type="table" w:styleId="TableGrid">
+    <w:name w:val="Table Grid"/>
+    <w:basedOn w:val="TableNormal"/>
+    <w:uiPriority w:val="39"/>
+    <w:rsid w:val="00472491"/>
+    <w:pPr>
+      <w:spacing w:after="0" w:line="240" w:lineRule="auto"/>
+    </w:pPr>
+    <w:tblPr>
+      <w:tblBorders>
+        <w:top w:val="single" w:sz="4" w:space="0" w:color="auto"/>
+        <w:left w:val="single" w:sz="4" w:space="0" w:color="auto"/>
+        <w:bottom w:val="single" w:sz="4" w:space="0" w:color="auto"/>
+        <w:right w:val="single" w:sz="4" w:space="0" w:color="auto"/>
+        <w:insideH w:val="single" w:sz="4" w:space="0" w:color="auto"/>
+        <w:insideV w:val="single" w:sz="4" w:space="0" w:color="auto"/>
+      </w:tblBorders>
+    </w:tblPr>
+  </w:style>
 </w:styles>
 </file>
 
